--- a/Semester_2/Vennilay/Informatics/PR_1/Reports/Практическая работа №4.docx
+++ b/Semester_2/Vennilay/Informatics/PR_1/Reports/Практическая работа №4.docx
@@ -9,16 +9,23 @@
         <w:ind/>
         <w:jc w:val="center"/>
         <w:rPr>
-          <w:rFonts w:ascii="Times New Roman" w:hAnsi="Times New Roman" w:eastAsia="Times New Roman" w:cs="Times New Roman"/>
+          <w:rFonts w:ascii="Times New Roman" w:hAnsi="Times New Roman" w:cs="Times New Roman"/>
           <w:color w:val="000000"/>
           <w:sz w:val="24"/>
-          <w:lang w:eastAsia="ru-RU"/>
           <w14:ligatures w14:val="none"/>
         </w:rPr>
       </w:pPr>
-      <w:r/>
+      <w:r>
+        <w:rPr>
+          <w:rFonts w:ascii="Times New Roman" w:hAnsi="Times New Roman" w:eastAsia="Times New Roman" w:cs="Times New Roman"/>
+        </w:rPr>
+      </w:r>
       <w:bookmarkStart w:id="0" w:name="_Hlk153766597"/>
-      <w:r/>
+      <w:r>
+        <w:rPr>
+          <w:rFonts w:ascii="Times New Roman" w:hAnsi="Times New Roman" w:eastAsia="Times New Roman" w:cs="Times New Roman"/>
+        </w:rPr>
+      </w:r>
       <w:bookmarkEnd w:id="0"/>
       <w:r>
         <w:rPr>
@@ -118,10 +125,9 @@
         <w:ind/>
         <w:jc w:val="center"/>
         <w:rPr>
-          <w:rFonts w:ascii="Times New Roman" w:hAnsi="Times New Roman" w:eastAsia="Times New Roman" w:cs="Times New Roman"/>
+          <w:rFonts w:ascii="Times New Roman" w:hAnsi="Times New Roman" w:cs="Times New Roman"/>
           <w:color w:val="000000"/>
           <w:sz w:val="28"/>
-          <w:lang w:eastAsia="ru-RU"/>
           <w14:ligatures w14:val="none"/>
         </w:rPr>
       </w:pPr>
@@ -161,13 +167,22 @@
         <w:ind/>
         <w:jc w:val="center"/>
         <w:rPr>
+          <w:rFonts w:ascii="Times New Roman" w:hAnsi="Times New Roman" w:cs="Times New Roman"/>
+          <w:color w:val="000000"/>
+          <w:sz w:val="24"/>
+          <w14:ligatures w14:val="none"/>
+        </w:rPr>
+      </w:pPr>
+      <w:r>
+        <w:rPr>
           <w:rFonts w:ascii="Times New Roman" w:hAnsi="Times New Roman" w:eastAsia="Times New Roman" w:cs="Times New Roman"/>
           <w:color w:val="000000"/>
           <w:sz w:val="24"/>
           <w:lang w:eastAsia="ru-RU"/>
           <w14:ligatures w14:val="none"/>
         </w:rPr>
-      </w:pPr>
+        <w:t xml:space="preserve">Федеральное государственное бюджетное образовательное учреждение </w:t>
+      </w:r>
       <w:r>
         <w:rPr>
           <w:rFonts w:ascii="Times New Roman" w:hAnsi="Times New Roman" w:eastAsia="Times New Roman" w:cs="Times New Roman"/>
@@ -176,7 +191,6 @@
           <w:lang w:eastAsia="ru-RU"/>
           <w14:ligatures w14:val="none"/>
         </w:rPr>
-        <w:t xml:space="preserve">Федеральное государственное бюджетное образовательное учреждение </w:t>
       </w:r>
       <w:r>
         <w:rPr>
@@ -187,6 +201,20 @@
           <w14:ligatures w14:val="none"/>
         </w:rPr>
       </w:r>
+    </w:p>
+    <w:p>
+      <w:pPr>
+        <w:pBdr/>
+        <w:spacing w:after="0" w:line="360" w:lineRule="auto"/>
+        <w:ind/>
+        <w:jc w:val="center"/>
+        <w:rPr>
+          <w:rFonts w:ascii="Times New Roman" w:hAnsi="Times New Roman" w:cs="Times New Roman"/>
+          <w:color w:val="000000"/>
+          <w:sz w:val="24"/>
+          <w14:ligatures w14:val="none"/>
+        </w:rPr>
+      </w:pPr>
       <w:r>
         <w:rPr>
           <w:rFonts w:ascii="Times New Roman" w:hAnsi="Times New Roman" w:eastAsia="Times New Roman" w:cs="Times New Roman"/>
@@ -195,14 +223,9 @@
           <w:lang w:eastAsia="ru-RU"/>
           <w14:ligatures w14:val="none"/>
         </w:rPr>
-      </w:r>
-    </w:p>
-    <w:p>
-      <w:pPr>
-        <w:pBdr/>
-        <w:spacing w:after="0" w:line="360" w:lineRule="auto"/>
-        <w:ind/>
-        <w:jc w:val="center"/>
+        <w:t xml:space="preserve">высшего образования</w:t>
+      </w:r>
+      <w:r>
         <w:rPr>
           <w:rFonts w:ascii="Times New Roman" w:hAnsi="Times New Roman" w:eastAsia="Times New Roman" w:cs="Times New Roman"/>
           <w:color w:val="000000"/>
@@ -210,7 +233,7 @@
           <w:lang w:eastAsia="ru-RU"/>
           <w14:ligatures w14:val="none"/>
         </w:rPr>
-      </w:pPr>
+      </w:r>
       <w:r>
         <w:rPr>
           <w:rFonts w:ascii="Times New Roman" w:hAnsi="Times New Roman" w:eastAsia="Times New Roman" w:cs="Times New Roman"/>
@@ -219,25 +242,6 @@
           <w:lang w:eastAsia="ru-RU"/>
           <w14:ligatures w14:val="none"/>
         </w:rPr>
-        <w:t xml:space="preserve">высшего образования</w:t>
-      </w:r>
-      <w:r>
-        <w:rPr>
-          <w:rFonts w:ascii="Times New Roman" w:hAnsi="Times New Roman" w:eastAsia="Times New Roman" w:cs="Times New Roman"/>
-          <w:color w:val="000000"/>
-          <w:sz w:val="24"/>
-          <w:lang w:eastAsia="ru-RU"/>
-          <w14:ligatures w14:val="none"/>
-        </w:rPr>
-      </w:r>
-      <w:r>
-        <w:rPr>
-          <w:rFonts w:ascii="Times New Roman" w:hAnsi="Times New Roman" w:eastAsia="Times New Roman" w:cs="Times New Roman"/>
-          <w:color w:val="000000"/>
-          <w:sz w:val="24"/>
-          <w:lang w:eastAsia="ru-RU"/>
-          <w14:ligatures w14:val="none"/>
-        </w:rPr>
       </w:r>
     </w:p>
     <w:p>
@@ -246,6 +250,15 @@
         <w:spacing w:after="120" w:line="240" w:lineRule="auto"/>
         <w:ind/>
         <w:jc w:val="center"/>
+        <w:rPr>
+          <w:rFonts w:ascii="Times New Roman" w:hAnsi="Times New Roman" w:cs="Times New Roman"/>
+          <w:b/>
+          <w:sz w:val="24"/>
+          <w:szCs w:val="24"/>
+          <w14:ligatures w14:val="none"/>
+        </w:rPr>
+      </w:pPr>
+      <w:r>
         <w:rPr>
           <w:rFonts w:ascii="Times New Roman" w:hAnsi="Times New Roman" w:eastAsia="Times New Roman" w:cs="Times New Roman"/>
           <w:b/>
@@ -254,7 +267,8 @@
           <w:lang w:eastAsia="ru-RU"/>
           <w14:ligatures w14:val="none"/>
         </w:rPr>
-      </w:pPr>
+        <w:t xml:space="preserve">"МИРЭА - Российский технологический университет"</w:t>
+      </w:r>
       <w:r>
         <w:rPr>
           <w:rFonts w:ascii="Times New Roman" w:hAnsi="Times New Roman" w:eastAsia="Times New Roman" w:cs="Times New Roman"/>
@@ -264,7 +278,6 @@
           <w:lang w:eastAsia="ru-RU"/>
           <w14:ligatures w14:val="none"/>
         </w:rPr>
-        <w:t xml:space="preserve">"МИРЭА - Российский технологический университет"</w:t>
       </w:r>
       <w:r>
         <w:rPr>
@@ -276,35 +289,32 @@
           <w14:ligatures w14:val="none"/>
         </w:rPr>
       </w:r>
-      <w:r>
-        <w:rPr>
-          <w:rFonts w:ascii="Times New Roman" w:hAnsi="Times New Roman" w:eastAsia="Times New Roman" w:cs="Times New Roman"/>
+    </w:p>
+    <w:p>
+      <w:pPr>
+        <w:pBdr/>
+        <w:spacing w:after="120" w:line="240" w:lineRule="auto"/>
+        <w:ind/>
+        <w:jc w:val="center"/>
+        <w:rPr>
+          <w:rFonts w:ascii="Times New Roman" w:hAnsi="Times New Roman" w:cs="Times New Roman"/>
           <w:b/>
           <w:sz w:val="24"/>
           <w:szCs w:val="24"/>
-          <w:lang w:eastAsia="ru-RU"/>
           <w14:ligatures w14:val="none"/>
         </w:rPr>
-      </w:r>
-    </w:p>
-    <w:p>
-      <w:pPr>
-        <w:pBdr/>
-        <w:spacing w:after="120" w:line="240" w:lineRule="auto"/>
-        <w:ind/>
-        <w:jc w:val="center"/>
-        <w:rPr>
-          <w:rFonts w:ascii="Times New Roman" w:hAnsi="Times New Roman" w:eastAsia="Times New Roman" w:cs="Times New Roman"/>
-          <w:b/>
-          <w:sz w:val="24"/>
-          <w:szCs w:val="24"/>
-          <w:lang w:eastAsia="ru-RU"/>
-          <w14:ligatures w14:val="none"/>
-        </w:rPr>
-      </w:pPr>
-      <w:r/>
+      </w:pPr>
+      <w:r>
+        <w:rPr>
+          <w:rFonts w:ascii="Times New Roman" w:hAnsi="Times New Roman" w:eastAsia="Times New Roman" w:cs="Times New Roman"/>
+        </w:rPr>
+      </w:r>
       <w:bookmarkStart w:id="1" w:name="_Toc153756199"/>
-      <w:r/>
+      <w:r>
+        <w:rPr>
+          <w:rFonts w:ascii="Times New Roman" w:hAnsi="Times New Roman" w:eastAsia="Times New Roman" w:cs="Times New Roman"/>
+        </w:rPr>
+      </w:r>
       <w:bookmarkStart w:id="2" w:name="_Toc153762285"/>
       <w:r>
         <w:rPr>
@@ -319,7 +329,7 @@
       </w:r>
       <w:r>
         <w:rPr>
-          <w:rFonts w:ascii="Calibri" w:hAnsi="Calibri" w:eastAsia="Calibri" w:cs="Calibri"/>
+          <w:rFonts w:ascii="Times New Roman" w:hAnsi="Times New Roman" w:eastAsia="Times New Roman" w:cs="Times New Roman"/>
           <w:b/>
           <w:szCs w:val="24"/>
           <w:lang w:eastAsia="ru-RU"/>
@@ -468,7 +478,11 @@
         </mc:AlternateContent>
       </w:r>
       <w:bookmarkEnd w:id="1"/>
-      <w:r/>
+      <w:r>
+        <w:rPr>
+          <w:rFonts w:ascii="Times New Roman" w:hAnsi="Times New Roman" w:eastAsia="Times New Roman" w:cs="Times New Roman"/>
+        </w:rPr>
+      </w:r>
       <w:bookmarkEnd w:id="2"/>
       <w:r>
         <w:rPr>
@@ -498,13 +512,21 @@
         <w:ind w:right="1100"/>
         <w:jc w:val="both"/>
         <w:rPr>
+          <w:rFonts w:ascii="Times New Roman" w:hAnsi="Times New Roman" w:cs="Times New Roman"/>
+          <w:color w:val="000000"/>
+          <w:sz w:val="28"/>
+          <w14:ligatures w14:val="none"/>
+        </w:rPr>
+      </w:pPr>
+      <w:r>
+        <w:rPr>
           <w:rFonts w:ascii="Times New Roman" w:hAnsi="Times New Roman" w:eastAsia="Times New Roman" w:cs="Times New Roman"/>
           <w:color w:val="000000"/>
           <w:sz w:val="28"/>
           <w:lang w:eastAsia="ru-RU"/>
           <w14:ligatures w14:val="none"/>
         </w:rPr>
-      </w:pPr>
+      </w:r>
       <w:r>
         <w:rPr>
           <w:rFonts w:ascii="Times New Roman" w:hAnsi="Times New Roman" w:eastAsia="Times New Roman" w:cs="Times New Roman"/>
@@ -523,15 +545,6 @@
           <w14:ligatures w14:val="none"/>
         </w:rPr>
       </w:r>
-      <w:r>
-        <w:rPr>
-          <w:rFonts w:ascii="Times New Roman" w:hAnsi="Times New Roman" w:eastAsia="Times New Roman" w:cs="Times New Roman"/>
-          <w:color w:val="000000"/>
-          <w:sz w:val="28"/>
-          <w:lang w:eastAsia="ru-RU"/>
-          <w14:ligatures w14:val="none"/>
-        </w:rPr>
-      </w:r>
     </w:p>
     <w:p>
       <w:pPr>
@@ -540,10 +553,9 @@
         <w:ind/>
         <w:jc w:val="center"/>
         <w:rPr>
-          <w:rFonts w:ascii="Times New Roman" w:hAnsi="Times New Roman" w:eastAsia="Times New Roman" w:cs="Times New Roman"/>
+          <w:rFonts w:ascii="Times New Roman" w:hAnsi="Times New Roman" w:cs="Times New Roman"/>
           <w:color w:val="000000"/>
           <w:sz w:val="28"/>
-          <w:lang w:eastAsia="ru-RU"/>
           <w14:ligatures w14:val="none"/>
         </w:rPr>
       </w:pPr>
@@ -583,10 +595,9 @@
         <w:ind/>
         <w:jc w:val="center"/>
         <w:rPr>
-          <w:rFonts w:ascii="Times New Roman" w:hAnsi="Times New Roman" w:eastAsia="Times New Roman" w:cs="Times New Roman"/>
+          <w:rFonts w:ascii="Times New Roman" w:hAnsi="Times New Roman" w:cs="Times New Roman"/>
           <w:color w:val="000000"/>
           <w:sz w:val="28"/>
-          <w:lang w:eastAsia="ru-RU"/>
           <w14:ligatures w14:val="none"/>
         </w:rPr>
       </w:pPr>
@@ -625,6 +636,15 @@
         <w:spacing w:after="120" w:line="240" w:lineRule="auto"/>
         <w:ind/>
         <w:jc w:val="center"/>
+        <w:rPr>
+          <w:rFonts w:ascii="Times New Roman" w:hAnsi="Times New Roman" w:cs="Times New Roman"/>
+          <w:b/>
+          <w:sz w:val="24"/>
+          <w:szCs w:val="24"/>
+          <w14:ligatures w14:val="none"/>
+        </w:rPr>
+      </w:pPr>
+      <w:r>
         <w:rPr>
           <w:rFonts w:ascii="Times New Roman" w:hAnsi="Times New Roman" w:eastAsia="Times New Roman" w:cs="Times New Roman"/>
           <w:b/>
@@ -633,7 +653,7 @@
           <w:lang w:eastAsia="ru-RU"/>
           <w14:ligatures w14:val="none"/>
         </w:rPr>
-      </w:pPr>
+      </w:r>
       <w:r>
         <w:rPr>
           <w:rFonts w:ascii="Times New Roman" w:hAnsi="Times New Roman" w:eastAsia="Times New Roman" w:cs="Times New Roman"/>
@@ -654,6 +674,21 @@
           <w14:ligatures w14:val="none"/>
         </w:rPr>
       </w:r>
+    </w:p>
+    <w:p>
+      <w:pPr>
+        <w:pBdr/>
+        <w:spacing w:after="120" w:line="240" w:lineRule="auto"/>
+        <w:ind/>
+        <w:jc w:val="center"/>
+        <w:rPr>
+          <w:rFonts w:ascii="Times New Roman" w:hAnsi="Times New Roman" w:cs="Times New Roman"/>
+          <w:b/>
+          <w:sz w:val="24"/>
+          <w:szCs w:val="24"/>
+          <w14:ligatures w14:val="none"/>
+        </w:rPr>
+      </w:pPr>
       <w:r>
         <w:rPr>
           <w:rFonts w:ascii="Times New Roman" w:hAnsi="Times New Roman" w:eastAsia="Times New Roman" w:cs="Times New Roman"/>
@@ -664,13 +699,7 @@
           <w14:ligatures w14:val="none"/>
         </w:rPr>
       </w:r>
-    </w:p>
-    <w:p>
-      <w:pPr>
-        <w:pBdr/>
-        <w:spacing w:after="120" w:line="240" w:lineRule="auto"/>
-        <w:ind/>
-        <w:jc w:val="center"/>
+      <w:r>
         <w:rPr>
           <w:rFonts w:ascii="Times New Roman" w:hAnsi="Times New Roman" w:eastAsia="Times New Roman" w:cs="Times New Roman"/>
           <w:b/>
@@ -679,7 +708,7 @@
           <w:lang w:eastAsia="ru-RU"/>
           <w14:ligatures w14:val="none"/>
         </w:rPr>
-      </w:pPr>
+      </w:r>
       <w:r>
         <w:rPr>
           <w:rFonts w:ascii="Times New Roman" w:hAnsi="Times New Roman" w:eastAsia="Times New Roman" w:cs="Times New Roman"/>
@@ -690,26 +719,6 @@
           <w14:ligatures w14:val="none"/>
         </w:rPr>
       </w:r>
-      <w:r>
-        <w:rPr>
-          <w:rFonts w:ascii="Times New Roman" w:hAnsi="Times New Roman" w:eastAsia="Times New Roman" w:cs="Times New Roman"/>
-          <w:b/>
-          <w:sz w:val="24"/>
-          <w:szCs w:val="24"/>
-          <w:lang w:eastAsia="ru-RU"/>
-          <w14:ligatures w14:val="none"/>
-        </w:rPr>
-      </w:r>
-      <w:r>
-        <w:rPr>
-          <w:rFonts w:ascii="Times New Roman" w:hAnsi="Times New Roman" w:eastAsia="Times New Roman" w:cs="Times New Roman"/>
-          <w:b/>
-          <w:sz w:val="24"/>
-          <w:szCs w:val="24"/>
-          <w:lang w:eastAsia="ru-RU"/>
-          <w14:ligatures w14:val="none"/>
-        </w:rPr>
-      </w:r>
     </w:p>
     <w:p>
       <w:pPr>
@@ -718,37 +727,44 @@
         <w:ind/>
         <w:jc w:val="center"/>
         <w:rPr>
-          <w:rFonts w:ascii="Times New Roman" w:hAnsi="Times New Roman" w:eastAsia="Times New Roman" w:cs="Times New Roman"/>
+          <w:rFonts w:ascii="Times New Roman" w:hAnsi="Times New Roman" w:cs="Times New Roman"/>
           <w:b/>
+          <w:sz w:val="28"/>
+          <w:szCs w:val="28"/>
+          <w14:ligatures w14:val="none"/>
+        </w:rPr>
+      </w:pPr>
+      <w:r>
+        <w:rPr>
+          <w:rFonts w:ascii="Times New Roman" w:hAnsi="Times New Roman" w:eastAsia="Times New Roman" w:cs="Times New Roman"/>
+        </w:rPr>
+      </w:r>
+      <w:bookmarkStart w:id="3" w:name="_Toc153756200"/>
+      <w:r>
+        <w:rPr>
+          <w:rFonts w:ascii="Times New Roman" w:hAnsi="Times New Roman" w:eastAsia="Times New Roman" w:cs="Times New Roman"/>
+        </w:rPr>
+      </w:r>
+      <w:bookmarkStart w:id="4" w:name="_Toc153762286"/>
+      <w:r>
+        <w:rPr>
+          <w:rFonts w:ascii="Times New Roman" w:hAnsi="Times New Roman" w:eastAsia="Times New Roman" w:cs="Times New Roman"/>
+          <w:b/>
+          <w:sz w:val="28"/>
+          <w:szCs w:val="28"/>
+          <w14:ligatures w14:val="none"/>
+        </w:rPr>
+        <w:t xml:space="preserve">ОТЧЕТ</w:t>
+      </w:r>
+      <w:r>
+        <w:rPr>
+          <w:rFonts w:ascii="Times New Roman" w:hAnsi="Times New Roman" w:eastAsia="Times New Roman" w:cs="Times New Roman"/>
+          <w:color w:val="000000"/>
           <w:sz w:val="28"/>
           <w:szCs w:val="28"/>
           <w:lang w:eastAsia="ru-RU"/>
           <w14:ligatures w14:val="none"/>
         </w:rPr>
-      </w:pPr>
-      <w:r/>
-      <w:bookmarkStart w:id="3" w:name="_Toc153756200"/>
-      <w:r/>
-      <w:bookmarkStart w:id="4" w:name="_Toc153762286"/>
-      <w:r>
-        <w:rPr>
-          <w:rFonts w:ascii="Times New Roman" w:hAnsi="Times New Roman" w:eastAsia="Times New Roman" w:cs="Times New Roman"/>
-          <w:b/>
-          <w:sz w:val="28"/>
-          <w:szCs w:val="28"/>
-          <w14:ligatures w14:val="none"/>
-        </w:rPr>
-        <w:t xml:space="preserve">ОТЧЕТ</w:t>
-      </w:r>
-      <w:r>
-        <w:rPr>
-          <w:rFonts w:ascii="Times New Roman" w:hAnsi="Times New Roman" w:eastAsia="Times New Roman" w:cs="Times New Roman"/>
-          <w:color w:val="000000"/>
-          <w:sz w:val="28"/>
-          <w:szCs w:val="28"/>
-          <w:lang w:eastAsia="ru-RU"/>
-          <w14:ligatures w14:val="none"/>
-        </w:rPr>
         <w:br/>
       </w:r>
       <w:r>
@@ -763,7 +779,11 @@
         <w:t xml:space="preserve">ПО </w:t>
       </w:r>
       <w:bookmarkEnd w:id="3"/>
-      <w:r/>
+      <w:r>
+        <w:rPr>
+          <w:rFonts w:ascii="Times New Roman" w:hAnsi="Times New Roman" w:eastAsia="Times New Roman" w:cs="Times New Roman"/>
+        </w:rPr>
+      </w:r>
       <w:bookmarkEnd w:id="4"/>
       <w:r>
         <w:rPr>
@@ -827,7 +847,7 @@
         <w:ind/>
         <w:jc w:val="center"/>
         <w:rPr>
-          <w:rFonts w:ascii="Times New Roman" w:hAnsi="Times New Roman" w:eastAsia="Times New Roman" w:cs="Times New Roman"/>
+          <w:rFonts w:ascii="Times New Roman" w:hAnsi="Times New Roman" w:cs="Times New Roman"/>
           <w:b/>
           <w:color w:val="000000"/>
           <w:sz w:val="28"/>
@@ -848,6 +868,9 @@
         <w:t xml:space="preserve">«</w:t>
       </w:r>
       <w:r>
+        <w:rPr>
+          <w:rFonts w:ascii="Times New Roman" w:hAnsi="Times New Roman" w:eastAsia="Times New Roman" w:cs="Times New Roman"/>
+        </w:rPr>
         <w:t xml:space="preserve">Аксиомы алгебры логики, логические операции, теоремы</w:t>
       </w:r>
       <w:r>
@@ -890,14 +913,24 @@
         <w:ind/>
         <w:jc w:val="center"/>
         <w:rPr>
-          <w:rFonts w:ascii="Times New Roman" w:hAnsi="Times New Roman" w:eastAsia="Times New Roman" w:cs="Times New Roman"/>
+          <w:rFonts w:ascii="Times New Roman" w:hAnsi="Times New Roman" w:cs="Times New Roman"/>
           <w:b/>
           <w:color w:val="000000"/>
           <w:sz w:val="28"/>
+          <w14:ligatures w14:val="none"/>
+        </w:rPr>
+      </w:pPr>
+      <w:r>
+        <w:rPr>
+          <w:rFonts w:ascii="Times New Roman" w:hAnsi="Times New Roman" w:eastAsia="Times New Roman" w:cs="Times New Roman"/>
+          <w:b/>
+          <w:color w:val="000000"/>
+          <w:sz w:val="28"/>
           <w:lang w:eastAsia="ru-RU"/>
           <w14:ligatures w14:val="none"/>
         </w:rPr>
-      </w:pPr>
+        <w:t xml:space="preserve">по дисциплине</w:t>
+      </w:r>
       <w:r>
         <w:rPr>
           <w:rFonts w:ascii="Times New Roman" w:hAnsi="Times New Roman" w:eastAsia="Times New Roman" w:cs="Times New Roman"/>
@@ -907,7 +940,6 @@
           <w:lang w:eastAsia="ru-RU"/>
           <w14:ligatures w14:val="none"/>
         </w:rPr>
-        <w:t xml:space="preserve">по дисциплине</w:t>
       </w:r>
       <w:r>
         <w:rPr>
@@ -919,16 +951,6 @@
           <w14:ligatures w14:val="none"/>
         </w:rPr>
       </w:r>
-      <w:r>
-        <w:rPr>
-          <w:rFonts w:ascii="Times New Roman" w:hAnsi="Times New Roman" w:eastAsia="Times New Roman" w:cs="Times New Roman"/>
-          <w:b/>
-          <w:color w:val="000000"/>
-          <w:sz w:val="28"/>
-          <w:lang w:eastAsia="ru-RU"/>
-          <w14:ligatures w14:val="none"/>
-        </w:rPr>
-      </w:r>
     </w:p>
     <w:p>
       <w:pPr>
@@ -937,10 +959,9 @@
         <w:ind/>
         <w:jc w:val="center"/>
         <w:rPr>
-          <w:rFonts w:ascii="Times New Roman" w:hAnsi="Times New Roman" w:eastAsia="Times New Roman" w:cs="Times New Roman"/>
+          <w:rFonts w:ascii="Times New Roman" w:hAnsi="Times New Roman" w:cs="Times New Roman"/>
           <w:color w:val="000000"/>
           <w:sz w:val="28"/>
-          <w:lang w:eastAsia="ru-RU"/>
           <w14:ligatures w14:val="none"/>
         </w:rPr>
       </w:pPr>
@@ -1002,10 +1023,9 @@
         <w:ind w:right="515"/>
         <w:jc w:val="center"/>
         <w:rPr>
-          <w:rFonts w:ascii="Times New Roman" w:hAnsi="Times New Roman" w:eastAsia="Times New Roman" w:cs="Times New Roman"/>
+          <w:rFonts w:ascii="Times New Roman" w:hAnsi="Times New Roman" w:cs="Times New Roman"/>
           <w:color w:val="000000"/>
           <w:sz w:val="28"/>
-          <w:lang w:eastAsia="ru-RU"/>
           <w14:ligatures w14:val="none"/>
         </w:rPr>
       </w:pPr>
@@ -1046,10 +1066,9 @@
         <w:ind w:right="515"/>
         <w:jc w:val="center"/>
         <w:rPr>
-          <w:rFonts w:ascii="Times New Roman" w:hAnsi="Times New Roman" w:eastAsia="Times New Roman" w:cs="Times New Roman"/>
+          <w:rFonts w:ascii="Times New Roman" w:hAnsi="Times New Roman" w:cs="Times New Roman"/>
           <w:color w:val="000000"/>
           <w:sz w:val="28"/>
-          <w:lang w:eastAsia="ru-RU"/>
           <w14:ligatures w14:val="none"/>
         </w:rPr>
       </w:pPr>
@@ -1090,13 +1109,21 @@
         <w:ind w:right="515"/>
         <w:jc w:val="both"/>
         <w:rPr>
+          <w:rFonts w:ascii="Times New Roman" w:hAnsi="Times New Roman" w:cs="Times New Roman"/>
+          <w:color w:val="000000"/>
+          <w:sz w:val="28"/>
+          <w14:ligatures w14:val="none"/>
+        </w:rPr>
+      </w:pPr>
+      <w:r>
+        <w:rPr>
           <w:rFonts w:ascii="Times New Roman" w:hAnsi="Times New Roman" w:eastAsia="Times New Roman" w:cs="Times New Roman"/>
           <w:color w:val="000000"/>
           <w:sz w:val="28"/>
           <w:lang w:eastAsia="ru-RU"/>
           <w14:ligatures w14:val="none"/>
         </w:rPr>
-      </w:pPr>
+      </w:r>
       <w:r>
         <w:rPr>
           <w:rFonts w:ascii="Times New Roman" w:hAnsi="Times New Roman" w:eastAsia="Times New Roman" w:cs="Times New Roman"/>
@@ -1115,21 +1142,20 @@
           <w14:ligatures w14:val="none"/>
         </w:rPr>
       </w:r>
-      <w:r>
-        <w:rPr>
-          <w:rFonts w:ascii="Times New Roman" w:hAnsi="Times New Roman" w:eastAsia="Times New Roman" w:cs="Times New Roman"/>
-          <w:color w:val="000000"/>
-          <w:sz w:val="28"/>
-          <w:lang w:eastAsia="ru-RU"/>
-          <w14:ligatures w14:val="none"/>
-        </w:rPr>
-      </w:r>
     </w:p>
     <w:p>
       <w:pPr>
         <w:pBdr/>
         <w:spacing w:after="0"/>
         <w:ind w:left="3135"/>
+        <w:rPr>
+          <w:rFonts w:ascii="Times New Roman" w:hAnsi="Times New Roman" w:cs="Times New Roman"/>
+          <w:color w:val="000000"/>
+          <w:sz w:val="24"/>
+          <w14:ligatures w14:val="none"/>
+        </w:rPr>
+      </w:pPr>
+      <w:r>
         <w:rPr>
           <w:rFonts w:ascii="Times New Roman" w:hAnsi="Times New Roman" w:eastAsia="Times New Roman" w:cs="Times New Roman"/>
           <w:color w:val="000000"/>
@@ -1137,7 +1163,7 @@
           <w:lang w:eastAsia="ru-RU"/>
           <w14:ligatures w14:val="none"/>
         </w:rPr>
-      </w:pPr>
+      </w:r>
       <w:r>
         <w:rPr>
           <w:rFonts w:ascii="Times New Roman" w:hAnsi="Times New Roman" w:eastAsia="Times New Roman" w:cs="Times New Roman"/>
@@ -1156,6 +1182,19 @@
           <w14:ligatures w14:val="none"/>
         </w:rPr>
       </w:r>
+    </w:p>
+    <w:p>
+      <w:pPr>
+        <w:pBdr/>
+        <w:spacing w:after="0"/>
+        <w:ind w:left="3135"/>
+        <w:rPr>
+          <w:rFonts w:ascii="Times New Roman" w:hAnsi="Times New Roman" w:cs="Times New Roman"/>
+          <w:color w:val="000000"/>
+          <w:sz w:val="24"/>
+          <w14:ligatures w14:val="none"/>
+        </w:rPr>
+      </w:pPr>
       <w:r>
         <w:rPr>
           <w:rFonts w:ascii="Times New Roman" w:hAnsi="Times New Roman" w:eastAsia="Times New Roman" w:cs="Times New Roman"/>
@@ -1165,12 +1204,7 @@
           <w14:ligatures w14:val="none"/>
         </w:rPr>
       </w:r>
-    </w:p>
-    <w:p>
-      <w:pPr>
-        <w:pBdr/>
-        <w:spacing w:after="0"/>
-        <w:ind w:left="3135"/>
+      <w:r>
         <w:rPr>
           <w:rFonts w:ascii="Times New Roman" w:hAnsi="Times New Roman" w:eastAsia="Times New Roman" w:cs="Times New Roman"/>
           <w:color w:val="000000"/>
@@ -1178,7 +1212,7 @@
           <w:lang w:eastAsia="ru-RU"/>
           <w14:ligatures w14:val="none"/>
         </w:rPr>
-      </w:pPr>
+      </w:r>
       <w:r>
         <w:rPr>
           <w:rFonts w:ascii="Times New Roman" w:hAnsi="Times New Roman" w:eastAsia="Times New Roman" w:cs="Times New Roman"/>
@@ -1188,6 +1222,19 @@
           <w14:ligatures w14:val="none"/>
         </w:rPr>
       </w:r>
+    </w:p>
+    <w:p>
+      <w:pPr>
+        <w:pBdr/>
+        <w:spacing w:after="0"/>
+        <w:ind w:left="3135"/>
+        <w:rPr>
+          <w:rFonts w:ascii="Times New Roman" w:hAnsi="Times New Roman" w:cs="Times New Roman"/>
+          <w:color w:val="000000"/>
+          <w:sz w:val="24"/>
+          <w14:ligatures w14:val="none"/>
+        </w:rPr>
+      </w:pPr>
       <w:r>
         <w:rPr>
           <w:rFonts w:ascii="Times New Roman" w:hAnsi="Times New Roman" w:eastAsia="Times New Roman" w:cs="Times New Roman"/>
@@ -1206,12 +1253,7 @@
           <w14:ligatures w14:val="none"/>
         </w:rPr>
       </w:r>
-    </w:p>
-    <w:p>
-      <w:pPr>
-        <w:pBdr/>
-        <w:spacing w:after="0"/>
-        <w:ind w:left="3135"/>
+      <w:r>
         <w:rPr>
           <w:rFonts w:ascii="Times New Roman" w:hAnsi="Times New Roman" w:eastAsia="Times New Roman" w:cs="Times New Roman"/>
           <w:color w:val="000000"/>
@@ -1219,33 +1261,6 @@
           <w:lang w:eastAsia="ru-RU"/>
           <w14:ligatures w14:val="none"/>
         </w:rPr>
-      </w:pPr>
-      <w:r>
-        <w:rPr>
-          <w:rFonts w:ascii="Times New Roman" w:hAnsi="Times New Roman" w:eastAsia="Times New Roman" w:cs="Times New Roman"/>
-          <w:color w:val="000000"/>
-          <w:sz w:val="24"/>
-          <w:lang w:eastAsia="ru-RU"/>
-          <w14:ligatures w14:val="none"/>
-        </w:rPr>
-      </w:r>
-      <w:r>
-        <w:rPr>
-          <w:rFonts w:ascii="Times New Roman" w:hAnsi="Times New Roman" w:eastAsia="Times New Roman" w:cs="Times New Roman"/>
-          <w:color w:val="000000"/>
-          <w:sz w:val="24"/>
-          <w:lang w:eastAsia="ru-RU"/>
-          <w14:ligatures w14:val="none"/>
-        </w:rPr>
-      </w:r>
-      <w:r>
-        <w:rPr>
-          <w:rFonts w:ascii="Times New Roman" w:hAnsi="Times New Roman" w:eastAsia="Times New Roman" w:cs="Times New Roman"/>
-          <w:color w:val="000000"/>
-          <w:sz w:val="24"/>
-          <w:lang w:eastAsia="ru-RU"/>
-          <w14:ligatures w14:val="none"/>
-        </w:rPr>
       </w:r>
     </w:p>
     <w:p>
@@ -1254,10 +1269,9 @@
         <w:spacing w:after="0"/>
         <w:ind w:left="3135"/>
         <w:rPr>
-          <w:rFonts w:ascii="Times New Roman" w:hAnsi="Times New Roman" w:eastAsia="Times New Roman" w:cs="Times New Roman"/>
+          <w:rFonts w:ascii="Times New Roman" w:hAnsi="Times New Roman" w:cs="Times New Roman"/>
           <w:color w:val="000000"/>
           <w:sz w:val="28"/>
-          <w:lang w:eastAsia="ru-RU"/>
           <w14:ligatures w14:val="none"/>
         </w:rPr>
       </w:pPr>
@@ -1350,7 +1364,7 @@
               <w:spacing w:after="15"/>
               <w:ind/>
               <w:rPr>
-                <w:rFonts w:ascii="Times New Roman" w:hAnsi="Times New Roman" w:eastAsia="Times New Roman" w:cs="Times New Roman"/>
+                <w:rFonts w:ascii="Times New Roman" w:hAnsi="Times New Roman" w:cs="Times New Roman"/>
                 <w:color w:val="000000"/>
                 <w:sz w:val="24"/>
               </w:rPr>
@@ -1404,7 +1418,7 @@
               <w:spacing w:after="15"/>
               <w:ind/>
               <w:rPr>
-                <w:rFonts w:ascii="Times New Roman" w:hAnsi="Times New Roman" w:eastAsia="Times New Roman" w:cs="Times New Roman"/>
+                <w:rFonts w:ascii="Times New Roman" w:hAnsi="Times New Roman" w:cs="Times New Roman"/>
                 <w:color w:val="000000"/>
                 <w:sz w:val="24"/>
               </w:rPr>
@@ -1447,7 +1461,7 @@
               <w:ind/>
               <w:jc w:val="right"/>
               <w:rPr>
-                <w:rFonts w:ascii="Times New Roman" w:hAnsi="Times New Roman" w:eastAsia="Times New Roman" w:cs="Times New Roman"/>
+                <w:rFonts w:ascii="Times New Roman" w:hAnsi="Times New Roman" w:cs="Times New Roman"/>
                 <w:color w:val="000000"/>
                 <w:sz w:val="24"/>
               </w:rPr>
@@ -1527,7 +1541,7 @@
               <w:spacing w:after="15"/>
               <w:ind/>
               <w:rPr>
-                <w:rFonts w:ascii="Times New Roman" w:hAnsi="Times New Roman" w:eastAsia="Times New Roman" w:cs="Times New Roman"/>
+                <w:rFonts w:ascii="Times New Roman" w:hAnsi="Times New Roman" w:cs="Times New Roman"/>
                 <w:color w:val="000000"/>
                 <w:sz w:val="24"/>
               </w:rPr>
@@ -1568,7 +1582,7 @@
               <w:spacing w:after="15"/>
               <w:ind/>
               <w:rPr>
-                <w:rFonts w:ascii="Times New Roman" w:hAnsi="Times New Roman" w:eastAsia="Times New Roman" w:cs="Times New Roman"/>
+                <w:rFonts w:ascii="Times New Roman" w:hAnsi="Times New Roman" w:cs="Times New Roman"/>
                 <w:color w:val="000000"/>
                 <w:sz w:val="24"/>
               </w:rPr>
@@ -1611,7 +1625,7 @@
               <w:ind/>
               <w:jc w:val="right"/>
               <w:rPr>
-                <w:rFonts w:ascii="Times New Roman" w:hAnsi="Times New Roman" w:eastAsia="Times New Roman" w:cs="Times New Roman"/>
+                <w:rFonts w:ascii="Times New Roman" w:hAnsi="Times New Roman" w:cs="Times New Roman"/>
                 <w:color w:val="000000"/>
                 <w:sz w:val="24"/>
               </w:rPr>
@@ -1655,7 +1669,7 @@
               <w:spacing w:after="15"/>
               <w:ind/>
               <w:rPr>
-                <w:rFonts w:ascii="Times New Roman" w:hAnsi="Times New Roman" w:eastAsia="Times New Roman" w:cs="Times New Roman"/>
+                <w:rFonts w:ascii="Times New Roman" w:hAnsi="Times New Roman" w:cs="Times New Roman"/>
                 <w:color w:val="000000"/>
                 <w:sz w:val="24"/>
               </w:rPr>
@@ -1727,7 +1741,7 @@
               <w:spacing w:after="15"/>
               <w:ind/>
               <w:rPr>
-                <w:rFonts w:ascii="Times New Roman" w:hAnsi="Times New Roman" w:eastAsia="Times New Roman" w:cs="Times New Roman"/>
+                <w:rFonts w:ascii="Times New Roman" w:hAnsi="Times New Roman" w:cs="Times New Roman"/>
                 <w:color w:val="000000"/>
                 <w:sz w:val="24"/>
               </w:rPr>
@@ -1770,7 +1784,7 @@
               <w:ind/>
               <w:jc w:val="right"/>
               <w:rPr>
-                <w:rFonts w:ascii="Times New Roman" w:hAnsi="Times New Roman" w:eastAsia="Times New Roman" w:cs="Times New Roman"/>
+                <w:rFonts w:ascii="Times New Roman" w:hAnsi="Times New Roman" w:cs="Times New Roman"/>
                 <w:color w:val="000000"/>
                 <w:sz w:val="24"/>
               </w:rPr>
@@ -1807,13 +1821,21 @@
         <w:spacing w:after="15"/>
         <w:ind/>
         <w:rPr>
+          <w:rFonts w:ascii="Times New Roman" w:hAnsi="Times New Roman" w:cs="Times New Roman"/>
+          <w:color w:val="000000"/>
+          <w:sz w:val="24"/>
+          <w14:ligatures w14:val="none"/>
+        </w:rPr>
+      </w:pPr>
+      <w:r>
+        <w:rPr>
           <w:rFonts w:ascii="Times New Roman" w:hAnsi="Times New Roman" w:eastAsia="Times New Roman" w:cs="Times New Roman"/>
           <w:color w:val="000000"/>
           <w:sz w:val="24"/>
           <w:lang w:eastAsia="ru-RU"/>
           <w14:ligatures w14:val="none"/>
         </w:rPr>
-      </w:pPr>
+      </w:r>
       <w:r>
         <w:rPr>
           <w:rFonts w:ascii="Times New Roman" w:hAnsi="Times New Roman" w:eastAsia="Times New Roman" w:cs="Times New Roman"/>
@@ -1832,6 +1854,19 @@
           <w14:ligatures w14:val="none"/>
         </w:rPr>
       </w:r>
+    </w:p>
+    <w:p>
+      <w:pPr>
+        <w:pBdr/>
+        <w:spacing w:after="15"/>
+        <w:ind/>
+        <w:rPr>
+          <w:rFonts w:ascii="Times New Roman" w:hAnsi="Times New Roman" w:cs="Times New Roman"/>
+          <w:color w:val="000000"/>
+          <w:sz w:val="28"/>
+          <w14:ligatures w14:val="none"/>
+        </w:rPr>
+      </w:pPr>
       <w:r>
         <w:rPr>
           <w:rFonts w:ascii="Times New Roman" w:hAnsi="Times New Roman" w:eastAsia="Times New Roman" w:cs="Times New Roman"/>
@@ -1840,21 +1875,8 @@
           <w:lang w:eastAsia="ru-RU"/>
           <w14:ligatures w14:val="none"/>
         </w:rPr>
-      </w:r>
-    </w:p>
-    <w:p>
-      <w:pPr>
-        <w:pBdr/>
-        <w:spacing w:after="15"/>
-        <w:ind/>
-        <w:rPr>
-          <w:rFonts w:ascii="Times New Roman" w:hAnsi="Times New Roman" w:eastAsia="Times New Roman" w:cs="Times New Roman"/>
-          <w:color w:val="000000"/>
-          <w:sz w:val="28"/>
-          <w:lang w:eastAsia="ru-RU"/>
-          <w14:ligatures w14:val="none"/>
-        </w:rPr>
-      </w:pPr>
+        <w:t xml:space="preserve"> </w:t>
+      </w:r>
       <w:r>
         <w:rPr>
           <w:rFonts w:ascii="Times New Roman" w:hAnsi="Times New Roman" w:eastAsia="Times New Roman" w:cs="Times New Roman"/>
@@ -1863,17 +1885,16 @@
           <w:lang w:eastAsia="ru-RU"/>
           <w14:ligatures w14:val="none"/>
         </w:rPr>
-        <w:t xml:space="preserve"> </w:t>
+        <w:tab/>
       </w:r>
       <w:r>
         <w:rPr>
           <w:rFonts w:ascii="Times New Roman" w:hAnsi="Times New Roman" w:eastAsia="Times New Roman" w:cs="Times New Roman"/>
           <w:color w:val="000000"/>
-          <w:sz w:val="24"/>
+          <w:sz w:val="28"/>
           <w:lang w:eastAsia="ru-RU"/>
           <w14:ligatures w14:val="none"/>
         </w:rPr>
-        <w:tab/>
       </w:r>
       <w:r>
         <w:rPr>
@@ -1884,15 +1905,6 @@
           <w14:ligatures w14:val="none"/>
         </w:rPr>
       </w:r>
-      <w:r>
-        <w:rPr>
-          <w:rFonts w:ascii="Times New Roman" w:hAnsi="Times New Roman" w:eastAsia="Times New Roman" w:cs="Times New Roman"/>
-          <w:color w:val="000000"/>
-          <w:sz w:val="28"/>
-          <w:lang w:eastAsia="ru-RU"/>
-          <w14:ligatures w14:val="none"/>
-        </w:rPr>
-      </w:r>
     </w:p>
     <w:p>
       <w:pPr>
@@ -1900,10 +1912,9 @@
         <w:spacing w:after="118" w:line="266" w:lineRule="auto"/>
         <w:ind w:right="2307"/>
         <w:rPr>
-          <w:rFonts w:ascii="Times New Roman" w:hAnsi="Times New Roman" w:eastAsia="Times New Roman" w:cs="Times New Roman"/>
+          <w:rFonts w:ascii="Times New Roman" w:hAnsi="Times New Roman" w:cs="Times New Roman"/>
           <w:color w:val="000000"/>
           <w:sz w:val="28"/>
-          <w:lang w:eastAsia="ru-RU"/>
           <w14:ligatures w14:val="none"/>
         </w:rPr>
       </w:pPr>
@@ -1994,10 +2005,9 @@
         <w:spacing w:after="40" w:line="244" w:lineRule="auto"/>
         <w:ind w:right="1765" w:left="1858"/>
         <w:rPr>
-          <w:rFonts w:ascii="Times New Roman" w:hAnsi="Times New Roman" w:eastAsia="Times New Roman" w:cs="Times New Roman"/>
+          <w:rFonts w:ascii="Times New Roman" w:hAnsi="Times New Roman" w:cs="Times New Roman"/>
           <w:color w:val="000000"/>
           <w:sz w:val="28"/>
-          <w:lang w:eastAsia="ru-RU"/>
           <w14:ligatures w14:val="none"/>
         </w:rPr>
       </w:pPr>
@@ -2115,16 +2125,15 @@
         <w:spacing w:after="0" w:line="266" w:lineRule="auto"/>
         <w:ind/>
         <w:rPr>
-          <w:rFonts w:ascii="Times New Roman" w:hAnsi="Times New Roman" w:eastAsia="Times New Roman" w:cs="Times New Roman"/>
+          <w:rFonts w:ascii="Times New Roman" w:hAnsi="Times New Roman" w:cs="Times New Roman"/>
           <w:color w:val="000000"/>
           <w:sz w:val="28"/>
-          <w:lang w:eastAsia="ru-RU"/>
           <w14:ligatures w14:val="none"/>
         </w:rPr>
       </w:pPr>
       <w:r>
         <w:rPr>
-          <w:rFonts w:ascii="Calibri" w:hAnsi="Calibri" w:eastAsia="Calibri" w:cs="Calibri"/>
+          <w:rFonts w:ascii="Times New Roman" w:hAnsi="Times New Roman" w:eastAsia="Times New Roman" w:cs="Times New Roman"/>
           <w:color w:val="000000"/>
           <w:lang w:eastAsia="ru-RU"/>
           <w14:ligatures w14:val="none"/>
@@ -2209,10 +2218,9 @@
         <w:ind w:right="270"/>
         <w:jc w:val="center"/>
         <w:rPr>
-          <w:rFonts w:ascii="Times New Roman" w:hAnsi="Times New Roman" w:eastAsia="Times New Roman" w:cs="Times New Roman"/>
+          <w:rFonts w:ascii="Times New Roman" w:hAnsi="Times New Roman" w:cs="Times New Roman"/>
           <w:color w:val="000000"/>
           <w:sz w:val="28"/>
-          <w:lang w:eastAsia="ru-RU"/>
           <w14:ligatures w14:val="none"/>
         </w:rPr>
       </w:pPr>
@@ -2252,13 +2260,21 @@
         <w:spacing w:after="14"/>
         <w:ind w:right="270"/>
         <w:rPr>
+          <w:rFonts w:ascii="Times New Roman" w:hAnsi="Times New Roman" w:cs="Times New Roman"/>
+          <w:color w:val="000000"/>
+          <w:sz w:val="24"/>
+          <w14:ligatures w14:val="none"/>
+        </w:rPr>
+      </w:pPr>
+      <w:r>
+        <w:rPr>
           <w:rFonts w:ascii="Times New Roman" w:hAnsi="Times New Roman" w:eastAsia="Times New Roman" w:cs="Times New Roman"/>
           <w:color w:val="000000"/>
           <w:sz w:val="24"/>
           <w:lang w:eastAsia="ru-RU"/>
           <w14:ligatures w14:val="none"/>
         </w:rPr>
-      </w:pPr>
+      </w:r>
       <w:r>
         <w:rPr>
           <w:rFonts w:ascii="Times New Roman" w:hAnsi="Times New Roman" w:eastAsia="Times New Roman" w:cs="Times New Roman"/>
@@ -2277,6 +2293,19 @@
           <w14:ligatures w14:val="none"/>
         </w:rPr>
       </w:r>
+    </w:p>
+    <w:p>
+      <w:pPr>
+        <w:pBdr/>
+        <w:spacing w:after="14"/>
+        <w:ind w:right="270"/>
+        <w:rPr>
+          <w:rFonts w:ascii="Times New Roman" w:hAnsi="Times New Roman" w:cs="Times New Roman"/>
+          <w:color w:val="000000"/>
+          <w:sz w:val="24"/>
+          <w14:ligatures w14:val="none"/>
+        </w:rPr>
+      </w:pPr>
       <w:r>
         <w:rPr>
           <w:rFonts w:ascii="Times New Roman" w:hAnsi="Times New Roman" w:eastAsia="Times New Roman" w:cs="Times New Roman"/>
@@ -2286,12 +2315,7 @@
           <w14:ligatures w14:val="none"/>
         </w:rPr>
       </w:r>
-    </w:p>
-    <w:p>
-      <w:pPr>
-        <w:pBdr/>
-        <w:spacing w:after="14"/>
-        <w:ind w:right="270"/>
+      <w:r>
         <w:rPr>
           <w:rFonts w:ascii="Times New Roman" w:hAnsi="Times New Roman" w:eastAsia="Times New Roman" w:cs="Times New Roman"/>
           <w:color w:val="000000"/>
@@ -2299,7 +2323,7 @@
           <w:lang w:eastAsia="ru-RU"/>
           <w14:ligatures w14:val="none"/>
         </w:rPr>
-      </w:pPr>
+      </w:r>
       <w:r>
         <w:rPr>
           <w:rFonts w:ascii="Times New Roman" w:hAnsi="Times New Roman" w:eastAsia="Times New Roman" w:cs="Times New Roman"/>
@@ -2309,6 +2333,20 @@
           <w14:ligatures w14:val="none"/>
         </w:rPr>
       </w:r>
+    </w:p>
+    <w:p>
+      <w:pPr>
+        <w:pBdr/>
+        <w:spacing w:after="14"/>
+        <w:ind w:right="270"/>
+        <w:jc w:val="center"/>
+        <w:rPr>
+          <w:rFonts w:ascii="Times New Roman" w:hAnsi="Times New Roman" w:cs="Times New Roman"/>
+          <w:color w:val="000000"/>
+          <w:sz w:val="24"/>
+          <w14:ligatures w14:val="none"/>
+        </w:rPr>
+      </w:pPr>
       <w:r>
         <w:rPr>
           <w:rFonts w:ascii="Times New Roman" w:hAnsi="Times New Roman" w:eastAsia="Times New Roman" w:cs="Times New Roman"/>
@@ -2327,13 +2365,7 @@
           <w14:ligatures w14:val="none"/>
         </w:rPr>
       </w:r>
-    </w:p>
-    <w:p>
-      <w:pPr>
-        <w:pBdr/>
-        <w:spacing w:after="14"/>
-        <w:ind w:right="270"/>
-        <w:jc w:val="center"/>
+      <w:r>
         <w:rPr>
           <w:rFonts w:ascii="Times New Roman" w:hAnsi="Times New Roman" w:eastAsia="Times New Roman" w:cs="Times New Roman"/>
           <w:color w:val="000000"/>
@@ -2341,6 +2373,20 @@
           <w:lang w:eastAsia="ru-RU"/>
           <w14:ligatures w14:val="none"/>
         </w:rPr>
+      </w:r>
+    </w:p>
+    <w:p>
+      <w:pPr>
+        <w:pBdr/>
+        <w:spacing w:after="14"/>
+        <w:ind w:right="270"/>
+        <w:jc w:val="center"/>
+        <w:rPr>
+          <w:rFonts w:ascii="Times New Roman" w:hAnsi="Times New Roman" w:cs="Times New Roman"/>
+          <w:color w:val="000000"/>
+          <w:sz w:val="24"/>
+          <w14:ligatures w14:val="none"/>
+        </w:rPr>
       </w:pPr>
       <w:r>
         <w:rPr>
@@ -2377,13 +2423,22 @@
         <w:ind w:right="270"/>
         <w:jc w:val="center"/>
         <w:rPr>
+          <w:rFonts w:ascii="Times New Roman" w:hAnsi="Times New Roman" w:cs="Times New Roman"/>
+          <w:color w:val="000000"/>
+          <w:sz w:val="24"/>
+          <w14:ligatures w14:val="none"/>
+        </w:rPr>
+      </w:pPr>
+      <w:r>
+        <w:rPr>
           <w:rFonts w:ascii="Times New Roman" w:hAnsi="Times New Roman" w:eastAsia="Times New Roman" w:cs="Times New Roman"/>
           <w:color w:val="000000"/>
           <w:sz w:val="24"/>
           <w:lang w:eastAsia="ru-RU"/>
           <w14:ligatures w14:val="none"/>
         </w:rPr>
-      </w:pPr>
+        <w:t xml:space="preserve">Москва 2026</w:t>
+      </w:r>
       <w:r>
         <w:rPr>
           <w:rFonts w:ascii="Times New Roman" w:hAnsi="Times New Roman" w:eastAsia="Times New Roman" w:cs="Times New Roman"/>
@@ -2402,58 +2457,6 @@
           <w14:ligatures w14:val="none"/>
         </w:rPr>
       </w:r>
-      <w:r>
-        <w:rPr>
-          <w:rFonts w:ascii="Times New Roman" w:hAnsi="Times New Roman" w:eastAsia="Times New Roman" w:cs="Times New Roman"/>
-          <w:color w:val="000000"/>
-          <w:sz w:val="24"/>
-          <w:lang w:eastAsia="ru-RU"/>
-          <w14:ligatures w14:val="none"/>
-        </w:rPr>
-      </w:r>
-    </w:p>
-    <w:p>
-      <w:pPr>
-        <w:pBdr/>
-        <w:spacing w:after="14"/>
-        <w:ind w:right="270"/>
-        <w:jc w:val="center"/>
-        <w:rPr>
-          <w:rFonts w:ascii="Times New Roman" w:hAnsi="Times New Roman" w:eastAsia="Times New Roman" w:cs="Times New Roman"/>
-          <w:color w:val="000000"/>
-          <w:sz w:val="24"/>
-          <w:lang w:eastAsia="ru-RU"/>
-          <w14:ligatures w14:val="none"/>
-        </w:rPr>
-      </w:pPr>
-      <w:r>
-        <w:rPr>
-          <w:rFonts w:ascii="Times New Roman" w:hAnsi="Times New Roman" w:eastAsia="Times New Roman" w:cs="Times New Roman"/>
-          <w:color w:val="000000"/>
-          <w:sz w:val="24"/>
-          <w:lang w:eastAsia="ru-RU"/>
-          <w14:ligatures w14:val="none"/>
-        </w:rPr>
-        <w:t xml:space="preserve">Москва 2026</w:t>
-      </w:r>
-      <w:r>
-        <w:rPr>
-          <w:rFonts w:ascii="Times New Roman" w:hAnsi="Times New Roman" w:eastAsia="Times New Roman" w:cs="Times New Roman"/>
-          <w:color w:val="000000"/>
-          <w:sz w:val="24"/>
-          <w:lang w:eastAsia="ru-RU"/>
-          <w14:ligatures w14:val="none"/>
-        </w:rPr>
-      </w:r>
-      <w:r>
-        <w:rPr>
-          <w:rFonts w:ascii="Times New Roman" w:hAnsi="Times New Roman" w:eastAsia="Times New Roman" w:cs="Times New Roman"/>
-          <w:color w:val="000000"/>
-          <w:sz w:val="24"/>
-          <w:lang w:eastAsia="ru-RU"/>
-          <w14:ligatures w14:val="none"/>
-        </w:rPr>
-      </w:r>
     </w:p>
     <w:p>
       <w:pPr>
@@ -2461,6 +2464,15 @@
         <w:spacing w:after="14" w:line="240" w:lineRule="auto"/>
         <w:ind w:right="270" w:firstLine="0"/>
         <w:jc w:val="both"/>
+        <w:rPr>
+          <w:rFonts w:ascii="Times New Roman" w:hAnsi="Times New Roman" w:cs="Times New Roman"/>
+          <w:color w:val="000000"/>
+          <w:sz w:val="24"/>
+          <w:szCs w:val="24"/>
+          <w14:ligatures w14:val="none"/>
+        </w:rPr>
+      </w:pPr>
+      <w:r>
         <w:rPr>
           <w:rFonts w:ascii="Times New Roman" w:hAnsi="Times New Roman" w:eastAsia="Times New Roman" w:cs="Times New Roman"/>
           <w:color w:val="000000"/>
@@ -2469,7 +2481,7 @@
           <w:lang w:eastAsia="ru-RU"/>
           <w14:ligatures w14:val="none"/>
         </w:rPr>
-      </w:pPr>
+      </w:r>
       <w:r>
         <w:rPr>
           <w:rFonts w:ascii="Times New Roman" w:hAnsi="Times New Roman" w:eastAsia="Times New Roman" w:cs="Times New Roman"/>
@@ -2490,16 +2502,6 @@
           <w14:ligatures w14:val="none"/>
         </w:rPr>
       </w:r>
-      <w:r>
-        <w:rPr>
-          <w:rFonts w:ascii="Times New Roman" w:hAnsi="Times New Roman" w:eastAsia="Times New Roman" w:cs="Times New Roman"/>
-          <w:color w:val="000000"/>
-          <w:sz w:val="24"/>
-          <w:szCs w:val="24"/>
-          <w:lang w:eastAsia="ru-RU"/>
-          <w14:ligatures w14:val="none"/>
-        </w:rPr>
-      </w:r>
     </w:p>
     <w:p>
       <w:pPr>
@@ -2530,7 +2532,7 @@
       </w:r>
       <w:r>
         <w:rPr>
-          <w:rFonts w:ascii="Times New Roman" w:hAnsi="Times New Roman" w:cs="Times New Roman"/>
+          <w:rFonts w:ascii="Times New Roman" w:hAnsi="Times New Roman" w:eastAsia="Times New Roman" w:cs="Times New Roman"/>
           <w:b/>
           <w:bCs/>
           <w:sz w:val="28"/>
@@ -2539,7 +2541,7 @@
       </w:r>
       <w:r>
         <w:rPr>
-          <w:rFonts w:ascii="Times New Roman" w:hAnsi="Times New Roman" w:cs="Times New Roman"/>
+          <w:rFonts w:ascii="Times New Roman" w:hAnsi="Times New Roman" w:eastAsia="Times New Roman" w:cs="Times New Roman"/>
           <w:b/>
           <w:bCs/>
           <w:sz w:val="28"/>
@@ -2575,7 +2577,7 @@
       </w:r>
       <w:r>
         <w:rPr>
-          <w:rFonts w:ascii="Times New Roman" w:hAnsi="Times New Roman" w:cs="Times New Roman"/>
+          <w:rFonts w:ascii="Times New Roman" w:hAnsi="Times New Roman" w:eastAsia="Times New Roman" w:cs="Times New Roman"/>
           <w:color w:val="000000"/>
           <w:sz w:val="28"/>
           <w:szCs w:val="28"/>
@@ -2585,7 +2587,7 @@
       </w:r>
       <w:r>
         <w:rPr>
-          <w:rFonts w:ascii="Times New Roman" w:hAnsi="Times New Roman" w:cs="Times New Roman"/>
+          <w:rFonts w:ascii="Times New Roman" w:hAnsi="Times New Roman" w:eastAsia="Times New Roman" w:cs="Times New Roman"/>
           <w:color w:val="000000"/>
           <w:sz w:val="28"/>
           <w:szCs w:val="28"/>
@@ -2619,7 +2621,7 @@
       </w:r>
       <w:r>
         <w:rPr>
-          <w:rFonts w:ascii="Times New Roman" w:hAnsi="Times New Roman" w:cs="Times New Roman"/>
+          <w:rFonts w:ascii="Times New Roman" w:hAnsi="Times New Roman" w:eastAsia="Times New Roman" w:cs="Times New Roman"/>
           <w:color w:val="000000"/>
           <w:sz w:val="28"/>
           <w:szCs w:val="28"/>
@@ -2628,7 +2630,7 @@
       </w:r>
       <w:r>
         <w:rPr>
-          <w:rFonts w:ascii="Times New Roman" w:hAnsi="Times New Roman" w:cs="Times New Roman"/>
+          <w:rFonts w:ascii="Times New Roman" w:hAnsi="Times New Roman" w:eastAsia="Times New Roman" w:cs="Times New Roman"/>
           <w:color w:val="000000"/>
           <w:sz w:val="28"/>
           <w:szCs w:val="28"/>
@@ -2648,6 +2650,55 @@
           <w:sz w:val="28"/>
           <w:szCs w:val="28"/>
           <w:highlight w:val="none"/>
+          <w14:ligatures w14:val="none"/>
+        </w:rPr>
+      </w:pPr>
+      <w:r>
+        <w:rPr>
+          <w:rFonts w:ascii="Times New Roman" w:hAnsi="Times New Roman" w:eastAsia="Times New Roman" w:cs="Times New Roman"/>
+          <w:color w:val="000000"/>
+          <w:sz w:val="28"/>
+          <w:szCs w:val="28"/>
+          <w:highlight w:val="none"/>
+          <w14:ligatures w14:val="none"/>
+        </w:rPr>
+      </w:r>
+      <w:r>
+        <w:rPr>
+          <w:rFonts w:ascii="Times New Roman" w:hAnsi="Times New Roman" w:eastAsia="Times New Roman" w:cs="Times New Roman"/>
+          <w:color w:val="000000"/>
+          <w:sz w:val="28"/>
+          <w:szCs w:val="28"/>
+          <w:highlight w:val="none"/>
+          <w14:ligatures w14:val="none"/>
+        </w:rPr>
+      </w:r>
+      <w:r>
+        <w:rPr>
+          <w:rFonts w:ascii="Times New Roman" w:hAnsi="Times New Roman" w:eastAsia="Times New Roman" w:cs="Times New Roman"/>
+          <w:color w:val="000000"/>
+          <w:sz w:val="28"/>
+          <w:szCs w:val="28"/>
+          <w:highlight w:val="none"/>
+          <w14:ligatures w14:val="none"/>
+        </w:rPr>
+      </w:r>
+    </w:p>
+    <w:p>
+      <w:pPr>
+        <w:pBdr/>
+        <w:spacing w:after="14" w:line="240" w:lineRule="auto"/>
+        <w:ind w:right="270" w:firstLine="0"/>
+        <w:jc w:val="both"/>
+        <w:rPr>
+          <w:rFonts w:ascii="Times New Roman" w:hAnsi="Times New Roman" w:eastAsia="Times New Roman" w:cs="Times New Roman"/>
+          <w:b/>
+          <w:bCs/>
+          <w:color w:val="000000"/>
+          <w:sz w:val="28"/>
+          <w:szCs w:val="28"/>
+          <w:highlight w:val="none"/>
+          <w14:ligatures w14:val="none"/>
         </w:rPr>
       </w:pPr>
       <w:r>
@@ -2662,11 +2713,26 @@
           <w:lang w:eastAsia="ru-RU"/>
           <w14:ligatures w14:val="none"/>
         </w:rPr>
-        <w:t xml:space="preserve">Вариант</w:t>
-      </w:r>
-      <w:r>
-        <w:rPr>
-          <w:rFonts w:ascii="Times New Roman" w:hAnsi="Times New Roman" w:eastAsia="Times New Roman" w:cs="Times New Roman"/>
+      </w:r>
+      <w:r>
+        <w:rPr>
+          <w:rFonts w:ascii="Times New Roman" w:hAnsi="Times New Roman" w:eastAsia="Times New Roman" w:cs="Times New Roman"/>
+          <w:b/>
+          <w:bCs/>
+          <w:color w:val="000000"/>
+          <w:sz w:val="28"/>
+          <w:szCs w:val="28"/>
+          <w:highlight w:val="none"/>
+          <w:lang w:eastAsia="ru-RU"/>
+          <w14:ligatures w14:val="none"/>
+        </w:rPr>
+        <w:t xml:space="preserve">Выполнение заданий</w:t>
+      </w:r>
+      <w:r>
+        <w:rPr>
+          <w:rFonts w:ascii="Times New Roman" w:hAnsi="Times New Roman" w:eastAsia="Times New Roman" w:cs="Times New Roman"/>
+          <w:b/>
+          <w:bCs/>
           <w:color w:val="000000"/>
           <w:sz w:val="28"/>
           <w:szCs w:val="28"/>
@@ -2674,36 +2740,212 @@
           <w:lang w:val="en-US"/>
           <w14:ligatures w14:val="none"/>
         </w:rPr>
-        <w:t xml:space="preserve">: </w:t>
-      </w:r>
-      <w:r>
-        <w:rPr>
-          <w:rFonts w:ascii="Times New Roman" w:hAnsi="Times New Roman" w:eastAsia="Times New Roman" w:cs="Times New Roman"/>
+        <w:t xml:space="preserve">:</w:t>
+      </w:r>
+      <w:r>
+        <w:rPr>
+          <w:rFonts w:ascii="Times New Roman" w:hAnsi="Times New Roman" w:eastAsia="Times New Roman" w:cs="Times New Roman"/>
+          <w:b/>
+          <w:bCs/>
           <w:color w:val="000000"/>
           <w:sz w:val="28"/>
           <w:szCs w:val="28"/>
           <w:highlight w:val="none"/>
-          <w:lang w:eastAsia="ru-RU"/>
           <w14:ligatures w14:val="none"/>
         </w:rPr>
-        <w:t xml:space="preserve">№ 23</w:t>
       </w:r>
       <w:r>
         <w:rPr>
           <w:rFonts w:ascii="Times New Roman" w:hAnsi="Times New Roman" w:cs="Times New Roman"/>
+          <w:b/>
+          <w:bCs/>
           <w:color w:val="000000"/>
           <w:sz w:val="28"/>
           <w:szCs w:val="28"/>
           <w:highlight w:val="none"/>
+          <w14:ligatures w14:val="none"/>
         </w:rPr>
       </w:r>
       <w:r>
         <w:rPr>
           <w:rFonts w:ascii="Times New Roman" w:hAnsi="Times New Roman" w:cs="Times New Roman"/>
+          <w:b/>
+          <w:bCs/>
           <w:color w:val="000000"/>
           <w:sz w:val="28"/>
           <w:szCs w:val="28"/>
           <w:highlight w:val="none"/>
+          <w14:ligatures w14:val="none"/>
+        </w:rPr>
+      </w:r>
+      <w:r>
+        <w:rPr>
+          <w:rFonts w:ascii="Times New Roman" w:hAnsi="Times New Roman" w:cs="Times New Roman"/>
+          <w:b/>
+          <w:bCs/>
+          <w:color w:val="000000"/>
+          <w:sz w:val="28"/>
+          <w:szCs w:val="28"/>
+          <w:highlight w:val="none"/>
+          <w14:ligatures w14:val="none"/>
+        </w:rPr>
+      </w:r>
+      <w:r>
+        <w:rPr>
+          <w:rFonts w:ascii="Times New Roman" w:hAnsi="Times New Roman" w:cs="Times New Roman"/>
+          <w:b/>
+          <w:bCs/>
+          <w:color w:val="000000"/>
+          <w:sz w:val="28"/>
+          <w:szCs w:val="28"/>
+          <w:highlight w:val="none"/>
+          <w14:ligatures w14:val="none"/>
+        </w:rPr>
+      </w:r>
+      <w:r>
+        <w:rPr>
+          <w:rFonts w:ascii="Times New Roman" w:hAnsi="Times New Roman" w:eastAsia="Times New Roman" w:cs="Times New Roman"/>
+          <w:b/>
+          <w:bCs/>
+          <w:color w:val="000000"/>
+          <w:sz w:val="28"/>
+          <w:szCs w:val="28"/>
+          <w:highlight w:val="none"/>
+          <w14:ligatures w14:val="none"/>
+        </w:rPr>
+      </w:r>
+    </w:p>
+    <w:p>
+      <w:pPr>
+        <w:pStyle w:val="973"/>
+        <w:numPr>
+          <w:ilvl w:val="0"/>
+          <w:numId w:val="27"/>
+        </w:numPr>
+        <w:pBdr/>
+        <w:spacing w:after="14" w:line="240" w:lineRule="auto"/>
+        <w:ind w:right="270"/>
+        <w:jc w:val="both"/>
+        <w:rPr>
+          <w:b w:val="0"/>
+          <w:bCs w:val="0"/>
+        </w:rPr>
+      </w:pPr>
+      <w:r>
+        <w:rPr>
+          <w:rFonts w:ascii="Times New Roman" w:hAnsi="Times New Roman" w:eastAsia="Times New Roman" w:cs="Times New Roman"/>
+          <w:b w:val="0"/>
+          <w:bCs w:val="0"/>
+          <w:color w:val="000000"/>
+          <w:sz w:val="28"/>
+          <w:szCs w:val="28"/>
+          <w:highlight w:val="none"/>
+          <w14:ligatures w14:val="none"/>
+        </w:rPr>
+        <w:t xml:space="preserve">Вариант: № </w:t>
+      </w:r>
+      <w:r>
+        <w:rPr>
+          <w:rFonts w:ascii="Times New Roman" w:hAnsi="Times New Roman" w:eastAsia="Times New Roman" w:cs="Times New Roman"/>
+          <w:b/>
+          <w:bCs/>
+          <w:color w:val="000000"/>
+          <w:sz w:val="28"/>
+          <w:szCs w:val="28"/>
+          <w:highlight w:val="none"/>
+          <w14:ligatures w14:val="none"/>
+        </w:rPr>
+        <w:t xml:space="preserve">23</w:t>
+      </w:r>
+      <w:r>
+        <w:rPr>
+          <w:b/>
+          <w:bCs/>
+        </w:rPr>
+      </w:r>
+      <w:r>
+        <w:rPr>
+          <w:rFonts w:ascii="Times New Roman" w:hAnsi="Times New Roman" w:eastAsia="Times New Roman" w:cs="Times New Roman"/>
+          <w:b w:val="0"/>
+          <w:bCs w:val="0"/>
+          <w:color w:val="000000"/>
+          <w:sz w:val="28"/>
+          <w:szCs w:val="28"/>
+          <w:highlight w:val="none"/>
+          <w14:ligatures w14:val="none"/>
+        </w:rPr>
+      </w:r>
+    </w:p>
+    <w:p>
+      <w:pPr>
+        <w:pStyle w:val="973"/>
+        <w:numPr>
+          <w:ilvl w:val="0"/>
+          <w:numId w:val="27"/>
+        </w:numPr>
+        <w:pBdr/>
+        <w:spacing w:after="14" w:line="240" w:lineRule="auto"/>
+        <w:ind w:right="270"/>
+        <w:jc w:val="both"/>
+        <w:rPr>
+          <w:rFonts w:ascii="Times New Roman" w:hAnsi="Times New Roman" w:cs="Times New Roman"/>
+          <w:b/>
+          <w:bCs/>
+          <w:color w:val="000000"/>
+          <w:sz w:val="28"/>
+          <w:szCs w:val="28"/>
+          <w:highlight w:val="none"/>
+          <w14:ligatures w14:val="none"/>
+        </w:rPr>
+      </w:pPr>
+      <w:r>
+        <w:rPr>
+          <w:rFonts w:ascii="Times New Roman" w:hAnsi="Times New Roman" w:eastAsia="Times New Roman" w:cs="Times New Roman"/>
+          <w:b w:val="0"/>
+          <w:bCs w:val="0"/>
+          <w:color w:val="000000"/>
+          <w:sz w:val="28"/>
+          <w:szCs w:val="28"/>
+          <w:highlight w:val="none"/>
+          <w14:ligatures w14:val="none"/>
+        </w:rPr>
+        <w:t xml:space="preserve">Исходное логическое выражение: </w:t>
+      </w:r>
+      <w:r>
+        <w:rPr>
+          <w:rFonts w:ascii="Times New Roman" w:hAnsi="Times New Roman" w:eastAsia="Times New Roman" w:cs="Times New Roman"/>
+          <w:b/>
+          <w:bCs/>
+          <w:color w:val="000000"/>
+          <w:sz w:val="28"/>
+          <w:szCs w:val="28"/>
+          <w:highlight w:val="none"/>
+          <w14:ligatures w14:val="none"/>
+        </w:rPr>
+        <w:t xml:space="preserve">F=A⋅B+ Aˉ ⋅C</w:t>
+      </w:r>
+      <w:r>
+        <w:rPr>
+          <w:rFonts w:ascii="Times New Roman" w:hAnsi="Times New Roman" w:eastAsia="Times New Roman" w:cs="Times New Roman"/>
+          <w:b/>
+          <w:bCs/>
+          <w:color w:val="000000"/>
+          <w:sz w:val="28"/>
+          <w:szCs w:val="28"/>
+          <w:highlight w:val="none"/>
+          <w14:ligatures w14:val="none"/>
+        </w:rPr>
+      </w:r>
+      <w:r>
+        <w:rPr>
+          <w:rFonts w:ascii="Times New Roman" w:hAnsi="Times New Roman" w:eastAsia="Times New Roman" w:cs="Times New Roman"/>
+          <w:b/>
+          <w:bCs/>
+          <w:color w:val="000000"/>
+          <w:sz w:val="28"/>
+          <w:szCs w:val="28"/>
+          <w:highlight w:val="none"/>
+          <w14:ligatures w14:val="none"/>
         </w:rPr>
       </w:r>
     </w:p>
@@ -2715,90 +2957,11 @@
         <w:jc w:val="both"/>
         <w:rPr>
           <w:rFonts w:ascii="Times New Roman" w:hAnsi="Times New Roman" w:cs="Times New Roman"/>
-          <w:color w:val="000000"/>
-          <w:sz w:val="28"/>
-          <w:szCs w:val="28"/>
-          <w:highlight w:val="none"/>
-          <w14:ligatures w14:val="none"/>
-        </w:rPr>
-      </w:pPr>
-      <w:r>
-        <w:rPr>
-          <w:rFonts w:ascii="Times New Roman" w:hAnsi="Times New Roman" w:eastAsia="Times New Roman" w:cs="Times New Roman"/>
-          <w:color w:val="000000"/>
-          <w:sz w:val="28"/>
-          <w:szCs w:val="28"/>
-          <w:highlight w:val="none"/>
-          <w:lang w:eastAsia="ru-RU"/>
-          <w14:ligatures w14:val="none"/>
-        </w:rPr>
-      </w:r>
-      <w:r>
-        <w:rPr>
-          <w:rFonts w:ascii="Times New Roman" w:hAnsi="Times New Roman" w:cs="Times New Roman"/>
-          <w:color w:val="000000"/>
-          <w:sz w:val="28"/>
-          <w:szCs w:val="28"/>
-          <w:highlight w:val="none"/>
-          <w14:ligatures w14:val="none"/>
-        </w:rPr>
-      </w:r>
-      <w:r>
-        <w:rPr>
-          <w:rFonts w:ascii="Times New Roman" w:hAnsi="Times New Roman" w:cs="Times New Roman"/>
-          <w:color w:val="000000"/>
-          <w:sz w:val="28"/>
-          <w:szCs w:val="28"/>
-          <w:highlight w:val="none"/>
-          <w14:ligatures w14:val="none"/>
-        </w:rPr>
-      </w:r>
-    </w:p>
-    <w:p>
-      <w:pPr>
-        <w:pBdr/>
-        <w:spacing w:after="14" w:line="240" w:lineRule="auto"/>
-        <w:ind w:right="270" w:firstLine="0"/>
-        <w:jc w:val="both"/>
-        <w:rPr>
-          <w:rFonts w:ascii="Times New Roman" w:hAnsi="Times New Roman" w:cs="Times New Roman"/>
-          <w:color w:val="000000"/>
-          <w:sz w:val="28"/>
-          <w:szCs w:val="28"/>
-          <w:highlight w:val="none"/>
-          <w14:ligatures w14:val="none"/>
-        </w:rPr>
-      </w:pPr>
-      <w:r>
-        <w:rPr>
-          <w:rFonts w:ascii="Times New Roman" w:hAnsi="Times New Roman" w:eastAsia="Times New Roman" w:cs="Times New Roman"/>
-          <w:color w:val="000000"/>
-          <w:sz w:val="28"/>
-          <w:szCs w:val="28"/>
-          <w:highlight w:val="none"/>
-          <w:lang w:eastAsia="ru-RU"/>
-          <w14:ligatures w14:val="none"/>
-        </w:rPr>
-      </w:r>
-      <w:r>
-        <w:rPr>
-          <w:rFonts w:ascii="Times New Roman" w:hAnsi="Times New Roman" w:eastAsia="Times New Roman" w:cs="Times New Roman"/>
-          <w:b/>
-          <w:bCs/>
-          <w:color w:val="000000"/>
-          <w:sz w:val="28"/>
-          <w:szCs w:val="28"/>
-          <w:highlight w:val="none"/>
-          <w:lang w:eastAsia="ru-RU"/>
-          <w14:ligatures w14:val="none"/>
-        </w:rPr>
-        <w:t xml:space="preserve">Исходное логическое выражение</w:t>
-      </w:r>
-      <w:r>
-        <w:rPr>
-          <w:rFonts w:ascii="Times New Roman" w:hAnsi="Times New Roman" w:eastAsia="Times New Roman" w:cs="Times New Roman"/>
-          <w:b/>
-          <w:bCs/>
+        </w:rPr>
+      </w:pPr>
+      <w:r>
+        <w:rPr>
+          <w:rFonts w:ascii="Times New Roman" w:hAnsi="Times New Roman" w:eastAsia="Times New Roman" w:cs="Times New Roman"/>
           <w:color w:val="000000"/>
           <w:sz w:val="28"/>
           <w:szCs w:val="28"/>
@@ -2806,7 +2969,6 @@
           <w:lang w:val="en-US"/>
           <w14:ligatures w14:val="none"/>
         </w:rPr>
-        <w:t xml:space="preserve">:</w:t>
       </w:r>
       <w:r>
         <w:rPr>
@@ -2818,161 +2980,6 @@
           <w:lang w:val="en-US"/>
           <w14:ligatures w14:val="none"/>
         </w:rPr>
-        <w:t xml:space="preserve"> </w:t>
-      </w:r>
-      <w:r>
-        <w:rPr>
-          <w:rFonts w:ascii="Times New Roman" w:hAnsi="Times New Roman" w:eastAsia="Times New Roman" w:cs="Times New Roman"/>
-          <w:color w:val="000000"/>
-          <w:sz w:val="28"/>
-          <w:szCs w:val="28"/>
-          <w:highlight w:val="none"/>
-          <w:lang w:eastAsia="ru-RU"/>
-          <w14:ligatures w14:val="none"/>
-        </w:rPr>
-      </w:r>
-      <m:oMath>
-        <m:r>
-          <w:rPr>
-            <w:rFonts w:hint="default" w:ascii="Cambria Math" w:hAnsi="Cambria Math" w:eastAsia="Cambria Math" w:cs="Cambria Math"/>
-            <w:sz w:val="28"/>
-            <w:szCs w:val="28"/>
-          </w:rPr>
-          <m:rPr/>
-          <m:t>F=A⋅B+ </m:t>
-        </m:r>
-        <m:r>
-          <w:rPr>
-            <w:rFonts w:hint="default" w:ascii="Cambria Math" w:hAnsi="Cambria Math" w:eastAsia="Cambria Math" w:cs="Cambria Math"/>
-            <w:sz w:val="28"/>
-            <w:szCs w:val="28"/>
-          </w:rPr>
-          <m:rPr/>
-          <m:t>A</m:t>
-        </m:r>
-        <m:r>
-          <w:rPr>
-            <w:rFonts w:hint="default" w:ascii="Cambria Math" w:hAnsi="Cambria Math" w:eastAsia="Cambria Math" w:cs="Cambria Math"/>
-            <w:sz w:val="28"/>
-            <w:szCs w:val="28"/>
-          </w:rPr>
-          <m:rPr/>
-          <m:t>ˉ</m:t>
-        </m:r>
-        <m:r>
-          <w:rPr>
-            <w:rFonts w:hint="default" w:ascii="Cambria Math" w:hAnsi="Cambria Math" w:eastAsia="Cambria Math" w:cs="Cambria Math"/>
-            <w:sz w:val="28"/>
-            <w:szCs w:val="28"/>
-          </w:rPr>
-          <m:rPr/>
-          <m:t> ⋅C</m:t>
-        </m:r>
-      </m:oMath>
-      <w:r>
-        <w:rPr>
-          <w:rFonts w:ascii="Times New Roman" w:hAnsi="Times New Roman" w:cs="Times New Roman"/>
-          <w:color w:val="000000"/>
-          <w:sz w:val="28"/>
-          <w:szCs w:val="28"/>
-          <w:highlight w:val="none"/>
-          <w14:ligatures w14:val="none"/>
-        </w:rPr>
-      </w:r>
-      <w:r>
-        <w:rPr>
-          <w:rFonts w:ascii="Times New Roman" w:hAnsi="Times New Roman" w:cs="Times New Roman"/>
-          <w:color w:val="000000"/>
-          <w:sz w:val="28"/>
-          <w:szCs w:val="28"/>
-          <w:highlight w:val="none"/>
-          <w14:ligatures w14:val="none"/>
-        </w:rPr>
-      </w:r>
-    </w:p>
-    <w:p>
-      <w:pPr>
-        <w:pBdr/>
-        <w:spacing w:after="14" w:line="240" w:lineRule="auto"/>
-        <w:ind w:right="270" w:firstLine="0"/>
-        <w:jc w:val="both"/>
-        <w:rPr>
-          <w:rFonts w:ascii="Times New Roman" w:hAnsi="Times New Roman" w:cs="Times New Roman"/>
-          <w:color w:val="000000"/>
-          <w:sz w:val="28"/>
-          <w:szCs w:val="28"/>
-          <w:highlight w:val="none"/>
-          <w14:ligatures w14:val="none"/>
-        </w:rPr>
-      </w:pPr>
-      <w:r>
-        <w:rPr>
-          <w:rFonts w:ascii="Times New Roman" w:hAnsi="Times New Roman" w:eastAsia="Times New Roman" w:cs="Times New Roman"/>
-          <w:color w:val="000000"/>
-          <w:sz w:val="28"/>
-          <w:szCs w:val="28"/>
-          <w:highlight w:val="none"/>
-          <w14:ligatures w14:val="none"/>
-        </w:rPr>
-      </w:r>
-      <w:r>
-        <w:rPr>
-          <w:rFonts w:ascii="Times New Roman" w:hAnsi="Times New Roman" w:cs="Times New Roman"/>
-          <w:color w:val="000000"/>
-          <w:sz w:val="28"/>
-          <w:szCs w:val="28"/>
-          <w:highlight w:val="none"/>
-          <w14:ligatures w14:val="none"/>
-        </w:rPr>
-      </w:r>
-      <w:r>
-        <w:rPr>
-          <w:rFonts w:ascii="Times New Roman" w:hAnsi="Times New Roman" w:cs="Times New Roman"/>
-          <w:color w:val="000000"/>
-          <w:sz w:val="28"/>
-          <w:szCs w:val="28"/>
-          <w:highlight w:val="none"/>
-          <w14:ligatures w14:val="none"/>
-        </w:rPr>
-      </w:r>
-    </w:p>
-    <w:p>
-      <w:pPr>
-        <w:pBdr/>
-        <w:spacing w:after="14" w:line="240" w:lineRule="auto"/>
-        <w:ind w:right="270" w:firstLine="0"/>
-        <w:jc w:val="both"/>
-        <w:rPr>
-          <w:rFonts w:ascii="Times New Roman" w:hAnsi="Times New Roman" w:cs="Times New Roman"/>
-          <w:color w:val="000000"/>
-          <w:sz w:val="28"/>
-          <w:szCs w:val="28"/>
-          <w:highlight w:val="none"/>
-          <w14:ligatures w14:val="none"/>
-        </w:rPr>
-      </w:pPr>
-      <w:r>
-        <w:rPr>
-          <w:rFonts w:ascii="Times New Roman" w:hAnsi="Times New Roman" w:eastAsia="Times New Roman" w:cs="Times New Roman"/>
-          <w:color w:val="000000"/>
-          <w:sz w:val="28"/>
-          <w:szCs w:val="28"/>
-          <w:highlight w:val="none"/>
-          <w:lang w:eastAsia="ru-RU"/>
-          <w14:ligatures w14:val="none"/>
-        </w:rPr>
-      </w:r>
-      <w:r>
-        <w:rPr>
-          <w:rFonts w:ascii="Times New Roman" w:hAnsi="Times New Roman" w:eastAsia="Times New Roman" w:cs="Times New Roman"/>
-          <w:color w:val="000000"/>
-          <w:sz w:val="28"/>
-          <w:szCs w:val="28"/>
-          <w:highlight w:val="none"/>
-          <w:lang w:eastAsia="ru-RU"/>
-          <w14:ligatures w14:val="none"/>
-        </w:rPr>
-        <w:t xml:space="preserve">Выполнение заданий</w:t>
       </w:r>
       <w:r>
         <w:rPr>
@@ -2984,27 +2991,6 @@
           <w:lang w:val="en-US"/>
           <w14:ligatures w14:val="none"/>
         </w:rPr>
-        <w:t xml:space="preserve">:</w:t>
-      </w:r>
-      <w:r>
-        <w:rPr>
-          <w:rFonts w:ascii="Times New Roman" w:hAnsi="Times New Roman" w:cs="Times New Roman"/>
-          <w:color w:val="000000"/>
-          <w:sz w:val="28"/>
-          <w:szCs w:val="28"/>
-          <w:highlight w:val="none"/>
-          <w14:ligatures w14:val="none"/>
-        </w:rPr>
-      </w:r>
-      <w:r>
-        <w:rPr>
-          <w:rFonts w:ascii="Times New Roman" w:hAnsi="Times New Roman" w:cs="Times New Roman"/>
-          <w:color w:val="000000"/>
-          <w:sz w:val="28"/>
-          <w:szCs w:val="28"/>
-          <w:highlight w:val="none"/>
-          <w14:ligatures w14:val="none"/>
-        </w:rPr>
       </w:r>
     </w:p>
     <w:p>
@@ -3013,58 +2999,6 @@
         <w:spacing w:after="14" w:line="240" w:lineRule="auto"/>
         <w:ind w:right="270" w:firstLine="0"/>
         <w:jc w:val="both"/>
-        <w:rPr>
-          <w:rFonts w:ascii="Times New Roman" w:hAnsi="Times New Roman" w:cs="Times New Roman"/>
-          <w:color w:val="000000"/>
-          <w:sz w:val="28"/>
-          <w:szCs w:val="28"/>
-          <w:highlight w:val="none"/>
-          <w14:ligatures w14:val="none"/>
-        </w:rPr>
-      </w:pPr>
-      <w:r>
-        <w:rPr>
-          <w:rFonts w:ascii="Times New Roman" w:hAnsi="Times New Roman" w:eastAsia="Times New Roman" w:cs="Times New Roman"/>
-          <w:color w:val="000000"/>
-          <w:sz w:val="28"/>
-          <w:szCs w:val="28"/>
-          <w:highlight w:val="none"/>
-          <w:lang w:eastAsia="ru-RU"/>
-          <w14:ligatures w14:val="none"/>
-        </w:rPr>
-      </w:r>
-      <w:r>
-        <w:rPr>
-          <w:rFonts w:ascii="Times New Roman" w:hAnsi="Times New Roman" w:cs="Times New Roman"/>
-          <w:color w:val="000000"/>
-          <w:sz w:val="28"/>
-          <w:szCs w:val="28"/>
-          <w:highlight w:val="none"/>
-          <w14:ligatures w14:val="none"/>
-        </w:rPr>
-      </w:r>
-      <w:r>
-        <w:rPr>
-          <w:rFonts w:ascii="Times New Roman" w:hAnsi="Times New Roman" w:cs="Times New Roman"/>
-          <w:color w:val="000000"/>
-          <w:sz w:val="28"/>
-          <w:szCs w:val="28"/>
-          <w:highlight w:val="none"/>
-          <w14:ligatures w14:val="none"/>
-        </w:rPr>
-      </w:r>
-    </w:p>
-    <w:p>
-      <w:pPr>
-        <w:pBdr/>
-        <w:spacing w:after="14" w:line="240" w:lineRule="auto"/>
-        <w:ind w:right="270" w:firstLine="0"/>
-        <w:jc w:val="both"/>
-        <w:rPr>
-          <w:rFonts w:ascii="Times New Roman" w:hAnsi="Times New Roman" w:cs="Times New Roman"/>
-        </w:rPr>
-      </w:pPr>
-      <w:r>
         <w:rPr>
           <w:rFonts w:ascii="Times New Roman" w:hAnsi="Times New Roman" w:eastAsia="Times New Roman" w:cs="Times New Roman"/>
           <w:color w:val="000000"/>
@@ -3074,36 +3008,12 @@
           <w:lang w:val="en-US"/>
           <w14:ligatures w14:val="none"/>
         </w:rPr>
-        <w:t xml:space="preserve">Анализ выражения:</w:t>
-      </w:r>
-      <w:r>
-        <w:rPr>
-          <w:rFonts w:ascii="Times New Roman" w:hAnsi="Times New Roman" w:cs="Times New Roman"/>
-        </w:rPr>
-      </w:r>
-      <w:r>
-        <w:rPr>
-          <w:rFonts w:ascii="Times New Roman" w:hAnsi="Times New Roman" w:cs="Times New Roman"/>
-        </w:rPr>
-      </w:r>
-    </w:p>
-    <w:p>
-      <w:pPr>
-        <w:pBdr/>
-        <w:spacing w:after="14" w:line="240" w:lineRule="auto"/>
-        <w:ind w:right="270" w:firstLine="0"/>
-        <w:jc w:val="both"/>
-        <w:rPr>
-          <w:rFonts w:ascii="Times New Roman" w:hAnsi="Times New Roman" w:cs="Times New Roman"/>
-          <w:color w:val="000000"/>
-          <w:sz w:val="28"/>
-          <w:szCs w:val="28"/>
-          <w:highlight w:val="none"/>
-        </w:rPr>
-      </w:pPr>
-      <w:r>
-        <w:rPr>
-          <w:rFonts w:ascii="Times New Roman" w:hAnsi="Times New Roman" w:eastAsia="Times New Roman" w:cs="Times New Roman"/>
+      </w:pPr>
+      <w:r>
+        <w:rPr>
+          <w:rFonts w:ascii="Times New Roman" w:hAnsi="Times New Roman" w:eastAsia="Times New Roman" w:cs="Times New Roman"/>
+          <w:b/>
+          <w:bCs/>
           <w:color w:val="000000"/>
           <w:sz w:val="28"/>
           <w:szCs w:val="28"/>
@@ -3111,9 +3021,37 @@
           <w:lang w:val="en-US"/>
           <w14:ligatures w14:val="none"/>
         </w:rPr>
-        <w:t xml:space="preserve">Выражение представляет собой сумму двух произведений</w:t>
-      </w:r>
-      <w:r>
+        <w:t xml:space="preserve">Анализ выражения</w:t>
+      </w:r>
+      <w:r>
+        <w:rPr>
+          <w:rFonts w:ascii="Times New Roman" w:hAnsi="Times New Roman" w:eastAsia="Times New Roman" w:cs="Times New Roman"/>
+          <w:color w:val="000000"/>
+          <w:sz w:val="28"/>
+          <w:szCs w:val="28"/>
+          <w:highlight w:val="none"/>
+          <w:lang w:val="en-US"/>
+          <w14:ligatures w14:val="none"/>
+        </w:rPr>
+        <w:t xml:space="preserve">:</w:t>
+      </w:r>
+      <w:r>
+        <w:rPr>
+          <w:rFonts w:ascii="Times New Roman" w:hAnsi="Times New Roman" w:eastAsia="Times New Roman" w:cs="Times New Roman"/>
+        </w:rPr>
+      </w:r>
+      <w:r>
+        <w:rPr>
+          <w:rFonts w:ascii="Times New Roman" w:hAnsi="Times New Roman" w:eastAsia="Times New Roman" w:cs="Times New Roman"/>
+        </w:rPr>
+      </w:r>
+    </w:p>
+    <w:p>
+      <w:pPr>
+        <w:pBdr/>
+        <w:spacing w:after="14" w:line="240" w:lineRule="auto"/>
+        <w:ind w:right="270" w:firstLine="0"/>
+        <w:jc w:val="both"/>
         <w:rPr>
           <w:rFonts w:ascii="Times New Roman" w:hAnsi="Times New Roman" w:cs="Times New Roman"/>
           <w:color w:val="000000"/>
@@ -3121,10 +3059,31 @@
           <w:szCs w:val="28"/>
           <w:highlight w:val="none"/>
         </w:rPr>
-      </w:r>
-      <w:r>
-        <w:rPr>
-          <w:rFonts w:ascii="Times New Roman" w:hAnsi="Times New Roman" w:cs="Times New Roman"/>
+      </w:pPr>
+      <w:r>
+        <w:rPr>
+          <w:rFonts w:ascii="Times New Roman" w:hAnsi="Times New Roman" w:eastAsia="Times New Roman" w:cs="Times New Roman"/>
+          <w:color w:val="000000"/>
+          <w:sz w:val="28"/>
+          <w:szCs w:val="28"/>
+          <w:highlight w:val="none"/>
+          <w:lang w:val="en-US"/>
+          <w14:ligatures w14:val="none"/>
+        </w:rPr>
+        <w:t xml:space="preserve">Выражение представляет собой сумму двух произведений</w:t>
+      </w:r>
+      <w:r>
+        <w:rPr>
+          <w:rFonts w:ascii="Times New Roman" w:hAnsi="Times New Roman" w:eastAsia="Times New Roman" w:cs="Times New Roman"/>
+          <w:color w:val="000000"/>
+          <w:sz w:val="28"/>
+          <w:szCs w:val="28"/>
+          <w:highlight w:val="none"/>
+        </w:rPr>
+      </w:r>
+      <w:r>
+        <w:rPr>
+          <w:rFonts w:ascii="Times New Roman" w:hAnsi="Times New Roman" w:eastAsia="Times New Roman" w:cs="Times New Roman"/>
           <w:color w:val="000000"/>
           <w:sz w:val="28"/>
           <w:szCs w:val="28"/>
@@ -3187,12 +3146,12 @@
       </w:r>
       <w:r>
         <w:rPr>
-          <w:rFonts w:ascii="Times New Roman" w:hAnsi="Times New Roman" w:cs="Times New Roman"/>
-        </w:rPr>
-      </w:r>
-      <w:r>
-        <w:rPr>
-          <w:rFonts w:ascii="Times New Roman" w:hAnsi="Times New Roman" w:cs="Times New Roman"/>
+          <w:rFonts w:ascii="Times New Roman" w:hAnsi="Times New Roman" w:eastAsia="Times New Roman" w:cs="Times New Roman"/>
+        </w:rPr>
+      </w:r>
+      <w:r>
+        <w:rPr>
+          <w:rFonts w:ascii="Times New Roman" w:hAnsi="Times New Roman" w:eastAsia="Times New Roman" w:cs="Times New Roman"/>
         </w:rPr>
       </w:r>
     </w:p>
@@ -3226,7 +3185,7 @@
       </w:r>
       <w:r>
         <w:rPr>
-          <w:rFonts w:ascii="Times New Roman" w:hAnsi="Times New Roman" w:cs="Times New Roman"/>
+          <w:rFonts w:ascii="Times New Roman" w:hAnsi="Times New Roman" w:eastAsia="Times New Roman" w:cs="Times New Roman"/>
           <w:color w:val="000000"/>
           <w:sz w:val="28"/>
           <w:szCs w:val="28"/>
@@ -3236,7 +3195,7 @@
       </w:r>
       <w:r>
         <w:rPr>
-          <w:rFonts w:ascii="Times New Roman" w:hAnsi="Times New Roman" w:cs="Times New Roman"/>
+          <w:rFonts w:ascii="Times New Roman" w:hAnsi="Times New Roman" w:eastAsia="Times New Roman" w:cs="Times New Roman"/>
           <w:color w:val="000000"/>
           <w:sz w:val="28"/>
           <w:szCs w:val="28"/>
@@ -3322,7 +3281,7 @@
       </w:r>
       <w:r>
         <w:rPr>
-          <w:rFonts w:ascii="Times New Roman" w:hAnsi="Times New Roman" w:cs="Times New Roman"/>
+          <w:rFonts w:ascii="Times New Roman" w:hAnsi="Times New Roman" w:eastAsia="Times New Roman" w:cs="Times New Roman"/>
           <w:b/>
           <w:bCs/>
           <w:color w:val="000000"/>
@@ -3333,7 +3292,7 @@
       </w:r>
       <w:r>
         <w:rPr>
-          <w:rFonts w:ascii="Times New Roman" w:hAnsi="Times New Roman" w:cs="Times New Roman"/>
+          <w:rFonts w:ascii="Times New Roman" w:hAnsi="Times New Roman" w:eastAsia="Times New Roman" w:cs="Times New Roman"/>
           <w:b/>
           <w:bCs/>
           <w:color w:val="000000"/>
@@ -3400,7 +3359,7 @@
       </w:r>
       <w:r>
         <w:rPr>
-          <w:rFonts w:ascii="Times New Roman" w:hAnsi="Times New Roman" w:cs="Times New Roman"/>
+          <w:rFonts w:ascii="Times New Roman" w:hAnsi="Times New Roman" w:eastAsia="Times New Roman" w:cs="Times New Roman"/>
           <w:color w:val="000000"/>
           <w:sz w:val="28"/>
           <w:szCs w:val="28"/>
@@ -3410,7 +3369,7 @@
       </w:r>
       <w:r>
         <w:rPr>
-          <w:rFonts w:ascii="Times New Roman" w:hAnsi="Times New Roman" w:cs="Times New Roman"/>
+          <w:rFonts w:ascii="Times New Roman" w:hAnsi="Times New Roman" w:eastAsia="Times New Roman" w:cs="Times New Roman"/>
           <w:color w:val="000000"/>
           <w:sz w:val="28"/>
           <w:szCs w:val="28"/>
@@ -3447,7 +3406,7 @@
       </w:r>
       <w:r>
         <w:rPr>
-          <w:rFonts w:ascii="Times New Roman" w:hAnsi="Times New Roman" w:cs="Times New Roman"/>
+          <w:rFonts w:ascii="Times New Roman" w:hAnsi="Times New Roman" w:eastAsia="Times New Roman" w:cs="Times New Roman"/>
           <w:color w:val="000000"/>
           <w:sz w:val="28"/>
           <w:szCs w:val="28"/>
@@ -3457,7 +3416,7 @@
       </w:r>
       <w:r>
         <w:rPr>
-          <w:rFonts w:ascii="Times New Roman" w:hAnsi="Times New Roman" w:cs="Times New Roman"/>
+          <w:rFonts w:ascii="Times New Roman" w:hAnsi="Times New Roman" w:eastAsia="Times New Roman" w:cs="Times New Roman"/>
           <w:color w:val="000000"/>
           <w:sz w:val="28"/>
           <w:szCs w:val="28"/>
@@ -3527,7 +3486,7 @@
       </w:r>
       <w:r>
         <w:rPr>
-          <w:rFonts w:ascii="Times New Roman" w:hAnsi="Times New Roman" w:cs="Times New Roman"/>
+          <w:rFonts w:ascii="Times New Roman" w:hAnsi="Times New Roman" w:eastAsia="Times New Roman" w:cs="Times New Roman"/>
           <w:color w:val="000000"/>
           <w:sz w:val="28"/>
           <w:szCs w:val="28"/>
@@ -3536,7 +3495,7 @@
       </w:r>
       <w:r>
         <w:rPr>
-          <w:rFonts w:ascii="Times New Roman" w:hAnsi="Times New Roman" w:cs="Times New Roman"/>
+          <w:rFonts w:ascii="Times New Roman" w:hAnsi="Times New Roman" w:eastAsia="Times New Roman" w:cs="Times New Roman"/>
           <w:color w:val="000000"/>
           <w:sz w:val="28"/>
           <w:szCs w:val="28"/>
@@ -3596,14 +3555,14 @@
       </w:r>
       <w:r>
         <w:rPr>
-          <w:rFonts w:ascii="Times New Roman" w:hAnsi="Times New Roman" w:cs="Times New Roman"/>
+          <w:rFonts w:ascii="Times New Roman" w:hAnsi="Times New Roman" w:eastAsia="Times New Roman" w:cs="Times New Roman"/>
           <w:highlight w:val="none"/>
           <w14:ligatures w14:val="none"/>
         </w:rPr>
       </w:r>
       <w:r>
         <w:rPr>
-          <w:rFonts w:ascii="Times New Roman" w:hAnsi="Times New Roman" w:cs="Times New Roman"/>
+          <w:rFonts w:ascii="Times New Roman" w:hAnsi="Times New Roman" w:eastAsia="Times New Roman" w:cs="Times New Roman"/>
           <w:highlight w:val="none"/>
           <w14:ligatures w14:val="none"/>
         </w:rPr>
@@ -3633,7 +3592,7 @@
       </w:r>
       <w:r>
         <w:rPr>
-          <w:rFonts w:ascii="Times New Roman" w:hAnsi="Times New Roman" w:cs="Times New Roman"/>
+          <w:rFonts w:ascii="Times New Roman" w:hAnsi="Times New Roman" w:eastAsia="Times New Roman" w:cs="Times New Roman"/>
           <w:color w:val="000000"/>
           <w:sz w:val="28"/>
           <w:szCs w:val="28"/>
@@ -3643,7 +3602,7 @@
       </w:r>
       <w:r>
         <w:rPr>
-          <w:rFonts w:ascii="Times New Roman" w:hAnsi="Times New Roman" w:cs="Times New Roman"/>
+          <w:rFonts w:ascii="Times New Roman" w:hAnsi="Times New Roman" w:eastAsia="Times New Roman" w:cs="Times New Roman"/>
           <w:color w:val="000000"/>
           <w:sz w:val="28"/>
           <w:szCs w:val="28"/>
@@ -3699,14 +3658,14 @@
       </w:r>
       <w:r>
         <w:rPr>
-          <w:rFonts w:ascii="Times New Roman" w:hAnsi="Times New Roman" w:cs="Times New Roman"/>
+          <w:rFonts w:ascii="Times New Roman" w:hAnsi="Times New Roman" w:eastAsia="Times New Roman" w:cs="Times New Roman"/>
           <w:b/>
           <w:bCs/>
         </w:rPr>
       </w:r>
       <w:r>
         <w:rPr>
-          <w:rFonts w:ascii="Times New Roman" w:hAnsi="Times New Roman" w:cs="Times New Roman"/>
+          <w:rFonts w:ascii="Times New Roman" w:hAnsi="Times New Roman" w:eastAsia="Times New Roman" w:cs="Times New Roman"/>
           <w:b/>
           <w:bCs/>
         </w:rPr>
@@ -3736,12 +3695,12 @@
       </w:r>
       <w:r>
         <w:rPr>
-          <w:rFonts w:ascii="Times New Roman" w:hAnsi="Times New Roman" w:cs="Times New Roman"/>
-        </w:rPr>
-      </w:r>
-      <w:r>
-        <w:rPr>
-          <w:rFonts w:ascii="Times New Roman" w:hAnsi="Times New Roman" w:cs="Times New Roman"/>
+          <w:rFonts w:ascii="Times New Roman" w:hAnsi="Times New Roman" w:eastAsia="Times New Roman" w:cs="Times New Roman"/>
+        </w:rPr>
+      </w:r>
+      <w:r>
+        <w:rPr>
+          <w:rFonts w:ascii="Times New Roman" w:hAnsi="Times New Roman" w:eastAsia="Times New Roman" w:cs="Times New Roman"/>
         </w:rPr>
       </w:r>
     </w:p>
@@ -3773,7 +3732,7 @@
       </w:r>
       <w:r>
         <w:rPr>
-          <w:rFonts w:ascii="Times New Roman" w:hAnsi="Times New Roman" w:cs="Times New Roman"/>
+          <w:rFonts w:ascii="Times New Roman" w:hAnsi="Times New Roman" w:eastAsia="Times New Roman" w:cs="Times New Roman"/>
           <w:color w:val="000000"/>
           <w:sz w:val="28"/>
           <w:szCs w:val="28"/>
@@ -3782,7 +3741,7 @@
       </w:r>
       <w:r>
         <w:rPr>
-          <w:rFonts w:ascii="Times New Roman" w:hAnsi="Times New Roman" w:cs="Times New Roman"/>
+          <w:rFonts w:ascii="Times New Roman" w:hAnsi="Times New Roman" w:eastAsia="Times New Roman" w:cs="Times New Roman"/>
           <w:color w:val="000000"/>
           <w:sz w:val="28"/>
           <w:szCs w:val="28"/>
@@ -3818,7 +3777,7 @@
       </w:r>
       <w:r>
         <w:rPr>
-          <w:rFonts w:ascii="Times New Roman" w:hAnsi="Times New Roman" w:cs="Times New Roman"/>
+          <w:rFonts w:ascii="Times New Roman" w:hAnsi="Times New Roman" w:eastAsia="Times New Roman" w:cs="Times New Roman"/>
           <w:color w:val="000000"/>
           <w:sz w:val="28"/>
           <w:szCs w:val="28"/>
@@ -3828,7 +3787,7 @@
       </w:r>
       <w:r>
         <w:rPr>
-          <w:rFonts w:ascii="Times New Roman" w:hAnsi="Times New Roman" w:cs="Times New Roman"/>
+          <w:rFonts w:ascii="Times New Roman" w:hAnsi="Times New Roman" w:eastAsia="Times New Roman" w:cs="Times New Roman"/>
           <w:color w:val="000000"/>
           <w:sz w:val="28"/>
           <w:szCs w:val="28"/>
@@ -3869,7 +3828,7 @@
       </w:r>
       <w:r>
         <w:rPr>
-          <w:rFonts w:ascii="Times New Roman" w:hAnsi="Times New Roman" w:cs="Times New Roman"/>
+          <w:rFonts w:ascii="Times New Roman" w:hAnsi="Times New Roman" w:eastAsia="Times New Roman" w:cs="Times New Roman"/>
           <w:b/>
           <w:bCs/>
           <w:color w:val="000000"/>
@@ -3880,7 +3839,7 @@
       </w:r>
       <w:r>
         <w:rPr>
-          <w:rFonts w:ascii="Times New Roman" w:hAnsi="Times New Roman" w:cs="Times New Roman"/>
+          <w:rFonts w:ascii="Times New Roman" w:hAnsi="Times New Roman" w:eastAsia="Times New Roman" w:cs="Times New Roman"/>
           <w:b/>
           <w:bCs/>
           <w:color w:val="000000"/>
@@ -3919,7 +3878,7 @@
       </w:r>
       <w:r>
         <w:rPr>
-          <w:rFonts w:ascii="Times New Roman" w:hAnsi="Times New Roman" w:cs="Times New Roman"/>
+          <w:rFonts w:ascii="Times New Roman" w:hAnsi="Times New Roman" w:eastAsia="Times New Roman" w:cs="Times New Roman"/>
           <w:color w:val="000000"/>
           <w:sz w:val="28"/>
           <w:szCs w:val="28"/>
@@ -3929,7 +3888,7 @@
       </w:r>
       <w:r>
         <w:rPr>
-          <w:rFonts w:ascii="Times New Roman" w:hAnsi="Times New Roman" w:cs="Times New Roman"/>
+          <w:rFonts w:ascii="Times New Roman" w:hAnsi="Times New Roman" w:eastAsia="Times New Roman" w:cs="Times New Roman"/>
           <w:color w:val="000000"/>
           <w:sz w:val="28"/>
           <w:szCs w:val="28"/>
@@ -3978,7 +3937,7 @@
       </w:r>
       <w:r>
         <w:rPr>
-          <w:rFonts w:ascii="Times New Roman" w:hAnsi="Times New Roman" w:cs="Times New Roman"/>
+          <w:rFonts w:ascii="Times New Roman" w:hAnsi="Times New Roman" w:eastAsia="Times New Roman" w:cs="Times New Roman"/>
           <w:color w:val="000000"/>
           <w:sz w:val="28"/>
           <w:szCs w:val="28"/>
@@ -3988,7 +3947,7 @@
       </w:r>
       <w:r>
         <w:rPr>
-          <w:rFonts w:ascii="Times New Roman" w:hAnsi="Times New Roman" w:cs="Times New Roman"/>
+          <w:rFonts w:ascii="Times New Roman" w:hAnsi="Times New Roman" w:eastAsia="Times New Roman" w:cs="Times New Roman"/>
           <w:color w:val="000000"/>
           <w:sz w:val="28"/>
           <w:szCs w:val="28"/>
@@ -4025,7 +3984,7 @@
       </w:r>
       <w:r>
         <w:rPr>
-          <w:rFonts w:ascii="Times New Roman" w:hAnsi="Times New Roman" w:cs="Times New Roman"/>
+          <w:rFonts w:ascii="Times New Roman" w:hAnsi="Times New Roman" w:eastAsia="Times New Roman" w:cs="Times New Roman"/>
           <w:color w:val="000000"/>
           <w:sz w:val="28"/>
           <w:szCs w:val="28"/>
@@ -4035,7 +3994,7 @@
       </w:r>
       <w:r>
         <w:rPr>
-          <w:rFonts w:ascii="Times New Roman" w:hAnsi="Times New Roman" w:cs="Times New Roman"/>
+          <w:rFonts w:ascii="Times New Roman" w:hAnsi="Times New Roman" w:eastAsia="Times New Roman" w:cs="Times New Roman"/>
           <w:color w:val="000000"/>
           <w:sz w:val="28"/>
           <w:szCs w:val="28"/>
@@ -4098,7 +4057,7 @@
       </w:r>
       <w:r>
         <w:rPr>
-          <w:rFonts w:ascii="Times New Roman" w:hAnsi="Times New Roman" w:cs="Times New Roman"/>
+          <w:rFonts w:ascii="Times New Roman" w:hAnsi="Times New Roman" w:eastAsia="Times New Roman" w:cs="Times New Roman"/>
           <w:color w:val="000000"/>
           <w:sz w:val="28"/>
           <w:szCs w:val="28"/>
@@ -4108,7 +4067,7 @@
       </w:r>
       <w:r>
         <w:rPr>
-          <w:rFonts w:ascii="Times New Roman" w:hAnsi="Times New Roman" w:cs="Times New Roman"/>
+          <w:rFonts w:ascii="Times New Roman" w:hAnsi="Times New Roman" w:eastAsia="Times New Roman" w:cs="Times New Roman"/>
           <w:color w:val="000000"/>
           <w:sz w:val="28"/>
           <w:szCs w:val="28"/>
@@ -4124,7 +4083,7 @@
         <w:ind w:right="270" w:firstLine="0" w:left="0"/>
         <w:jc w:val="both"/>
         <w:rPr>
-          <w:rFonts w:ascii="Times New Roman" w:hAnsi="Times New Roman" w:cs="Times New Roman"/>
+          <w:rFonts w:ascii="Times New Roman" w:hAnsi="Times New Roman" w:eastAsia="Times New Roman" w:cs="Times New Roman"/>
           <w:color w:val="000000"/>
           <w:sz w:val="28"/>
           <w:szCs w:val="28"/>
@@ -4153,7 +4112,19 @@
           <w:lang w:val="en-US" w:bidi="en-US"/>
           <w14:ligatures w14:val="none"/>
         </w:rPr>
-        <w:t xml:space="preserve">Исходное выражение A · B + Ā · C уже находится в минимальной форме. Дальнейшее упрощение до одной переменной или константы невозможно без изменения логической функции</w:t>
+        <w:t xml:space="preserve">Исходное выражение A · B + Ā · C уже находится в минимальной форме. Дальнейшее упрощение до одной переменной или константы </w:t>
+      </w:r>
+      <w:r>
+        <w:rPr>
+          <w:rFonts w:ascii="Times New Roman" w:hAnsi="Times New Roman" w:eastAsia="Times New Roman" w:cs="Times New Roman"/>
+          <w:color w:val="000000"/>
+          <w:sz w:val="28"/>
+          <w:szCs w:val="28"/>
+          <w:highlight w:val="none"/>
+          <w:lang w:val="ru-RU"/>
+          <w14:ligatures w14:val="none"/>
+        </w:rPr>
+        <w:t xml:space="preserve">не требуется</w:t>
       </w:r>
       <w:r>
         <w:rPr>
@@ -4165,9 +4136,45 @@
           <w14:ligatures w14:val="none"/>
         </w:rPr>
       </w:r>
-      <w:r>
+    </w:p>
+    <w:p>
+      <w:pPr>
+        <w:pBdr/>
+        <w:spacing w:after="14" w:line="240" w:lineRule="auto"/>
+        <w:ind w:right="270" w:firstLine="0" w:left="0"/>
+        <w:jc w:val="both"/>
         <w:rPr>
           <w:rFonts w:ascii="Times New Roman" w:hAnsi="Times New Roman" w:cs="Times New Roman"/>
+          <w:color w:val="000000"/>
+          <w:sz w:val="28"/>
+          <w:szCs w:val="28"/>
+          <w:highlight w:val="none"/>
+          <w14:ligatures w14:val="none"/>
+        </w:rPr>
+      </w:pPr>
+      <w:r>
+        <w:rPr>
+          <w:rFonts w:ascii="Times New Roman" w:hAnsi="Times New Roman" w:eastAsia="Times New Roman" w:cs="Times New Roman"/>
+          <w:color w:val="000000"/>
+          <w:sz w:val="28"/>
+          <w:szCs w:val="28"/>
+          <w:highlight w:val="none"/>
+          <w14:ligatures w14:val="none"/>
+        </w:rPr>
+      </w:r>
+      <w:r>
+        <w:rPr>
+          <w:rFonts w:ascii="Times New Roman" w:hAnsi="Times New Roman" w:eastAsia="Times New Roman" w:cs="Times New Roman"/>
+          <w:color w:val="000000"/>
+          <w:sz w:val="28"/>
+          <w:szCs w:val="28"/>
+          <w:highlight w:val="none"/>
+          <w14:ligatures w14:val="none"/>
+        </w:rPr>
+      </w:r>
+      <w:r>
+        <w:rPr>
+          <w:rFonts w:ascii="Times New Roman" w:hAnsi="Times New Roman" w:eastAsia="Times New Roman" w:cs="Times New Roman"/>
           <w:color w:val="000000"/>
           <w:sz w:val="28"/>
           <w:szCs w:val="28"/>
@@ -4204,43 +4211,9 @@
       </w:r>
       <w:r>
         <w:rPr>
-          <w:rFonts w:ascii="Times New Roman" w:hAnsi="Times New Roman" w:cs="Times New Roman"/>
-          <w:color w:val="000000"/>
-          <w:sz w:val="28"/>
-          <w:szCs w:val="28"/>
-          <w:highlight w:val="none"/>
-          <w14:ligatures w14:val="none"/>
-        </w:rPr>
-      </w:r>
-      <w:r>
-        <w:rPr>
-          <w:rFonts w:ascii="Times New Roman" w:hAnsi="Times New Roman" w:cs="Times New Roman"/>
-          <w:color w:val="000000"/>
-          <w:sz w:val="28"/>
-          <w:szCs w:val="28"/>
-          <w:highlight w:val="none"/>
-          <w14:ligatures w14:val="none"/>
-        </w:rPr>
-      </w:r>
-    </w:p>
-    <w:p>
-      <w:pPr>
-        <w:pBdr/>
-        <w:spacing w:after="14" w:line="240" w:lineRule="auto"/>
-        <w:ind w:right="270" w:firstLine="0" w:left="0"/>
-        <w:jc w:val="both"/>
-        <w:rPr>
-          <w:rFonts w:ascii="Times New Roman" w:hAnsi="Times New Roman" w:cs="Times New Roman"/>
-          <w:color w:val="000000"/>
-          <w:sz w:val="28"/>
-          <w:szCs w:val="28"/>
-          <w:highlight w:val="none"/>
-          <w14:ligatures w14:val="none"/>
-        </w:rPr>
-      </w:pPr>
-      <w:r>
-        <w:rPr>
-          <w:rFonts w:ascii="Times New Roman" w:hAnsi="Times New Roman" w:eastAsia="Times New Roman" w:cs="Times New Roman"/>
+          <w:rFonts w:ascii="Times New Roman" w:hAnsi="Times New Roman" w:eastAsia="Times New Roman" w:cs="Times New Roman"/>
+          <w:b/>
+          <w:bCs/>
           <w:color w:val="000000"/>
           <w:sz w:val="28"/>
           <w:szCs w:val="28"/>
@@ -4248,6 +4221,7 @@
           <w:lang w:val="en-US"/>
           <w14:ligatures w14:val="none"/>
         </w:rPr>
+        <w:t xml:space="preserve">Выражение описывает функцию</w:t>
       </w:r>
       <w:r>
         <w:rPr>
@@ -4259,11 +4233,11 @@
           <w:lang w:val="en-US"/>
           <w14:ligatures w14:val="none"/>
         </w:rPr>
-        <w:t xml:space="preserve">Выражение описывает функцию: «Если А, то В, иначе С»</w:t>
-      </w:r>
-      <w:r>
-        <w:rPr>
-          <w:rFonts w:ascii="Times New Roman" w:hAnsi="Times New Roman" w:cs="Times New Roman"/>
+        <w:t xml:space="preserve">: «Если А, то В, иначе С»</w:t>
+      </w:r>
+      <w:r>
+        <w:rPr>
+          <w:rFonts w:ascii="Times New Roman" w:hAnsi="Times New Roman" w:eastAsia="Times New Roman" w:cs="Times New Roman"/>
           <w:color w:val="000000"/>
           <w:sz w:val="28"/>
           <w:szCs w:val="28"/>
@@ -4273,7 +4247,7 @@
       </w:r>
       <w:r>
         <w:rPr>
-          <w:rFonts w:ascii="Times New Roman" w:hAnsi="Times New Roman" w:cs="Times New Roman"/>
+          <w:rFonts w:ascii="Times New Roman" w:hAnsi="Times New Roman" w:eastAsia="Times New Roman" w:cs="Times New Roman"/>
           <w:color w:val="000000"/>
           <w:sz w:val="28"/>
           <w:szCs w:val="28"/>
@@ -4310,7 +4284,7 @@
       </w:r>
       <w:r>
         <w:rPr>
-          <w:rFonts w:ascii="Times New Roman" w:hAnsi="Times New Roman" w:cs="Times New Roman"/>
+          <w:rFonts w:ascii="Times New Roman" w:hAnsi="Times New Roman" w:eastAsia="Times New Roman" w:cs="Times New Roman"/>
           <w:color w:val="000000"/>
           <w:sz w:val="28"/>
           <w:szCs w:val="28"/>
@@ -4320,7 +4294,7 @@
       </w:r>
       <w:r>
         <w:rPr>
-          <w:rFonts w:ascii="Times New Roman" w:hAnsi="Times New Roman" w:cs="Times New Roman"/>
+          <w:rFonts w:ascii="Times New Roman" w:hAnsi="Times New Roman" w:eastAsia="Times New Roman" w:cs="Times New Roman"/>
           <w:color w:val="000000"/>
           <w:sz w:val="28"/>
           <w:szCs w:val="28"/>
@@ -4357,7 +4331,7 @@
       </w:r>
       <w:r>
         <w:rPr>
-          <w:rFonts w:ascii="Times New Roman" w:hAnsi="Times New Roman" w:cs="Times New Roman"/>
+          <w:rFonts w:ascii="Times New Roman" w:hAnsi="Times New Roman" w:eastAsia="Times New Roman" w:cs="Times New Roman"/>
           <w:color w:val="000000"/>
           <w:sz w:val="28"/>
           <w:szCs w:val="28"/>
@@ -4367,7 +4341,7 @@
       </w:r>
       <w:r>
         <w:rPr>
-          <w:rFonts w:ascii="Times New Roman" w:hAnsi="Times New Roman" w:cs="Times New Roman"/>
+          <w:rFonts w:ascii="Times New Roman" w:hAnsi="Times New Roman" w:eastAsia="Times New Roman" w:cs="Times New Roman"/>
           <w:color w:val="000000"/>
           <w:sz w:val="28"/>
           <w:szCs w:val="28"/>
@@ -4404,7 +4378,7 @@
       </w:r>
       <w:r>
         <w:rPr>
-          <w:rFonts w:ascii="Times New Roman" w:hAnsi="Times New Roman" w:cs="Times New Roman"/>
+          <w:rFonts w:ascii="Times New Roman" w:hAnsi="Times New Roman" w:eastAsia="Times New Roman" w:cs="Times New Roman"/>
           <w:color w:val="000000"/>
           <w:sz w:val="28"/>
           <w:szCs w:val="28"/>
@@ -4414,7 +4388,7 @@
       </w:r>
       <w:r>
         <w:rPr>
-          <w:rFonts w:ascii="Times New Roman" w:hAnsi="Times New Roman" w:cs="Times New Roman"/>
+          <w:rFonts w:ascii="Times New Roman" w:hAnsi="Times New Roman" w:eastAsia="Times New Roman" w:cs="Times New Roman"/>
           <w:color w:val="000000"/>
           <w:sz w:val="28"/>
           <w:szCs w:val="28"/>
@@ -4435,6 +4409,106 @@
           <w:sz w:val="28"/>
           <w:szCs w:val="28"/>
           <w:highlight w:val="none"/>
+          <w14:ligatures w14:val="none"/>
+        </w:rPr>
+      </w:pPr>
+      <w:r>
+        <w:rPr>
+          <w:rFonts w:ascii="Times New Roman" w:hAnsi="Times New Roman" w:eastAsia="Times New Roman" w:cs="Times New Roman"/>
+          <w:color w:val="000000"/>
+          <w:sz w:val="28"/>
+          <w:szCs w:val="28"/>
+          <w:highlight w:val="none"/>
+          <w:lang w:val="en-US"/>
+          <w14:ligatures w14:val="none"/>
+        </w:rPr>
+      </w:r>
+      <w:r>
+        <w:rPr>
+          <w:rFonts w:ascii="Times New Roman" w:hAnsi="Times New Roman" w:eastAsia="Times New Roman" w:cs="Times New Roman"/>
+          <w:color w:val="000000"/>
+          <w:sz w:val="28"/>
+          <w:szCs w:val="28"/>
+          <w:highlight w:val="none"/>
+          <w:lang w:val="en-US"/>
+          <w14:ligatures w14:val="none"/>
+        </w:rPr>
+      </w:r>
+      <w:r>
+        <w:rPr>
+          <w:rFonts w:ascii="Times New Roman" w:hAnsi="Times New Roman" w:eastAsia="Times New Roman" w:cs="Times New Roman"/>
+          <w:color w:val="000000"/>
+          <w:sz w:val="28"/>
+          <w:szCs w:val="28"/>
+          <w:highlight w:val="none"/>
+          <w:lang w:val="en-US"/>
+          <w14:ligatures w14:val="none"/>
+        </w:rPr>
+      </w:r>
+    </w:p>
+    <w:p>
+      <w:pPr>
+        <w:pBdr/>
+        <w:spacing w:after="14" w:line="240" w:lineRule="auto"/>
+        <w:ind w:right="270" w:firstLine="0" w:left="0"/>
+        <w:jc w:val="both"/>
+        <w:rPr>
+          <w:rFonts w:ascii="Times New Roman" w:hAnsi="Times New Roman" w:eastAsia="Times New Roman" w:cs="Times New Roman"/>
+          <w:color w:val="000000"/>
+          <w:sz w:val="28"/>
+          <w:szCs w:val="28"/>
+          <w:highlight w:val="none"/>
+          <w:lang w:val="en-US"/>
+          <w14:ligatures w14:val="none"/>
+        </w:rPr>
+      </w:pPr>
+      <w:r>
+        <w:rPr>
+          <w:rFonts w:ascii="Times New Roman" w:hAnsi="Times New Roman" w:eastAsia="Times New Roman" w:cs="Times New Roman"/>
+          <w:color w:val="000000"/>
+          <w:sz w:val="28"/>
+          <w:szCs w:val="28"/>
+          <w:highlight w:val="none"/>
+          <w:lang w:val="en-US"/>
+          <w14:ligatures w14:val="none"/>
+        </w:rPr>
+      </w:r>
+      <w:r>
+        <w:rPr>
+          <w:rFonts w:ascii="Times New Roman" w:hAnsi="Times New Roman" w:eastAsia="Times New Roman" w:cs="Times New Roman"/>
+          <w:color w:val="000000"/>
+          <w:sz w:val="28"/>
+          <w:szCs w:val="28"/>
+          <w:highlight w:val="none"/>
+          <w:lang w:val="en-US"/>
+          <w14:ligatures w14:val="none"/>
+        </w:rPr>
+      </w:r>
+      <w:r>
+        <w:rPr>
+          <w:rFonts w:ascii="Times New Roman" w:hAnsi="Times New Roman" w:eastAsia="Times New Roman" w:cs="Times New Roman"/>
+          <w:color w:val="000000"/>
+          <w:sz w:val="28"/>
+          <w:szCs w:val="28"/>
+          <w:highlight w:val="none"/>
+          <w:lang w:val="en-US"/>
+          <w14:ligatures w14:val="none"/>
+        </w:rPr>
+      </w:r>
+    </w:p>
+    <w:p>
+      <w:pPr>
+        <w:pBdr/>
+        <w:spacing w:after="14" w:line="240" w:lineRule="auto"/>
+        <w:ind w:right="270" w:firstLine="0" w:left="0"/>
+        <w:jc w:val="both"/>
+        <w:rPr>
+          <w:rFonts w:ascii="Times New Roman" w:hAnsi="Times New Roman" w:eastAsia="Times New Roman" w:cs="Times New Roman"/>
+          <w:color w:val="000000"/>
+          <w:sz w:val="28"/>
+          <w:szCs w:val="28"/>
+          <w:highlight w:val="none"/>
+          <w:lang w:val="en-US"/>
           <w14:ligatures w14:val="none"/>
         </w:rPr>
       </w:pPr>
@@ -4464,7 +4538,7 @@
       </w:r>
       <w:r>
         <w:rPr>
-          <w:rFonts w:ascii="Times New Roman" w:hAnsi="Times New Roman" w:cs="Times New Roman"/>
+          <w:rFonts w:ascii="Times New Roman" w:hAnsi="Times New Roman" w:eastAsia="Times New Roman" w:cs="Times New Roman"/>
           <w:color w:val="000000"/>
           <w:sz w:val="28"/>
           <w:szCs w:val="28"/>
@@ -4474,7 +4548,7 @@
       </w:r>
       <w:r>
         <w:rPr>
-          <w:rFonts w:ascii="Times New Roman" w:hAnsi="Times New Roman" w:cs="Times New Roman"/>
+          <w:rFonts w:ascii="Times New Roman" w:hAnsi="Times New Roman" w:eastAsia="Times New Roman" w:cs="Times New Roman"/>
           <w:color w:val="000000"/>
           <w:sz w:val="28"/>
           <w:szCs w:val="28"/>
@@ -4580,14 +4654,14 @@
       </w:r>
       <w:r>
         <w:rPr>
-          <w:rFonts w:ascii="Times New Roman" w:hAnsi="Times New Roman" w:cs="Times New Roman"/>
+          <w:rFonts w:ascii="Times New Roman" w:hAnsi="Times New Roman" w:eastAsia="Times New Roman" w:cs="Times New Roman"/>
           <w:highlight w:val="none"/>
           <w14:ligatures w14:val="none"/>
         </w:rPr>
       </w:r>
       <w:r>
         <w:rPr>
-          <w:rFonts w:ascii="Times New Roman" w:hAnsi="Times New Roman" w:cs="Times New Roman"/>
+          <w:rFonts w:ascii="Times New Roman" w:hAnsi="Times New Roman" w:eastAsia="Times New Roman" w:cs="Times New Roman"/>
           <w:highlight w:val="none"/>
           <w14:ligatures w14:val="none"/>
         </w:rPr>
@@ -4685,14 +4759,14 @@
       </w:r>
       <w:r>
         <w:rPr>
-          <w:rFonts w:ascii="Times New Roman" w:hAnsi="Times New Roman" w:cs="Times New Roman"/>
+          <w:rFonts w:ascii="Times New Roman" w:hAnsi="Times New Roman" w:eastAsia="Times New Roman" w:cs="Times New Roman"/>
           <w:highlight w:val="none"/>
           <w14:ligatures w14:val="none"/>
         </w:rPr>
       </w:r>
       <w:r>
         <w:rPr>
-          <w:rFonts w:ascii="Times New Roman" w:hAnsi="Times New Roman" w:cs="Times New Roman"/>
+          <w:rFonts w:ascii="Times New Roman" w:hAnsi="Times New Roman" w:eastAsia="Times New Roman" w:cs="Times New Roman"/>
           <w:highlight w:val="none"/>
           <w14:ligatures w14:val="none"/>
         </w:rPr>
@@ -4726,7 +4800,7 @@
       </w:r>
       <w:r>
         <w:rPr>
-          <w:rFonts w:ascii="Times New Roman" w:hAnsi="Times New Roman" w:cs="Times New Roman"/>
+          <w:rFonts w:ascii="Times New Roman" w:hAnsi="Times New Roman" w:eastAsia="Times New Roman" w:cs="Times New Roman"/>
           <w:color w:val="000000"/>
           <w:sz w:val="28"/>
           <w:szCs w:val="28"/>
@@ -4736,7 +4810,7 @@
       </w:r>
       <w:r>
         <w:rPr>
-          <w:rFonts w:ascii="Times New Roman" w:hAnsi="Times New Roman" w:cs="Times New Roman"/>
+          <w:rFonts w:ascii="Times New Roman" w:hAnsi="Times New Roman" w:eastAsia="Times New Roman" w:cs="Times New Roman"/>
           <w:color w:val="000000"/>
           <w:sz w:val="28"/>
           <w:szCs w:val="28"/>
@@ -4761,14 +4835,11 @@
       <w:r>
         <w:rPr>
           <w:rFonts w:ascii="Times New Roman" w:hAnsi="Times New Roman" w:eastAsia="Times New Roman" w:cs="Times New Roman"/>
-          <w:b/>
-          <w:bCs/>
           <w:sz w:val="28"/>
           <w:szCs w:val="28"/>
           <w:highlight w:val="none"/>
           <w:lang w:val="en-US" w:bidi="en-US"/>
         </w:rPr>
-        <w:t xml:space="preserve">Ответы на вопросы для самостоятельного контроля</w:t>
       </w:r>
       <w:r>
         <w:rPr>
@@ -4778,22 +4849,14 @@
           <w:highlight w:val="none"/>
           <w:lang w:val="en-US" w:bidi="en-US"/>
         </w:rPr>
-        <w:t xml:space="preserve">:</w:t>
-      </w:r>
-      <w:r>
-        <w:rPr>
-          <w:rFonts w:ascii="Times New Roman" w:hAnsi="Times New Roman" w:cs="Times New Roman"/>
+      </w:r>
+      <w:r>
+        <w:rPr>
+          <w:rFonts w:ascii="Times New Roman" w:hAnsi="Times New Roman" w:eastAsia="Times New Roman" w:cs="Times New Roman"/>
           <w:sz w:val="28"/>
           <w:szCs w:val="28"/>
           <w:highlight w:val="none"/>
-        </w:rPr>
-      </w:r>
-      <w:r>
-        <w:rPr>
-          <w:rFonts w:ascii="Times New Roman" w:hAnsi="Times New Roman" w:cs="Times New Roman"/>
-          <w:sz w:val="28"/>
-          <w:szCs w:val="28"/>
-          <w:highlight w:val="none"/>
+          <w:lang w:val="en-US" w:bidi="en-US"/>
         </w:rPr>
       </w:r>
     </w:p>
@@ -4818,22 +4881,23 @@
           <w:highlight w:val="none"/>
           <w:lang w:val="en-US" w:bidi="en-US"/>
         </w:rPr>
-        <w:t xml:space="preserve">1. Какие аксиомы и теоремы алгебры логики можно использовать для упрощения логических выражений?</w:t>
-      </w:r>
-      <w:r>
-        <w:rPr>
-          <w:rFonts w:ascii="Times New Roman" w:hAnsi="Times New Roman" w:cs="Times New Roman"/>
+      </w:r>
+      <w:r>
+        <w:rPr>
+          <w:rFonts w:ascii="Times New Roman" w:hAnsi="Times New Roman" w:eastAsia="Times New Roman" w:cs="Times New Roman"/>
           <w:sz w:val="28"/>
           <w:szCs w:val="28"/>
           <w:highlight w:val="none"/>
-        </w:rPr>
-      </w:r>
-      <w:r>
-        <w:rPr>
-          <w:rFonts w:ascii="Times New Roman" w:hAnsi="Times New Roman" w:cs="Times New Roman"/>
+          <w:lang w:val="en-US" w:bidi="en-US"/>
+        </w:rPr>
+      </w:r>
+      <w:r>
+        <w:rPr>
+          <w:rFonts w:ascii="Times New Roman" w:hAnsi="Times New Roman" w:eastAsia="Times New Roman" w:cs="Times New Roman"/>
           <w:sz w:val="28"/>
           <w:szCs w:val="28"/>
           <w:highlight w:val="none"/>
+          <w:lang w:val="en-US" w:bidi="en-US"/>
         </w:rPr>
       </w:r>
     </w:p>
@@ -4856,22 +4920,25 @@
           <w:sz w:val="28"/>
           <w:szCs w:val="28"/>
           <w:highlight w:val="none"/>
-        </w:rPr>
-      </w:r>
-      <w:r>
-        <w:rPr>
-          <w:rFonts w:ascii="Times New Roman" w:hAnsi="Times New Roman" w:cs="Times New Roman"/>
+          <w:lang w:val="en-US" w:bidi="en-US"/>
+        </w:rPr>
+      </w:r>
+      <w:r>
+        <w:rPr>
+          <w:rFonts w:ascii="Times New Roman" w:hAnsi="Times New Roman" w:eastAsia="Times New Roman" w:cs="Times New Roman"/>
           <w:sz w:val="28"/>
           <w:szCs w:val="28"/>
           <w:highlight w:val="none"/>
-        </w:rPr>
-      </w:r>
-      <w:r>
-        <w:rPr>
-          <w:rFonts w:ascii="Times New Roman" w:hAnsi="Times New Roman" w:cs="Times New Roman"/>
+          <w:lang w:val="en-US" w:bidi="en-US"/>
+        </w:rPr>
+      </w:r>
+      <w:r>
+        <w:rPr>
+          <w:rFonts w:ascii="Times New Roman" w:hAnsi="Times New Roman" w:eastAsia="Times New Roman" w:cs="Times New Roman"/>
           <w:sz w:val="28"/>
           <w:szCs w:val="28"/>
           <w:highlight w:val="none"/>
+          <w:lang w:val="en-US" w:bidi="en-US"/>
         </w:rPr>
       </w:r>
     </w:p>
@@ -4896,19 +4963,969 @@
           <w:highlight w:val="none"/>
           <w:lang w:val="en-US" w:bidi="en-US"/>
         </w:rPr>
-        <w:t xml:space="preserve">Для упрощения используются: </w:t>
-      </w:r>
-      <w:r>
-        <w:rPr>
-          <w:rFonts w:ascii="Times New Roman" w:hAnsi="Times New Roman" w:cs="Times New Roman"/>
+      </w:r>
+      <w:r>
+        <w:rPr>
+          <w:rFonts w:ascii="Times New Roman" w:hAnsi="Times New Roman" w:eastAsia="Times New Roman" w:cs="Times New Roman"/>
           <w:sz w:val="28"/>
           <w:szCs w:val="28"/>
           <w:highlight w:val="none"/>
-        </w:rPr>
-      </w:r>
-      <w:r>
+          <w:lang w:val="en-US" w:bidi="en-US"/>
+        </w:rPr>
+      </w:r>
+      <w:r>
+        <w:rPr>
+          <w:rFonts w:ascii="Times New Roman" w:hAnsi="Times New Roman" w:eastAsia="Times New Roman" w:cs="Times New Roman"/>
+          <w:sz w:val="28"/>
+          <w:szCs w:val="28"/>
+          <w:highlight w:val="none"/>
+          <w:lang w:val="en-US" w:bidi="en-US"/>
+        </w:rPr>
+      </w:r>
+    </w:p>
+    <w:p>
+      <w:pPr>
+        <w:pBdr/>
+        <w:spacing w:after="14" w:line="240" w:lineRule="auto"/>
+        <w:ind w:right="270" w:firstLine="0" w:left="0"/>
+        <w:jc w:val="both"/>
         <w:rPr>
           <w:rFonts w:ascii="Times New Roman" w:hAnsi="Times New Roman" w:cs="Times New Roman"/>
+          <w:sz w:val="28"/>
+          <w:szCs w:val="28"/>
+          <w:highlight w:val="none"/>
+        </w:rPr>
+      </w:pPr>
+      <w:r>
+        <w:rPr>
+          <w:rFonts w:ascii="Times New Roman" w:hAnsi="Times New Roman" w:eastAsia="Times New Roman" w:cs="Times New Roman"/>
+          <w:sz w:val="28"/>
+          <w:szCs w:val="28"/>
+          <w:highlight w:val="none"/>
+          <w:lang w:val="en-US" w:bidi="en-US"/>
+        </w:rPr>
+      </w:r>
+      <w:r>
+        <w:rPr>
+          <w:rFonts w:ascii="Times New Roman" w:hAnsi="Times New Roman" w:eastAsia="Times New Roman" w:cs="Times New Roman"/>
+          <w:sz w:val="28"/>
+          <w:szCs w:val="28"/>
+          <w:highlight w:val="none"/>
+          <w:lang w:val="en-US" w:bidi="en-US"/>
+        </w:rPr>
+      </w:r>
+      <w:r>
+        <w:rPr>
+          <w:rFonts w:ascii="Times New Roman" w:hAnsi="Times New Roman" w:eastAsia="Times New Roman" w:cs="Times New Roman"/>
+          <w:sz w:val="28"/>
+          <w:szCs w:val="28"/>
+          <w:highlight w:val="none"/>
+          <w:lang w:val="en-US" w:bidi="en-US"/>
+        </w:rPr>
+      </w:r>
+    </w:p>
+    <w:p>
+      <w:pPr>
+        <w:pBdr/>
+        <w:spacing w:after="14" w:line="240" w:lineRule="auto"/>
+        <w:ind w:right="270" w:firstLine="0" w:left="0"/>
+        <w:jc w:val="both"/>
+        <w:rPr>
+          <w:rFonts w:ascii="Times New Roman" w:hAnsi="Times New Roman" w:cs="Times New Roman"/>
+          <w:sz w:val="28"/>
+          <w:szCs w:val="28"/>
+          <w:highlight w:val="none"/>
+        </w:rPr>
+      </w:pPr>
+      <w:r>
+        <w:rPr>
+          <w:rFonts w:ascii="Times New Roman" w:hAnsi="Times New Roman" w:eastAsia="Times New Roman" w:cs="Times New Roman"/>
+          <w:sz w:val="28"/>
+          <w:szCs w:val="28"/>
+          <w:highlight w:val="none"/>
+          <w:lang w:val="en-US" w:bidi="en-US"/>
+        </w:rPr>
+      </w:r>
+      <w:r>
+        <w:rPr>
+          <w:rFonts w:ascii="Times New Roman" w:hAnsi="Times New Roman" w:eastAsia="Times New Roman" w:cs="Times New Roman"/>
+          <w:sz w:val="28"/>
+          <w:szCs w:val="28"/>
+          <w:highlight w:val="none"/>
+          <w:lang w:val="en-US" w:bidi="en-US"/>
+        </w:rPr>
+      </w:r>
+      <w:r>
+        <w:rPr>
+          <w:rFonts w:ascii="Times New Roman" w:hAnsi="Times New Roman" w:eastAsia="Times New Roman" w:cs="Times New Roman"/>
+          <w:sz w:val="28"/>
+          <w:szCs w:val="28"/>
+          <w:highlight w:val="none"/>
+          <w:lang w:val="en-US" w:bidi="en-US"/>
+        </w:rPr>
+      </w:r>
+    </w:p>
+    <w:p>
+      <w:pPr>
+        <w:pBdr/>
+        <w:spacing w:after="14" w:line="240" w:lineRule="auto"/>
+        <w:ind w:right="270" w:firstLine="0" w:left="0"/>
+        <w:jc w:val="both"/>
+        <w:rPr>
+          <w:rFonts w:ascii="Times New Roman" w:hAnsi="Times New Roman" w:cs="Times New Roman"/>
+          <w:sz w:val="28"/>
+          <w:szCs w:val="28"/>
+          <w:highlight w:val="none"/>
+        </w:rPr>
+      </w:pPr>
+      <w:r>
+        <w:rPr>
+          <w:rFonts w:ascii="Times New Roman" w:hAnsi="Times New Roman" w:eastAsia="Times New Roman" w:cs="Times New Roman"/>
+          <w:sz w:val="28"/>
+          <w:szCs w:val="28"/>
+          <w:highlight w:val="none"/>
+          <w:lang w:val="en-US" w:bidi="en-US"/>
+        </w:rPr>
+      </w:r>
+      <w:r>
+        <w:rPr>
+          <w:rFonts w:ascii="Times New Roman" w:hAnsi="Times New Roman" w:eastAsia="Times New Roman" w:cs="Times New Roman"/>
+          <w:sz w:val="28"/>
+          <w:szCs w:val="28"/>
+          <w:highlight w:val="none"/>
+          <w:lang w:val="en-US" w:bidi="en-US"/>
+        </w:rPr>
+      </w:r>
+      <w:r>
+        <w:rPr>
+          <w:rFonts w:ascii="Times New Roman" w:hAnsi="Times New Roman" w:eastAsia="Times New Roman" w:cs="Times New Roman"/>
+          <w:sz w:val="28"/>
+          <w:szCs w:val="28"/>
+          <w:highlight w:val="none"/>
+          <w:lang w:val="en-US" w:bidi="en-US"/>
+        </w:rPr>
+      </w:r>
+    </w:p>
+    <w:p>
+      <w:pPr>
+        <w:pBdr/>
+        <w:spacing w:after="14" w:line="240" w:lineRule="auto"/>
+        <w:ind w:right="270" w:firstLine="0" w:left="0"/>
+        <w:jc w:val="both"/>
+        <w:rPr>
+          <w:rFonts w:ascii="Times New Roman" w:hAnsi="Times New Roman" w:cs="Times New Roman"/>
+          <w:sz w:val="28"/>
+          <w:szCs w:val="28"/>
+          <w:highlight w:val="none"/>
+        </w:rPr>
+      </w:pPr>
+      <w:r>
+        <w:rPr>
+          <w:rFonts w:ascii="Times New Roman" w:hAnsi="Times New Roman" w:eastAsia="Times New Roman" w:cs="Times New Roman"/>
+          <w:sz w:val="28"/>
+          <w:szCs w:val="28"/>
+          <w:highlight w:val="none"/>
+          <w:lang w:val="en-US" w:bidi="en-US"/>
+        </w:rPr>
+      </w:r>
+      <w:r>
+        <w:rPr>
+          <w:rFonts w:ascii="Times New Roman" w:hAnsi="Times New Roman" w:eastAsia="Times New Roman" w:cs="Times New Roman"/>
+          <w:sz w:val="28"/>
+          <w:szCs w:val="28"/>
+          <w:highlight w:val="none"/>
+          <w:lang w:val="en-US" w:bidi="en-US"/>
+        </w:rPr>
+      </w:r>
+      <w:r>
+        <w:rPr>
+          <w:rFonts w:ascii="Times New Roman" w:hAnsi="Times New Roman" w:eastAsia="Times New Roman" w:cs="Times New Roman"/>
+          <w:sz w:val="28"/>
+          <w:szCs w:val="28"/>
+          <w:highlight w:val="none"/>
+          <w:lang w:val="en-US" w:bidi="en-US"/>
+        </w:rPr>
+      </w:r>
+    </w:p>
+    <w:p>
+      <w:pPr>
+        <w:pBdr/>
+        <w:spacing w:after="14" w:line="240" w:lineRule="auto"/>
+        <w:ind w:right="270" w:firstLine="0" w:left="0"/>
+        <w:jc w:val="both"/>
+        <w:rPr>
+          <w:rFonts w:ascii="Times New Roman" w:hAnsi="Times New Roman" w:cs="Times New Roman"/>
+          <w:sz w:val="28"/>
+          <w:szCs w:val="28"/>
+          <w:highlight w:val="none"/>
+        </w:rPr>
+      </w:pPr>
+      <w:r>
+        <w:rPr>
+          <w:rFonts w:ascii="Times New Roman" w:hAnsi="Times New Roman" w:eastAsia="Times New Roman" w:cs="Times New Roman"/>
+          <w:sz w:val="28"/>
+          <w:szCs w:val="28"/>
+          <w:highlight w:val="none"/>
+          <w:lang w:val="en-US" w:bidi="en-US"/>
+        </w:rPr>
+      </w:r>
+      <w:r>
+        <w:rPr>
+          <w:rFonts w:ascii="Times New Roman" w:hAnsi="Times New Roman" w:eastAsia="Times New Roman" w:cs="Times New Roman"/>
+          <w:sz w:val="28"/>
+          <w:szCs w:val="28"/>
+          <w:highlight w:val="none"/>
+          <w:lang w:val="en-US" w:bidi="en-US"/>
+        </w:rPr>
+      </w:r>
+      <w:r>
+        <w:rPr>
+          <w:rFonts w:ascii="Times New Roman" w:hAnsi="Times New Roman" w:eastAsia="Times New Roman" w:cs="Times New Roman"/>
+          <w:sz w:val="28"/>
+          <w:szCs w:val="28"/>
+          <w:highlight w:val="none"/>
+          <w:lang w:val="en-US" w:bidi="en-US"/>
+        </w:rPr>
+      </w:r>
+    </w:p>
+    <w:p>
+      <w:pPr>
+        <w:pBdr/>
+        <w:spacing w:after="14" w:line="240" w:lineRule="auto"/>
+        <w:ind w:right="270" w:firstLine="0" w:left="0"/>
+        <w:jc w:val="both"/>
+        <w:rPr>
+          <w:rFonts w:ascii="Times New Roman" w:hAnsi="Times New Roman" w:cs="Times New Roman"/>
+          <w:sz w:val="28"/>
+          <w:szCs w:val="28"/>
+          <w:highlight w:val="none"/>
+        </w:rPr>
+      </w:pPr>
+      <w:r>
+        <w:rPr>
+          <w:rFonts w:ascii="Times New Roman" w:hAnsi="Times New Roman" w:eastAsia="Times New Roman" w:cs="Times New Roman"/>
+          <w:sz w:val="28"/>
+          <w:szCs w:val="28"/>
+          <w:highlight w:val="none"/>
+          <w:lang w:val="en-US" w:bidi="en-US"/>
+        </w:rPr>
+      </w:r>
+      <w:r>
+        <w:rPr>
+          <w:rFonts w:ascii="Times New Roman" w:hAnsi="Times New Roman" w:eastAsia="Times New Roman" w:cs="Times New Roman"/>
+          <w:sz w:val="28"/>
+          <w:szCs w:val="28"/>
+          <w:highlight w:val="none"/>
+          <w:lang w:val="en-US" w:bidi="en-US"/>
+        </w:rPr>
+      </w:r>
+      <w:r>
+        <w:rPr>
+          <w:rFonts w:ascii="Times New Roman" w:hAnsi="Times New Roman" w:eastAsia="Times New Roman" w:cs="Times New Roman"/>
+          <w:sz w:val="28"/>
+          <w:szCs w:val="28"/>
+          <w:highlight w:val="none"/>
+          <w:lang w:val="en-US" w:bidi="en-US"/>
+        </w:rPr>
+      </w:r>
+    </w:p>
+    <w:p>
+      <w:pPr>
+        <w:pBdr/>
+        <w:spacing w:after="14" w:line="240" w:lineRule="auto"/>
+        <w:ind w:right="270" w:firstLine="0" w:left="0"/>
+        <w:jc w:val="both"/>
+        <w:rPr>
+          <w:rFonts w:ascii="Times New Roman" w:hAnsi="Times New Roman" w:cs="Times New Roman"/>
+          <w:sz w:val="28"/>
+          <w:szCs w:val="28"/>
+          <w:highlight w:val="none"/>
+        </w:rPr>
+      </w:pPr>
+      <w:r>
+        <w:rPr>
+          <w:rFonts w:ascii="Times New Roman" w:hAnsi="Times New Roman" w:eastAsia="Times New Roman" w:cs="Times New Roman"/>
+          <w:sz w:val="28"/>
+          <w:szCs w:val="28"/>
+          <w:highlight w:val="none"/>
+          <w:lang w:val="en-US" w:bidi="en-US"/>
+        </w:rPr>
+      </w:r>
+      <w:r>
+        <w:rPr>
+          <w:rFonts w:ascii="Times New Roman" w:hAnsi="Times New Roman" w:eastAsia="Times New Roman" w:cs="Times New Roman"/>
+          <w:sz w:val="28"/>
+          <w:szCs w:val="28"/>
+          <w:highlight w:val="none"/>
+          <w:lang w:val="en-US" w:bidi="en-US"/>
+        </w:rPr>
+      </w:r>
+      <w:r>
+        <w:rPr>
+          <w:rFonts w:ascii="Times New Roman" w:hAnsi="Times New Roman" w:eastAsia="Times New Roman" w:cs="Times New Roman"/>
+          <w:sz w:val="28"/>
+          <w:szCs w:val="28"/>
+          <w:highlight w:val="none"/>
+          <w:lang w:val="en-US" w:bidi="en-US"/>
+        </w:rPr>
+      </w:r>
+    </w:p>
+    <w:p>
+      <w:pPr>
+        <w:pBdr/>
+        <w:spacing w:after="14" w:line="240" w:lineRule="auto"/>
+        <w:ind w:right="270" w:firstLine="0" w:left="0"/>
+        <w:jc w:val="both"/>
+        <w:rPr>
+          <w:rFonts w:ascii="Times New Roman" w:hAnsi="Times New Roman" w:cs="Times New Roman"/>
+          <w:sz w:val="28"/>
+          <w:szCs w:val="28"/>
+          <w:highlight w:val="none"/>
+        </w:rPr>
+      </w:pPr>
+      <w:r>
+        <w:rPr>
+          <w:rFonts w:ascii="Times New Roman" w:hAnsi="Times New Roman" w:eastAsia="Times New Roman" w:cs="Times New Roman"/>
+          <w:sz w:val="28"/>
+          <w:szCs w:val="28"/>
+          <w:highlight w:val="none"/>
+          <w:lang w:val="en-US" w:bidi="en-US"/>
+        </w:rPr>
+      </w:r>
+      <w:r>
+        <w:rPr>
+          <w:rFonts w:ascii="Times New Roman" w:hAnsi="Times New Roman" w:eastAsia="Times New Roman" w:cs="Times New Roman"/>
+          <w:sz w:val="28"/>
+          <w:szCs w:val="28"/>
+          <w:highlight w:val="none"/>
+          <w:lang w:val="en-US" w:bidi="en-US"/>
+        </w:rPr>
+      </w:r>
+      <w:r>
+        <w:rPr>
+          <w:rFonts w:ascii="Times New Roman" w:hAnsi="Times New Roman" w:eastAsia="Times New Roman" w:cs="Times New Roman"/>
+          <w:sz w:val="28"/>
+          <w:szCs w:val="28"/>
+          <w:highlight w:val="none"/>
+          <w:lang w:val="en-US" w:bidi="en-US"/>
+        </w:rPr>
+      </w:r>
+    </w:p>
+    <w:p>
+      <w:pPr>
+        <w:pBdr/>
+        <w:spacing w:after="14" w:line="240" w:lineRule="auto"/>
+        <w:ind w:right="270" w:firstLine="0" w:left="0"/>
+        <w:jc w:val="both"/>
+        <w:rPr>
+          <w:rFonts w:ascii="Times New Roman" w:hAnsi="Times New Roman" w:cs="Times New Roman"/>
+          <w:sz w:val="28"/>
+          <w:szCs w:val="28"/>
+          <w:highlight w:val="none"/>
+        </w:rPr>
+      </w:pPr>
+      <w:r>
+        <w:rPr>
+          <w:rFonts w:ascii="Times New Roman" w:hAnsi="Times New Roman" w:eastAsia="Times New Roman" w:cs="Times New Roman"/>
+          <w:sz w:val="28"/>
+          <w:szCs w:val="28"/>
+          <w:highlight w:val="none"/>
+          <w:lang w:val="en-US" w:bidi="en-US"/>
+        </w:rPr>
+      </w:r>
+      <w:r>
+        <w:rPr>
+          <w:rFonts w:ascii="Times New Roman" w:hAnsi="Times New Roman" w:eastAsia="Times New Roman" w:cs="Times New Roman"/>
+          <w:sz w:val="28"/>
+          <w:szCs w:val="28"/>
+          <w:highlight w:val="none"/>
+          <w:lang w:val="en-US" w:bidi="en-US"/>
+        </w:rPr>
+      </w:r>
+      <w:r>
+        <w:rPr>
+          <w:rFonts w:ascii="Times New Roman" w:hAnsi="Times New Roman" w:eastAsia="Times New Roman" w:cs="Times New Roman"/>
+          <w:sz w:val="28"/>
+          <w:szCs w:val="28"/>
+          <w:highlight w:val="none"/>
+          <w:lang w:val="en-US" w:bidi="en-US"/>
+        </w:rPr>
+      </w:r>
+    </w:p>
+    <w:p>
+      <w:pPr>
+        <w:pBdr/>
+        <w:spacing w:after="14" w:line="240" w:lineRule="auto"/>
+        <w:ind w:right="270" w:firstLine="0" w:left="0"/>
+        <w:jc w:val="both"/>
+        <w:rPr>
+          <w:rFonts w:ascii="Times New Roman" w:hAnsi="Times New Roman" w:cs="Times New Roman"/>
+          <w:sz w:val="28"/>
+          <w:szCs w:val="28"/>
+          <w:highlight w:val="none"/>
+        </w:rPr>
+      </w:pPr>
+      <w:r>
+        <w:rPr>
+          <w:rFonts w:ascii="Times New Roman" w:hAnsi="Times New Roman" w:eastAsia="Times New Roman" w:cs="Times New Roman"/>
+          <w:sz w:val="28"/>
+          <w:szCs w:val="28"/>
+          <w:highlight w:val="none"/>
+          <w:lang w:val="en-US" w:bidi="en-US"/>
+        </w:rPr>
+      </w:r>
+      <w:r>
+        <w:rPr>
+          <w:rFonts w:ascii="Times New Roman" w:hAnsi="Times New Roman" w:eastAsia="Times New Roman" w:cs="Times New Roman"/>
+          <w:sz w:val="28"/>
+          <w:szCs w:val="28"/>
+          <w:highlight w:val="none"/>
+          <w:lang w:val="en-US" w:bidi="en-US"/>
+        </w:rPr>
+      </w:r>
+      <w:r>
+        <w:rPr>
+          <w:rFonts w:ascii="Times New Roman" w:hAnsi="Times New Roman" w:eastAsia="Times New Roman" w:cs="Times New Roman"/>
+          <w:sz w:val="28"/>
+          <w:szCs w:val="28"/>
+          <w:highlight w:val="none"/>
+          <w:lang w:val="en-US" w:bidi="en-US"/>
+        </w:rPr>
+      </w:r>
+    </w:p>
+    <w:p>
+      <w:pPr>
+        <w:pBdr/>
+        <w:spacing w:after="14" w:line="240" w:lineRule="auto"/>
+        <w:ind w:right="270" w:firstLine="0" w:left="0"/>
+        <w:jc w:val="both"/>
+        <w:rPr>
+          <w:rFonts w:ascii="Times New Roman" w:hAnsi="Times New Roman" w:cs="Times New Roman"/>
+          <w:sz w:val="28"/>
+          <w:szCs w:val="28"/>
+          <w:highlight w:val="none"/>
+        </w:rPr>
+      </w:pPr>
+      <w:r>
+        <w:rPr>
+          <w:rFonts w:ascii="Times New Roman" w:hAnsi="Times New Roman" w:eastAsia="Times New Roman" w:cs="Times New Roman"/>
+          <w:sz w:val="28"/>
+          <w:szCs w:val="28"/>
+          <w:highlight w:val="none"/>
+          <w:lang w:val="en-US" w:bidi="en-US"/>
+        </w:rPr>
+      </w:r>
+      <w:r>
+        <w:rPr>
+          <w:rFonts w:ascii="Times New Roman" w:hAnsi="Times New Roman" w:eastAsia="Times New Roman" w:cs="Times New Roman"/>
+          <w:sz w:val="28"/>
+          <w:szCs w:val="28"/>
+          <w:highlight w:val="none"/>
+          <w:lang w:val="en-US" w:bidi="en-US"/>
+        </w:rPr>
+      </w:r>
+      <w:r>
+        <w:rPr>
+          <w:rFonts w:ascii="Times New Roman" w:hAnsi="Times New Roman" w:eastAsia="Times New Roman" w:cs="Times New Roman"/>
+          <w:sz w:val="28"/>
+          <w:szCs w:val="28"/>
+          <w:highlight w:val="none"/>
+          <w:lang w:val="en-US" w:bidi="en-US"/>
+        </w:rPr>
+      </w:r>
+    </w:p>
+    <w:p>
+      <w:pPr>
+        <w:pBdr/>
+        <w:spacing w:after="14" w:line="240" w:lineRule="auto"/>
+        <w:ind w:right="270" w:firstLine="0" w:left="0"/>
+        <w:jc w:val="both"/>
+        <w:rPr>
+          <w:rFonts w:ascii="Times New Roman" w:hAnsi="Times New Roman" w:cs="Times New Roman"/>
+          <w:sz w:val="28"/>
+          <w:szCs w:val="28"/>
+          <w:highlight w:val="none"/>
+        </w:rPr>
+      </w:pPr>
+      <w:r>
+        <w:rPr>
+          <w:rFonts w:ascii="Times New Roman" w:hAnsi="Times New Roman" w:eastAsia="Times New Roman" w:cs="Times New Roman"/>
+          <w:sz w:val="28"/>
+          <w:szCs w:val="28"/>
+          <w:highlight w:val="none"/>
+          <w:lang w:val="en-US" w:bidi="en-US"/>
+        </w:rPr>
+      </w:r>
+      <w:r>
+        <w:rPr>
+          <w:rFonts w:ascii="Times New Roman" w:hAnsi="Times New Roman" w:eastAsia="Times New Roman" w:cs="Times New Roman"/>
+          <w:sz w:val="28"/>
+          <w:szCs w:val="28"/>
+          <w:highlight w:val="none"/>
+          <w:lang w:val="en-US" w:bidi="en-US"/>
+        </w:rPr>
+      </w:r>
+      <w:r>
+        <w:rPr>
+          <w:rFonts w:ascii="Times New Roman" w:hAnsi="Times New Roman" w:eastAsia="Times New Roman" w:cs="Times New Roman"/>
+          <w:sz w:val="28"/>
+          <w:szCs w:val="28"/>
+          <w:highlight w:val="none"/>
+          <w:lang w:val="en-US" w:bidi="en-US"/>
+        </w:rPr>
+      </w:r>
+    </w:p>
+    <w:p>
+      <w:pPr>
+        <w:pBdr/>
+        <w:spacing w:after="14" w:line="240" w:lineRule="auto"/>
+        <w:ind w:right="270" w:firstLine="0" w:left="0"/>
+        <w:jc w:val="both"/>
+        <w:rPr>
+          <w:rFonts w:ascii="Times New Roman" w:hAnsi="Times New Roman" w:cs="Times New Roman"/>
+          <w:sz w:val="28"/>
+          <w:szCs w:val="28"/>
+          <w:highlight w:val="none"/>
+        </w:rPr>
+      </w:pPr>
+      <w:r>
+        <w:rPr>
+          <w:rFonts w:ascii="Times New Roman" w:hAnsi="Times New Roman" w:eastAsia="Times New Roman" w:cs="Times New Roman"/>
+          <w:sz w:val="28"/>
+          <w:szCs w:val="28"/>
+          <w:highlight w:val="none"/>
+          <w:lang w:val="en-US" w:bidi="en-US"/>
+        </w:rPr>
+      </w:r>
+      <w:r>
+        <w:rPr>
+          <w:rFonts w:ascii="Times New Roman" w:hAnsi="Times New Roman" w:eastAsia="Times New Roman" w:cs="Times New Roman"/>
+          <w:sz w:val="28"/>
+          <w:szCs w:val="28"/>
+          <w:highlight w:val="none"/>
+          <w:lang w:val="en-US" w:bidi="en-US"/>
+        </w:rPr>
+      </w:r>
+      <w:r>
+        <w:rPr>
+          <w:rFonts w:ascii="Times New Roman" w:hAnsi="Times New Roman" w:eastAsia="Times New Roman" w:cs="Times New Roman"/>
+          <w:sz w:val="28"/>
+          <w:szCs w:val="28"/>
+          <w:highlight w:val="none"/>
+          <w:lang w:val="en-US" w:bidi="en-US"/>
+        </w:rPr>
+      </w:r>
+    </w:p>
+    <w:p>
+      <w:pPr>
+        <w:pBdr/>
+        <w:spacing w:after="14" w:line="240" w:lineRule="auto"/>
+        <w:ind w:right="270" w:firstLine="0" w:left="0"/>
+        <w:jc w:val="both"/>
+        <w:rPr>
+          <w:rFonts w:ascii="Times New Roman" w:hAnsi="Times New Roman" w:cs="Times New Roman"/>
+          <w:sz w:val="28"/>
+          <w:szCs w:val="28"/>
+          <w:highlight w:val="none"/>
+        </w:rPr>
+      </w:pPr>
+      <w:r>
+        <w:rPr>
+          <w:rFonts w:ascii="Times New Roman" w:hAnsi="Times New Roman" w:eastAsia="Times New Roman" w:cs="Times New Roman"/>
+          <w:sz w:val="28"/>
+          <w:szCs w:val="28"/>
+          <w:highlight w:val="none"/>
+          <w:lang w:val="en-US" w:bidi="en-US"/>
+        </w:rPr>
+      </w:r>
+      <w:r>
+        <w:rPr>
+          <w:rFonts w:ascii="Times New Roman" w:hAnsi="Times New Roman" w:eastAsia="Times New Roman" w:cs="Times New Roman"/>
+          <w:sz w:val="28"/>
+          <w:szCs w:val="28"/>
+          <w:highlight w:val="none"/>
+          <w:lang w:val="en-US" w:bidi="en-US"/>
+        </w:rPr>
+      </w:r>
+      <w:r>
+        <w:rPr>
+          <w:rFonts w:ascii="Times New Roman" w:hAnsi="Times New Roman" w:eastAsia="Times New Roman" w:cs="Times New Roman"/>
+          <w:sz w:val="28"/>
+          <w:szCs w:val="28"/>
+          <w:highlight w:val="none"/>
+          <w:lang w:val="en-US" w:bidi="en-US"/>
+        </w:rPr>
+      </w:r>
+    </w:p>
+    <w:p>
+      <w:pPr>
+        <w:pBdr/>
+        <w:spacing w:after="14" w:line="240" w:lineRule="auto"/>
+        <w:ind w:right="270" w:firstLine="0" w:left="0"/>
+        <w:jc w:val="both"/>
+        <w:rPr>
+          <w:rFonts w:ascii="Times New Roman" w:hAnsi="Times New Roman" w:cs="Times New Roman"/>
+          <w:sz w:val="28"/>
+          <w:szCs w:val="28"/>
+          <w:highlight w:val="none"/>
+        </w:rPr>
+      </w:pPr>
+      <w:r>
+        <w:rPr>
+          <w:rFonts w:ascii="Times New Roman" w:hAnsi="Times New Roman" w:eastAsia="Times New Roman" w:cs="Times New Roman"/>
+          <w:sz w:val="28"/>
+          <w:szCs w:val="28"/>
+          <w:highlight w:val="none"/>
+          <w:lang w:val="en-US" w:bidi="en-US"/>
+        </w:rPr>
+      </w:r>
+      <w:r>
+        <w:rPr>
+          <w:rFonts w:ascii="Times New Roman" w:hAnsi="Times New Roman" w:eastAsia="Times New Roman" w:cs="Times New Roman"/>
+          <w:sz w:val="28"/>
+          <w:szCs w:val="28"/>
+          <w:highlight w:val="none"/>
+          <w:lang w:val="en-US" w:bidi="en-US"/>
+        </w:rPr>
+      </w:r>
+      <w:r>
+        <w:rPr>
+          <w:rFonts w:ascii="Times New Roman" w:hAnsi="Times New Roman" w:eastAsia="Times New Roman" w:cs="Times New Roman"/>
+          <w:sz w:val="28"/>
+          <w:szCs w:val="28"/>
+          <w:highlight w:val="none"/>
+          <w:lang w:val="en-US" w:bidi="en-US"/>
+        </w:rPr>
+      </w:r>
+    </w:p>
+    <w:p>
+      <w:pPr>
+        <w:pBdr/>
+        <w:spacing w:after="14" w:line="240" w:lineRule="auto"/>
+        <w:ind w:right="270" w:firstLine="0" w:left="0"/>
+        <w:jc w:val="both"/>
+        <w:rPr>
+          <w:rFonts w:ascii="Times New Roman" w:hAnsi="Times New Roman" w:cs="Times New Roman"/>
+          <w:sz w:val="28"/>
+          <w:szCs w:val="28"/>
+          <w:highlight w:val="none"/>
+        </w:rPr>
+      </w:pPr>
+      <w:r>
+        <w:rPr>
+          <w:rFonts w:ascii="Times New Roman" w:hAnsi="Times New Roman" w:eastAsia="Times New Roman" w:cs="Times New Roman"/>
+          <w:sz w:val="28"/>
+          <w:szCs w:val="28"/>
+          <w:highlight w:val="none"/>
+          <w:lang w:val="en-US" w:bidi="en-US"/>
+        </w:rPr>
+      </w:r>
+      <w:r>
+        <w:rPr>
+          <w:rFonts w:ascii="Times New Roman" w:hAnsi="Times New Roman" w:eastAsia="Times New Roman" w:cs="Times New Roman"/>
+          <w:sz w:val="28"/>
+          <w:szCs w:val="28"/>
+          <w:highlight w:val="none"/>
+          <w:lang w:val="en-US" w:bidi="en-US"/>
+        </w:rPr>
+      </w:r>
+      <w:r>
+        <w:rPr>
+          <w:rFonts w:ascii="Times New Roman" w:hAnsi="Times New Roman" w:eastAsia="Times New Roman" w:cs="Times New Roman"/>
+          <w:sz w:val="28"/>
+          <w:szCs w:val="28"/>
+          <w:highlight w:val="none"/>
+          <w:lang w:val="en-US" w:bidi="en-US"/>
+        </w:rPr>
+      </w:r>
+    </w:p>
+    <w:p>
+      <w:pPr>
+        <w:pBdr/>
+        <w:spacing w:after="14" w:line="240" w:lineRule="auto"/>
+        <w:ind w:right="270" w:firstLine="0" w:left="0"/>
+        <w:jc w:val="both"/>
+        <w:rPr>
+          <w:rFonts w:ascii="Times New Roman" w:hAnsi="Times New Roman" w:cs="Times New Roman"/>
+          <w:sz w:val="28"/>
+          <w:szCs w:val="28"/>
+          <w:highlight w:val="none"/>
+        </w:rPr>
+      </w:pPr>
+      <w:r>
+        <w:rPr>
+          <w:rFonts w:ascii="Times New Roman" w:hAnsi="Times New Roman" w:eastAsia="Times New Roman" w:cs="Times New Roman"/>
+          <w:sz w:val="28"/>
+          <w:szCs w:val="28"/>
+          <w:highlight w:val="none"/>
+          <w:lang w:val="en-US" w:bidi="en-US"/>
+        </w:rPr>
+      </w:r>
+      <w:r>
+        <w:rPr>
+          <w:rFonts w:ascii="Times New Roman" w:hAnsi="Times New Roman" w:eastAsia="Times New Roman" w:cs="Times New Roman"/>
+          <w:sz w:val="28"/>
+          <w:szCs w:val="28"/>
+          <w:highlight w:val="none"/>
+          <w:lang w:val="en-US" w:bidi="en-US"/>
+        </w:rPr>
+      </w:r>
+      <w:r>
+        <w:rPr>
+          <w:rFonts w:ascii="Times New Roman" w:hAnsi="Times New Roman" w:eastAsia="Times New Roman" w:cs="Times New Roman"/>
+          <w:sz w:val="28"/>
+          <w:szCs w:val="28"/>
+          <w:highlight w:val="none"/>
+          <w:lang w:val="en-US" w:bidi="en-US"/>
+        </w:rPr>
+      </w:r>
+    </w:p>
+    <w:p>
+      <w:pPr>
+        <w:pBdr/>
+        <w:spacing w:after="14" w:line="240" w:lineRule="auto"/>
+        <w:ind w:right="270" w:firstLine="0" w:left="0"/>
+        <w:jc w:val="both"/>
+        <w:rPr>
+          <w:rFonts w:ascii="Times New Roman" w:hAnsi="Times New Roman" w:cs="Times New Roman"/>
+          <w:sz w:val="28"/>
+          <w:szCs w:val="28"/>
+          <w:highlight w:val="none"/>
+        </w:rPr>
+      </w:pPr>
+      <w:r>
+        <w:rPr>
+          <w:rFonts w:ascii="Times New Roman" w:hAnsi="Times New Roman" w:eastAsia="Times New Roman" w:cs="Times New Roman"/>
+          <w:sz w:val="28"/>
+          <w:szCs w:val="28"/>
+          <w:highlight w:val="none"/>
+          <w:lang w:val="en-US" w:bidi="en-US"/>
+        </w:rPr>
+      </w:r>
+      <w:r>
+        <w:rPr>
+          <w:rFonts w:ascii="Times New Roman" w:hAnsi="Times New Roman" w:eastAsia="Times New Roman" w:cs="Times New Roman"/>
+          <w:sz w:val="28"/>
+          <w:szCs w:val="28"/>
+          <w:highlight w:val="none"/>
+          <w:lang w:val="en-US" w:bidi="en-US"/>
+        </w:rPr>
+      </w:r>
+      <w:r>
+        <w:rPr>
+          <w:rFonts w:ascii="Times New Roman" w:hAnsi="Times New Roman" w:eastAsia="Times New Roman" w:cs="Times New Roman"/>
+          <w:sz w:val="28"/>
+          <w:szCs w:val="28"/>
+          <w:highlight w:val="none"/>
+          <w:lang w:val="en-US" w:bidi="en-US"/>
+        </w:rPr>
+      </w:r>
+    </w:p>
+    <w:p>
+      <w:pPr>
+        <w:pBdr/>
+        <w:spacing w:after="14" w:line="240" w:lineRule="auto"/>
+        <w:ind w:right="270" w:firstLine="0" w:left="0"/>
+        <w:jc w:val="both"/>
+        <w:rPr>
+          <w:rFonts w:ascii="Times New Roman" w:hAnsi="Times New Roman" w:cs="Times New Roman"/>
+          <w:sz w:val="28"/>
+          <w:szCs w:val="28"/>
+          <w:highlight w:val="none"/>
+        </w:rPr>
+      </w:pPr>
+      <w:r>
+        <w:rPr>
+          <w:rFonts w:ascii="Times New Roman" w:hAnsi="Times New Roman" w:eastAsia="Times New Roman" w:cs="Times New Roman"/>
+          <w:sz w:val="28"/>
+          <w:szCs w:val="28"/>
+          <w:highlight w:val="none"/>
+          <w:lang w:val="en-US" w:bidi="en-US"/>
+        </w:rPr>
+      </w:r>
+      <w:r>
+        <w:rPr>
+          <w:rFonts w:ascii="Times New Roman" w:hAnsi="Times New Roman" w:eastAsia="Times New Roman" w:cs="Times New Roman"/>
+          <w:sz w:val="28"/>
+          <w:szCs w:val="28"/>
+          <w:highlight w:val="none"/>
+          <w:lang w:val="en-US" w:bidi="en-US"/>
+        </w:rPr>
+      </w:r>
+      <w:r>
+        <w:rPr>
+          <w:rFonts w:ascii="Times New Roman" w:hAnsi="Times New Roman" w:eastAsia="Times New Roman" w:cs="Times New Roman"/>
+          <w:sz w:val="28"/>
+          <w:szCs w:val="28"/>
+          <w:highlight w:val="none"/>
+          <w:lang w:val="en-US" w:bidi="en-US"/>
+        </w:rPr>
+      </w:r>
+    </w:p>
+    <w:p>
+      <w:pPr>
+        <w:pBdr/>
+        <w:spacing w:after="14" w:line="240" w:lineRule="auto"/>
+        <w:ind w:right="270" w:firstLine="0" w:left="0"/>
+        <w:jc w:val="both"/>
+        <w:rPr>
+          <w:rFonts w:ascii="Times New Roman" w:hAnsi="Times New Roman" w:cs="Times New Roman"/>
+          <w:sz w:val="28"/>
+          <w:szCs w:val="28"/>
+          <w:highlight w:val="none"/>
+        </w:rPr>
+      </w:pPr>
+      <w:r>
+        <w:rPr>
+          <w:rFonts w:ascii="Times New Roman" w:hAnsi="Times New Roman" w:eastAsia="Times New Roman" w:cs="Times New Roman"/>
+          <w:b/>
+          <w:bCs/>
+          <w:sz w:val="28"/>
+          <w:szCs w:val="28"/>
+          <w:highlight w:val="none"/>
+          <w:lang w:val="en-US" w:bidi="en-US"/>
+        </w:rPr>
+        <w:t xml:space="preserve">Ответы на вопросы для самостоятельного контроля</w:t>
+      </w:r>
+      <w:r>
+        <w:rPr>
+          <w:rFonts w:ascii="Times New Roman" w:hAnsi="Times New Roman" w:eastAsia="Times New Roman" w:cs="Times New Roman"/>
+          <w:sz w:val="28"/>
+          <w:szCs w:val="28"/>
+          <w:highlight w:val="none"/>
+          <w:lang w:val="en-US" w:bidi="en-US"/>
+        </w:rPr>
+        <w:t xml:space="preserve">:</w:t>
+      </w:r>
+      <w:r>
+        <w:rPr>
+          <w:rFonts w:ascii="Times New Roman" w:hAnsi="Times New Roman" w:eastAsia="Times New Roman" w:cs="Times New Roman"/>
+          <w:sz w:val="28"/>
+          <w:szCs w:val="28"/>
+          <w:highlight w:val="none"/>
+        </w:rPr>
+      </w:r>
+      <w:r>
+        <w:rPr>
+          <w:rFonts w:ascii="Times New Roman" w:hAnsi="Times New Roman" w:eastAsia="Times New Roman" w:cs="Times New Roman"/>
+          <w:sz w:val="28"/>
+          <w:szCs w:val="28"/>
+          <w:highlight w:val="none"/>
+        </w:rPr>
+      </w:r>
+    </w:p>
+    <w:p>
+      <w:pPr>
+        <w:pBdr/>
+        <w:spacing w:after="14" w:line="240" w:lineRule="auto"/>
+        <w:ind w:right="270" w:firstLine="0" w:left="0"/>
+        <w:jc w:val="both"/>
+        <w:rPr>
+          <w:rFonts w:ascii="Times New Roman" w:hAnsi="Times New Roman" w:cs="Times New Roman"/>
+          <w:sz w:val="28"/>
+          <w:szCs w:val="28"/>
+          <w:highlight w:val="none"/>
+        </w:rPr>
+      </w:pPr>
+      <w:r>
+        <w:rPr>
+          <w:rFonts w:ascii="Times New Roman" w:hAnsi="Times New Roman" w:eastAsia="Times New Roman" w:cs="Times New Roman"/>
+          <w:sz w:val="28"/>
+          <w:szCs w:val="28"/>
+          <w:highlight w:val="none"/>
+          <w:lang w:val="en-US" w:bidi="en-US"/>
+        </w:rPr>
+        <w:t xml:space="preserve">1. Какие аксиомы и теоремы алгебры логики можно использовать для упрощения логических выражений?</w:t>
+      </w:r>
+      <w:r>
+        <w:rPr>
+          <w:rFonts w:ascii="Times New Roman" w:hAnsi="Times New Roman" w:eastAsia="Times New Roman" w:cs="Times New Roman"/>
+          <w:sz w:val="28"/>
+          <w:szCs w:val="28"/>
+          <w:highlight w:val="none"/>
+        </w:rPr>
+      </w:r>
+      <w:r>
+        <w:rPr>
+          <w:rFonts w:ascii="Times New Roman" w:hAnsi="Times New Roman" w:eastAsia="Times New Roman" w:cs="Times New Roman"/>
+          <w:sz w:val="28"/>
+          <w:szCs w:val="28"/>
+          <w:highlight w:val="none"/>
+        </w:rPr>
+      </w:r>
+    </w:p>
+    <w:p>
+      <w:pPr>
+        <w:pBdr/>
+        <w:spacing w:after="14" w:line="240" w:lineRule="auto"/>
+        <w:ind w:right="270" w:firstLine="0" w:left="0"/>
+        <w:jc w:val="both"/>
+        <w:rPr>
+          <w:rFonts w:ascii="Times New Roman" w:hAnsi="Times New Roman" w:cs="Times New Roman"/>
+          <w:sz w:val="28"/>
+          <w:szCs w:val="28"/>
+          <w:highlight w:val="none"/>
+        </w:rPr>
+      </w:pPr>
+      <w:r>
+        <w:rPr>
+          <w:rFonts w:ascii="Times New Roman" w:hAnsi="Times New Roman" w:eastAsia="Times New Roman" w:cs="Times New Roman"/>
+          <w:sz w:val="28"/>
+          <w:szCs w:val="28"/>
+          <w:highlight w:val="none"/>
+        </w:rPr>
+      </w:r>
+      <w:r>
+        <w:rPr>
+          <w:rFonts w:ascii="Times New Roman" w:hAnsi="Times New Roman" w:eastAsia="Times New Roman" w:cs="Times New Roman"/>
+          <w:sz w:val="28"/>
+          <w:szCs w:val="28"/>
+          <w:highlight w:val="none"/>
+        </w:rPr>
+      </w:r>
+      <w:r>
+        <w:rPr>
+          <w:rFonts w:ascii="Times New Roman" w:hAnsi="Times New Roman" w:eastAsia="Times New Roman" w:cs="Times New Roman"/>
+          <w:sz w:val="28"/>
+          <w:szCs w:val="28"/>
+          <w:highlight w:val="none"/>
+        </w:rPr>
+      </w:r>
+    </w:p>
+    <w:p>
+      <w:pPr>
+        <w:pBdr/>
+        <w:spacing w:after="14" w:line="240" w:lineRule="auto"/>
+        <w:ind w:right="270" w:firstLine="0" w:left="0"/>
+        <w:jc w:val="both"/>
+        <w:rPr>
+          <w:rFonts w:ascii="Times New Roman" w:hAnsi="Times New Roman" w:cs="Times New Roman"/>
+          <w:sz w:val="28"/>
+          <w:szCs w:val="28"/>
+          <w:highlight w:val="none"/>
+        </w:rPr>
+      </w:pPr>
+      <w:r>
+        <w:rPr>
+          <w:rFonts w:ascii="Times New Roman" w:hAnsi="Times New Roman" w:eastAsia="Times New Roman" w:cs="Times New Roman"/>
+          <w:sz w:val="28"/>
+          <w:szCs w:val="28"/>
+          <w:highlight w:val="none"/>
+          <w:lang w:val="en-US" w:bidi="en-US"/>
+        </w:rPr>
+        <w:t xml:space="preserve">Для упрощения используются: </w:t>
+      </w:r>
+      <w:r>
+        <w:rPr>
+          <w:rFonts w:ascii="Times New Roman" w:hAnsi="Times New Roman" w:eastAsia="Times New Roman" w:cs="Times New Roman"/>
+          <w:sz w:val="28"/>
+          <w:szCs w:val="28"/>
+          <w:highlight w:val="none"/>
+        </w:rPr>
+      </w:r>
+      <w:r>
+        <w:rPr>
+          <w:rFonts w:ascii="Times New Roman" w:hAnsi="Times New Roman" w:eastAsia="Times New Roman" w:cs="Times New Roman"/>
           <w:sz w:val="28"/>
           <w:szCs w:val="28"/>
           <w:highlight w:val="none"/>
@@ -4922,7 +5939,9 @@
         <w:spacing w:after="14" w:line="240" w:lineRule="auto"/>
         <w:ind w:right="270" w:left="0"/>
         <w:jc w:val="both"/>
-        <w:rPr/>
+        <w:rPr>
+          <w:rFonts w:ascii="Times New Roman" w:hAnsi="Times New Roman" w:cs="Times New Roman"/>
+        </w:rPr>
       </w:pPr>
       <w:r>
         <w:rPr>
@@ -4934,7 +5953,11 @@
         </w:rPr>
         <w:t xml:space="preserve">1. Закон тождества, закон нуля (A + 0 = A; A × 0 = 0)</w:t>
       </w:r>
-      <w:r/>
+      <w:r>
+        <w:rPr>
+          <w:rFonts w:ascii="Times New Roman" w:hAnsi="Times New Roman" w:eastAsia="Times New Roman" w:cs="Times New Roman"/>
+        </w:rPr>
+      </w:r>
     </w:p>
     <w:p>
       <w:pPr>
@@ -4943,7 +5966,9 @@
         <w:spacing w:after="14" w:line="240" w:lineRule="auto"/>
         <w:ind w:right="270" w:left="0"/>
         <w:jc w:val="both"/>
-        <w:rPr/>
+        <w:rPr>
+          <w:rFonts w:ascii="Times New Roman" w:hAnsi="Times New Roman" w:cs="Times New Roman"/>
+        </w:rPr>
       </w:pPr>
       <w:r>
         <w:rPr>
@@ -4955,7 +5980,11 @@
         </w:rPr>
         <w:t xml:space="preserve">2. Закон дополнения (A + Ā = 1)</w:t>
       </w:r>
-      <w:r/>
+      <w:r>
+        <w:rPr>
+          <w:rFonts w:ascii="Times New Roman" w:hAnsi="Times New Roman" w:eastAsia="Times New Roman" w:cs="Times New Roman"/>
+        </w:rPr>
+      </w:r>
     </w:p>
     <w:p>
       <w:pPr>
@@ -4964,7 +5993,9 @@
         <w:spacing w:after="14" w:line="240" w:lineRule="auto"/>
         <w:ind w:right="270" w:left="0"/>
         <w:jc w:val="both"/>
-        <w:rPr/>
+        <w:rPr>
+          <w:rFonts w:ascii="Times New Roman" w:hAnsi="Times New Roman" w:cs="Times New Roman"/>
+        </w:rPr>
       </w:pPr>
       <w:r>
         <w:rPr>
@@ -4976,7 +6007,11 @@
         </w:rPr>
         <w:t xml:space="preserve">3. Закон двойного отрицания (¬(¬A) = A)</w:t>
       </w:r>
-      <w:r/>
+      <w:r>
+        <w:rPr>
+          <w:rFonts w:ascii="Times New Roman" w:hAnsi="Times New Roman" w:eastAsia="Times New Roman" w:cs="Times New Roman"/>
+        </w:rPr>
+      </w:r>
     </w:p>
     <w:p>
       <w:pPr>
@@ -4985,7 +6020,9 @@
         <w:spacing w:after="14" w:line="240" w:lineRule="auto"/>
         <w:ind w:right="270" w:left="0"/>
         <w:jc w:val="both"/>
-        <w:rPr/>
+        <w:rPr>
+          <w:rFonts w:ascii="Times New Roman" w:hAnsi="Times New Roman" w:cs="Times New Roman"/>
+        </w:rPr>
       </w:pPr>
       <w:r>
         <w:rPr>
@@ -4997,7 +6034,11 @@
         </w:rPr>
         <w:t xml:space="preserve">4. Закон идемпотентности (A × A = A)</w:t>
       </w:r>
-      <w:r/>
+      <w:r>
+        <w:rPr>
+          <w:rFonts w:ascii="Times New Roman" w:hAnsi="Times New Roman" w:eastAsia="Times New Roman" w:cs="Times New Roman"/>
+        </w:rPr>
+      </w:r>
     </w:p>
     <w:p>
       <w:pPr>
@@ -5006,7 +6047,9 @@
         <w:spacing w:after="14" w:line="240" w:lineRule="auto"/>
         <w:ind w:right="270" w:left="0"/>
         <w:jc w:val="both"/>
-        <w:rPr/>
+        <w:rPr>
+          <w:rFonts w:ascii="Times New Roman" w:hAnsi="Times New Roman" w:cs="Times New Roman"/>
+        </w:rPr>
       </w:pPr>
       <w:r>
         <w:rPr>
@@ -5018,7 +6061,11 @@
         </w:rPr>
         <w:t xml:space="preserve">5. Закон коммутативности (A + B = B + A)</w:t>
       </w:r>
-      <w:r/>
+      <w:r>
+        <w:rPr>
+          <w:rFonts w:ascii="Times New Roman" w:hAnsi="Times New Roman" w:eastAsia="Times New Roman" w:cs="Times New Roman"/>
+        </w:rPr>
+      </w:r>
     </w:p>
     <w:p>
       <w:pPr>
@@ -5027,7 +6074,9 @@
         <w:spacing w:after="14" w:line="240" w:lineRule="auto"/>
         <w:ind w:right="270" w:left="0"/>
         <w:jc w:val="both"/>
-        <w:rPr/>
+        <w:rPr>
+          <w:rFonts w:ascii="Times New Roman" w:hAnsi="Times New Roman" w:cs="Times New Roman"/>
+        </w:rPr>
       </w:pPr>
       <w:r>
         <w:rPr>
@@ -5039,7 +6088,11 @@
         </w:rPr>
         <w:t xml:space="preserve">6. Закон ассоциативности ((A + B) + C = A + (B + C))</w:t>
       </w:r>
-      <w:r/>
+      <w:r>
+        <w:rPr>
+          <w:rFonts w:ascii="Times New Roman" w:hAnsi="Times New Roman" w:eastAsia="Times New Roman" w:cs="Times New Roman"/>
+        </w:rPr>
+      </w:r>
     </w:p>
     <w:p>
       <w:pPr>
@@ -5048,7 +6101,9 @@
         <w:spacing w:after="14" w:line="240" w:lineRule="auto"/>
         <w:ind w:right="270" w:left="0"/>
         <w:jc w:val="both"/>
-        <w:rPr/>
+        <w:rPr>
+          <w:rFonts w:ascii="Times New Roman" w:hAnsi="Times New Roman" w:cs="Times New Roman"/>
+        </w:rPr>
       </w:pPr>
       <w:r>
         <w:rPr>
@@ -5060,7 +6115,11 @@
         </w:rPr>
         <w:t xml:space="preserve">7. Закон дистрибутивности (A × (B + C) = A × B + A × C)</w:t>
       </w:r>
-      <w:r/>
+      <w:r>
+        <w:rPr>
+          <w:rFonts w:ascii="Times New Roman" w:hAnsi="Times New Roman" w:eastAsia="Times New Roman" w:cs="Times New Roman"/>
+        </w:rPr>
+      </w:r>
     </w:p>
     <w:p>
       <w:pPr>
@@ -5087,7 +6146,7 @@
       </w:r>
       <w:r>
         <w:rPr>
-          <w:rFonts w:ascii="Times New Roman" w:hAnsi="Times New Roman" w:cs="Times New Roman"/>
+          <w:rFonts w:ascii="Times New Roman" w:hAnsi="Times New Roman" w:eastAsia="Times New Roman" w:cs="Times New Roman"/>
           <w:sz w:val="28"/>
           <w:szCs w:val="28"/>
           <w:highlight w:val="none"/>
@@ -5095,7 +6154,7 @@
       </w:r>
       <w:r>
         <w:rPr>
-          <w:rFonts w:ascii="Times New Roman" w:hAnsi="Times New Roman" w:cs="Times New Roman"/>
+          <w:rFonts w:ascii="Times New Roman" w:hAnsi="Times New Roman" w:eastAsia="Times New Roman" w:cs="Times New Roman"/>
           <w:sz w:val="28"/>
           <w:szCs w:val="28"/>
           <w:highlight w:val="none"/>
@@ -5126,7 +6185,7 @@
       </w:r>
       <w:r>
         <w:rPr>
-          <w:rFonts w:ascii="Times New Roman" w:hAnsi="Times New Roman" w:cs="Times New Roman"/>
+          <w:rFonts w:ascii="Times New Roman" w:hAnsi="Times New Roman" w:eastAsia="Times New Roman" w:cs="Times New Roman"/>
           <w:sz w:val="28"/>
           <w:szCs w:val="28"/>
           <w:highlight w:val="none"/>
@@ -5134,7 +6193,7 @@
       </w:r>
       <w:r>
         <w:rPr>
-          <w:rFonts w:ascii="Times New Roman" w:hAnsi="Times New Roman" w:cs="Times New Roman"/>
+          <w:rFonts w:ascii="Times New Roman" w:hAnsi="Times New Roman" w:eastAsia="Times New Roman" w:cs="Times New Roman"/>
           <w:sz w:val="28"/>
           <w:szCs w:val="28"/>
           <w:highlight w:val="none"/>
@@ -5166,7 +6225,7 @@
       </w:r>
       <w:r>
         <w:rPr>
-          <w:rFonts w:ascii="Times New Roman" w:hAnsi="Times New Roman" w:cs="Times New Roman"/>
+          <w:rFonts w:ascii="Times New Roman" w:hAnsi="Times New Roman" w:eastAsia="Times New Roman" w:cs="Times New Roman"/>
           <w:sz w:val="28"/>
           <w:szCs w:val="28"/>
           <w:highlight w:val="none"/>
@@ -5174,7 +6233,7 @@
       </w:r>
       <w:r>
         <w:rPr>
-          <w:rFonts w:ascii="Times New Roman" w:hAnsi="Times New Roman" w:cs="Times New Roman"/>
+          <w:rFonts w:ascii="Times New Roman" w:hAnsi="Times New Roman" w:eastAsia="Times New Roman" w:cs="Times New Roman"/>
           <w:sz w:val="28"/>
           <w:szCs w:val="28"/>
           <w:highlight w:val="none"/>
@@ -5205,7 +6264,7 @@
       </w:r>
       <w:r>
         <w:rPr>
-          <w:rFonts w:ascii="Times New Roman" w:hAnsi="Times New Roman" w:cs="Times New Roman"/>
+          <w:rFonts w:ascii="Times New Roman" w:hAnsi="Times New Roman" w:eastAsia="Times New Roman" w:cs="Times New Roman"/>
           <w:sz w:val="28"/>
           <w:szCs w:val="28"/>
           <w:highlight w:val="none"/>
@@ -5213,7 +6272,7 @@
       </w:r>
       <w:r>
         <w:rPr>
-          <w:rFonts w:ascii="Times New Roman" w:hAnsi="Times New Roman" w:cs="Times New Roman"/>
+          <w:rFonts w:ascii="Times New Roman" w:hAnsi="Times New Roman" w:eastAsia="Times New Roman" w:cs="Times New Roman"/>
           <w:sz w:val="28"/>
           <w:szCs w:val="28"/>
           <w:highlight w:val="none"/>
@@ -5245,7 +6304,7 @@
       </w:r>
       <w:r>
         <w:rPr>
-          <w:rFonts w:ascii="Times New Roman" w:hAnsi="Times New Roman" w:cs="Times New Roman"/>
+          <w:rFonts w:ascii="Times New Roman" w:hAnsi="Times New Roman" w:eastAsia="Times New Roman" w:cs="Times New Roman"/>
           <w:sz w:val="28"/>
           <w:szCs w:val="28"/>
           <w:highlight w:val="none"/>
@@ -5253,7 +6312,7 @@
       </w:r>
       <w:r>
         <w:rPr>
-          <w:rFonts w:ascii="Times New Roman" w:hAnsi="Times New Roman" w:cs="Times New Roman"/>
+          <w:rFonts w:ascii="Times New Roman" w:hAnsi="Times New Roman" w:eastAsia="Times New Roman" w:cs="Times New Roman"/>
           <w:sz w:val="28"/>
           <w:szCs w:val="28"/>
           <w:highlight w:val="none"/>
@@ -5285,7 +6344,7 @@
       </w:r>
       <w:r>
         <w:rPr>
-          <w:rFonts w:ascii="Times New Roman" w:hAnsi="Times New Roman" w:cs="Times New Roman"/>
+          <w:rFonts w:ascii="Times New Roman" w:hAnsi="Times New Roman" w:eastAsia="Times New Roman" w:cs="Times New Roman"/>
           <w:sz w:val="28"/>
           <w:szCs w:val="28"/>
           <w:highlight w:val="none"/>
@@ -5293,7 +6352,7 @@
       </w:r>
       <w:r>
         <w:rPr>
-          <w:rFonts w:ascii="Times New Roman" w:hAnsi="Times New Roman" w:cs="Times New Roman"/>
+          <w:rFonts w:ascii="Times New Roman" w:hAnsi="Times New Roman" w:eastAsia="Times New Roman" w:cs="Times New Roman"/>
           <w:sz w:val="28"/>
           <w:szCs w:val="28"/>
           <w:highlight w:val="none"/>
@@ -5325,7 +6384,7 @@
       </w:r>
       <w:r>
         <w:rPr>
-          <w:rFonts w:ascii="Times New Roman" w:hAnsi="Times New Roman" w:cs="Times New Roman"/>
+          <w:rFonts w:ascii="Times New Roman" w:hAnsi="Times New Roman" w:eastAsia="Times New Roman" w:cs="Times New Roman"/>
           <w:sz w:val="28"/>
           <w:szCs w:val="28"/>
           <w:highlight w:val="none"/>
@@ -5333,7 +6392,7 @@
       </w:r>
       <w:r>
         <w:rPr>
-          <w:rFonts w:ascii="Times New Roman" w:hAnsi="Times New Roman" w:cs="Times New Roman"/>
+          <w:rFonts w:ascii="Times New Roman" w:hAnsi="Times New Roman" w:eastAsia="Times New Roman" w:cs="Times New Roman"/>
           <w:sz w:val="28"/>
           <w:szCs w:val="28"/>
           <w:highlight w:val="none"/>
@@ -5364,7 +6423,7 @@
       </w:r>
       <w:r>
         <w:rPr>
-          <w:rFonts w:ascii="Times New Roman" w:hAnsi="Times New Roman" w:cs="Times New Roman"/>
+          <w:rFonts w:ascii="Times New Roman" w:hAnsi="Times New Roman" w:eastAsia="Times New Roman" w:cs="Times New Roman"/>
           <w:sz w:val="28"/>
           <w:szCs w:val="28"/>
           <w:highlight w:val="none"/>
@@ -5372,7 +6431,7 @@
       </w:r>
       <w:r>
         <w:rPr>
-          <w:rFonts w:ascii="Times New Roman" w:hAnsi="Times New Roman" w:cs="Times New Roman"/>
+          <w:rFonts w:ascii="Times New Roman" w:hAnsi="Times New Roman" w:eastAsia="Times New Roman" w:cs="Times New Roman"/>
           <w:sz w:val="28"/>
           <w:szCs w:val="28"/>
           <w:highlight w:val="none"/>
@@ -5403,7 +6462,7 @@
       </w:r>
       <w:r>
         <w:rPr>
-          <w:rFonts w:ascii="Times New Roman" w:hAnsi="Times New Roman" w:cs="Times New Roman"/>
+          <w:rFonts w:ascii="Times New Roman" w:hAnsi="Times New Roman" w:eastAsia="Times New Roman" w:cs="Times New Roman"/>
           <w:sz w:val="28"/>
           <w:szCs w:val="28"/>
           <w:highlight w:val="none"/>
@@ -5411,7 +6470,7 @@
       </w:r>
       <w:r>
         <w:rPr>
-          <w:rFonts w:ascii="Times New Roman" w:hAnsi="Times New Roman" w:cs="Times New Roman"/>
+          <w:rFonts w:ascii="Times New Roman" w:hAnsi="Times New Roman" w:eastAsia="Times New Roman" w:cs="Times New Roman"/>
           <w:sz w:val="28"/>
           <w:szCs w:val="28"/>
           <w:highlight w:val="none"/>
@@ -5443,7 +6502,7 @@
       </w:r>
       <w:r>
         <w:rPr>
-          <w:rFonts w:ascii="Times New Roman" w:hAnsi="Times New Roman" w:cs="Times New Roman"/>
+          <w:rFonts w:ascii="Times New Roman" w:hAnsi="Times New Roman" w:eastAsia="Times New Roman" w:cs="Times New Roman"/>
           <w:sz w:val="28"/>
           <w:szCs w:val="28"/>
           <w:highlight w:val="none"/>
@@ -5451,7 +6510,7 @@
       </w:r>
       <w:r>
         <w:rPr>
-          <w:rFonts w:ascii="Times New Roman" w:hAnsi="Times New Roman" w:cs="Times New Roman"/>
+          <w:rFonts w:ascii="Times New Roman" w:hAnsi="Times New Roman" w:eastAsia="Times New Roman" w:cs="Times New Roman"/>
           <w:sz w:val="28"/>
           <w:szCs w:val="28"/>
           <w:highlight w:val="none"/>
@@ -5482,7 +6541,7 @@
       </w:r>
       <w:r>
         <w:rPr>
-          <w:rFonts w:ascii="Times New Roman" w:hAnsi="Times New Roman" w:cs="Times New Roman"/>
+          <w:rFonts w:ascii="Times New Roman" w:hAnsi="Times New Roman" w:eastAsia="Times New Roman" w:cs="Times New Roman"/>
           <w:sz w:val="28"/>
           <w:szCs w:val="28"/>
           <w:highlight w:val="none"/>
@@ -5490,7 +6549,7 @@
       </w:r>
       <w:r>
         <w:rPr>
-          <w:rFonts w:ascii="Times New Roman" w:hAnsi="Times New Roman" w:cs="Times New Roman"/>
+          <w:rFonts w:ascii="Times New Roman" w:hAnsi="Times New Roman" w:eastAsia="Times New Roman" w:cs="Times New Roman"/>
           <w:sz w:val="28"/>
           <w:szCs w:val="28"/>
           <w:highlight w:val="none"/>
@@ -5542,7 +6601,7 @@
       </w:r>
       <w:r>
         <w:rPr>
-          <w:rFonts w:ascii="Times New Roman" w:hAnsi="Times New Roman" w:cs="Times New Roman"/>
+          <w:rFonts w:ascii="Times New Roman" w:hAnsi="Times New Roman" w:eastAsia="Times New Roman" w:cs="Times New Roman"/>
           <w:sz w:val="28"/>
           <w:szCs w:val="28"/>
           <w:highlight w:val="none"/>
@@ -5550,7 +6609,7 @@
       </w:r>
       <w:r>
         <w:rPr>
-          <w:rFonts w:ascii="Times New Roman" w:hAnsi="Times New Roman" w:cs="Times New Roman"/>
+          <w:rFonts w:ascii="Times New Roman" w:hAnsi="Times New Roman" w:eastAsia="Times New Roman" w:cs="Times New Roman"/>
           <w:sz w:val="28"/>
           <w:szCs w:val="28"/>
           <w:highlight w:val="none"/>
@@ -5581,7 +6640,7 @@
       </w:r>
       <w:r>
         <w:rPr>
-          <w:rFonts w:ascii="Times New Roman" w:hAnsi="Times New Roman" w:cs="Times New Roman"/>
+          <w:rFonts w:ascii="Times New Roman" w:hAnsi="Times New Roman" w:eastAsia="Times New Roman" w:cs="Times New Roman"/>
           <w:sz w:val="28"/>
           <w:szCs w:val="28"/>
           <w:highlight w:val="none"/>
@@ -5589,7 +6648,7 @@
       </w:r>
       <w:r>
         <w:rPr>
-          <w:rFonts w:ascii="Times New Roman" w:hAnsi="Times New Roman" w:cs="Times New Roman"/>
+          <w:rFonts w:ascii="Times New Roman" w:hAnsi="Times New Roman" w:eastAsia="Times New Roman" w:cs="Times New Roman"/>
           <w:sz w:val="28"/>
           <w:szCs w:val="28"/>
           <w:highlight w:val="none"/>
@@ -5621,7 +6680,7 @@
       </w:r>
       <w:r>
         <w:rPr>
-          <w:rFonts w:ascii="Times New Roman" w:hAnsi="Times New Roman" w:cs="Times New Roman"/>
+          <w:rFonts w:ascii="Times New Roman" w:hAnsi="Times New Roman" w:eastAsia="Times New Roman" w:cs="Times New Roman"/>
           <w:sz w:val="28"/>
           <w:szCs w:val="28"/>
           <w:highlight w:val="none"/>
@@ -5629,7 +6688,7 @@
       </w:r>
       <w:r>
         <w:rPr>
-          <w:rFonts w:ascii="Times New Roman" w:hAnsi="Times New Roman" w:cs="Times New Roman"/>
+          <w:rFonts w:ascii="Times New Roman" w:hAnsi="Times New Roman" w:eastAsia="Times New Roman" w:cs="Times New Roman"/>
           <w:sz w:val="28"/>
           <w:szCs w:val="28"/>
           <w:highlight w:val="none"/>
@@ -5660,7 +6719,7 @@
       </w:r>
       <w:r>
         <w:rPr>
-          <w:rFonts w:ascii="Times New Roman" w:hAnsi="Times New Roman" w:cs="Times New Roman"/>
+          <w:rFonts w:ascii="Times New Roman" w:hAnsi="Times New Roman" w:eastAsia="Times New Roman" w:cs="Times New Roman"/>
           <w:sz w:val="28"/>
           <w:szCs w:val="28"/>
           <w:highlight w:val="none"/>
@@ -5668,7 +6727,7 @@
       </w:r>
       <w:r>
         <w:rPr>
-          <w:rFonts w:ascii="Times New Roman" w:hAnsi="Times New Roman" w:cs="Times New Roman"/>
+          <w:rFonts w:ascii="Times New Roman" w:hAnsi="Times New Roman" w:eastAsia="Times New Roman" w:cs="Times New Roman"/>
           <w:sz w:val="28"/>
           <w:szCs w:val="28"/>
           <w:highlight w:val="none"/>
@@ -5700,7 +6759,7 @@
       </w:r>
       <w:r>
         <w:rPr>
-          <w:rFonts w:ascii="Times New Roman" w:hAnsi="Times New Roman" w:cs="Times New Roman"/>
+          <w:rFonts w:ascii="Times New Roman" w:hAnsi="Times New Roman" w:eastAsia="Times New Roman" w:cs="Times New Roman"/>
           <w:sz w:val="28"/>
           <w:szCs w:val="28"/>
           <w:highlight w:val="none"/>
@@ -5708,7 +6767,7 @@
       </w:r>
       <w:r>
         <w:rPr>
-          <w:rFonts w:ascii="Times New Roman" w:hAnsi="Times New Roman" w:cs="Times New Roman"/>
+          <w:rFonts w:ascii="Times New Roman" w:hAnsi="Times New Roman" w:eastAsia="Times New Roman" w:cs="Times New Roman"/>
           <w:sz w:val="28"/>
           <w:szCs w:val="28"/>
           <w:highlight w:val="none"/>
@@ -5739,7 +6798,7 @@
       </w:r>
       <w:r>
         <w:rPr>
-          <w:rFonts w:ascii="Times New Roman" w:hAnsi="Times New Roman" w:cs="Times New Roman"/>
+          <w:rFonts w:ascii="Times New Roman" w:hAnsi="Times New Roman" w:eastAsia="Times New Roman" w:cs="Times New Roman"/>
           <w:sz w:val="28"/>
           <w:szCs w:val="28"/>
           <w:highlight w:val="none"/>
@@ -5747,7 +6806,7 @@
       </w:r>
       <w:r>
         <w:rPr>
-          <w:rFonts w:ascii="Times New Roman" w:hAnsi="Times New Roman" w:cs="Times New Roman"/>
+          <w:rFonts w:ascii="Times New Roman" w:hAnsi="Times New Roman" w:eastAsia="Times New Roman" w:cs="Times New Roman"/>
           <w:sz w:val="28"/>
           <w:szCs w:val="28"/>
           <w:highlight w:val="none"/>
@@ -5778,14 +6837,14 @@
       </w:r>
       <w:r>
         <w:rPr>
-          <w:rFonts w:ascii="Times New Roman" w:hAnsi="Times New Roman" w:cs="Times New Roman"/>
+          <w:rFonts w:ascii="Times New Roman" w:hAnsi="Times New Roman" w:eastAsia="Times New Roman" w:cs="Times New Roman"/>
           <w:sz w:val="28"/>
           <w:szCs w:val="28"/>
         </w:rPr>
       </w:r>
       <w:r>
         <w:rPr>
-          <w:rFonts w:ascii="Times New Roman" w:hAnsi="Times New Roman" w:cs="Times New Roman"/>
+          <w:rFonts w:ascii="Times New Roman" w:hAnsi="Times New Roman" w:eastAsia="Times New Roman" w:cs="Times New Roman"/>
           <w:sz w:val="28"/>
           <w:szCs w:val="28"/>
         </w:rPr>
@@ -5815,14 +6874,14 @@
       </w:r>
       <w:r>
         <w:rPr>
-          <w:rFonts w:ascii="Times New Roman" w:hAnsi="Times New Roman" w:cs="Times New Roman"/>
+          <w:rFonts w:ascii="Times New Roman" w:hAnsi="Times New Roman" w:eastAsia="Times New Roman" w:cs="Times New Roman"/>
           <w:sz w:val="28"/>
           <w:szCs w:val="28"/>
         </w:rPr>
       </w:r>
       <w:r>
         <w:rPr>
-          <w:rFonts w:ascii="Times New Roman" w:hAnsi="Times New Roman" w:cs="Times New Roman"/>
+          <w:rFonts w:ascii="Times New Roman" w:hAnsi="Times New Roman" w:eastAsia="Times New Roman" w:cs="Times New Roman"/>
           <w:sz w:val="28"/>
           <w:szCs w:val="28"/>
         </w:rPr>
@@ -5854,7 +6913,7 @@
       </w:r>
       <w:r>
         <w:rPr>
-          <w:rFonts w:ascii="Times New Roman" w:hAnsi="Times New Roman" w:cs="Times New Roman"/>
+          <w:rFonts w:ascii="Times New Roman" w:hAnsi="Times New Roman" w:eastAsia="Times New Roman" w:cs="Times New Roman"/>
           <w:sz w:val="28"/>
           <w:szCs w:val="28"/>
           <w:highlight w:val="none"/>
@@ -5863,7 +6922,7 @@
       </w:r>
       <w:r>
         <w:rPr>
-          <w:rFonts w:ascii="Times New Roman" w:hAnsi="Times New Roman" w:cs="Times New Roman"/>
+          <w:rFonts w:ascii="Times New Roman" w:hAnsi="Times New Roman" w:eastAsia="Times New Roman" w:cs="Times New Roman"/>
           <w:sz w:val="28"/>
           <w:szCs w:val="28"/>
           <w:highlight w:val="none"/>
@@ -5897,7 +6956,7 @@
       </w:r>
       <w:r>
         <w:rPr>
-          <w:rFonts w:ascii="Times New Roman" w:hAnsi="Times New Roman" w:cs="Times New Roman"/>
+          <w:rFonts w:ascii="Times New Roman" w:hAnsi="Times New Roman" w:eastAsia="Times New Roman" w:cs="Times New Roman"/>
           <w:sz w:val="28"/>
           <w:szCs w:val="28"/>
           <w:highlight w:val="none"/>
@@ -5906,7 +6965,7 @@
       </w:r>
       <w:r>
         <w:rPr>
-          <w:rFonts w:ascii="Times New Roman" w:hAnsi="Times New Roman" w:cs="Times New Roman"/>
+          <w:rFonts w:ascii="Times New Roman" w:hAnsi="Times New Roman" w:eastAsia="Times New Roman" w:cs="Times New Roman"/>
           <w:sz w:val="28"/>
           <w:szCs w:val="28"/>
           <w:highlight w:val="none"/>
@@ -5952,7 +7011,7 @@
       </w:r>
       <w:r>
         <w:rPr>
-          <w:rFonts w:ascii="Times New Roman" w:hAnsi="Times New Roman" w:cs="Times New Roman"/>
+          <w:rFonts w:ascii="Times New Roman" w:hAnsi="Times New Roman" w:eastAsia="Times New Roman" w:cs="Times New Roman"/>
           <w:sz w:val="28"/>
           <w:szCs w:val="28"/>
           <w:highlight w:val="none"/>
@@ -5961,7 +7020,7 @@
       </w:r>
       <w:r>
         <w:rPr>
-          <w:rFonts w:ascii="Times New Roman" w:hAnsi="Times New Roman" w:cs="Times New Roman"/>
+          <w:rFonts w:ascii="Times New Roman" w:hAnsi="Times New Roman" w:eastAsia="Times New Roman" w:cs="Times New Roman"/>
           <w:sz w:val="28"/>
           <w:szCs w:val="28"/>
           <w:highlight w:val="none"/>
@@ -6004,7 +7063,7 @@
       </w:r>
       <w:r>
         <w:rPr>
-          <w:rFonts w:ascii="Times New Roman" w:hAnsi="Times New Roman" w:cs="Times New Roman"/>
+          <w:rFonts w:ascii="Times New Roman" w:hAnsi="Times New Roman" w:eastAsia="Times New Roman" w:cs="Times New Roman"/>
           <w:sz w:val="28"/>
           <w:szCs w:val="28"/>
           <w:highlight w:val="none"/>
@@ -6013,7 +7072,7 @@
       </w:r>
       <w:r>
         <w:rPr>
-          <w:rFonts w:ascii="Times New Roman" w:hAnsi="Times New Roman" w:cs="Times New Roman"/>
+          <w:rFonts w:ascii="Times New Roman" w:hAnsi="Times New Roman" w:eastAsia="Times New Roman" w:cs="Times New Roman"/>
           <w:sz w:val="28"/>
           <w:szCs w:val="28"/>
           <w:highlight w:val="none"/>
@@ -6047,7 +7106,7 @@
       </w:r>
       <w:r>
         <w:rPr>
-          <w:rFonts w:ascii="Times New Roman" w:hAnsi="Times New Roman" w:cs="Times New Roman"/>
+          <w:rFonts w:ascii="Times New Roman" w:hAnsi="Times New Roman" w:eastAsia="Times New Roman" w:cs="Times New Roman"/>
           <w:sz w:val="28"/>
           <w:szCs w:val="28"/>
           <w:highlight w:val="none"/>
@@ -6056,7 +7115,7 @@
       </w:r>
       <w:r>
         <w:rPr>
-          <w:rFonts w:ascii="Times New Roman" w:hAnsi="Times New Roman" w:cs="Times New Roman"/>
+          <w:rFonts w:ascii="Times New Roman" w:hAnsi="Times New Roman" w:eastAsia="Times New Roman" w:cs="Times New Roman"/>
           <w:sz w:val="28"/>
           <w:szCs w:val="28"/>
           <w:highlight w:val="none"/>
@@ -8216,6 +9275,153 @@
         <w:ind w:hanging="180" w:left="6480"/>
       </w:pPr>
       <w:rPr/>
+      <w:start w:val="1"/>
+      <w:suff w:val="tab"/>
+    </w:lvl>
+  </w:abstractNum>
+  <w:abstractNum w:abstractNumId="14">
+    <w:nsid w:val="477DA1F8"/>
+    <w:lvl w:ilvl="0">
+      <w:isLgl w:val="false"/>
+      <w:lvlJc w:val="left"/>
+      <w:lvlText w:val="·"/>
+      <w:numFmt w:val="bullet"/>
+      <w:pPr>
+        <w:pBdr/>
+        <w:spacing/>
+        <w:ind w:hanging="360" w:left="720"/>
+      </w:pPr>
+      <w:rPr>
+        <w:rFonts w:hint="default" w:ascii="Symbol" w:hAnsi="Symbol" w:eastAsia="Symbol" w:cs="Symbol"/>
+      </w:rPr>
+      <w:start w:val="1"/>
+      <w:suff w:val="tab"/>
+    </w:lvl>
+    <w:lvl w:ilvl="1">
+      <w:isLgl w:val="false"/>
+      <w:lvlJc w:val="left"/>
+      <w:lvlText w:val="o"/>
+      <w:numFmt w:val="bullet"/>
+      <w:pPr>
+        <w:pBdr/>
+        <w:spacing/>
+        <w:ind w:hanging="360" w:left="1440"/>
+      </w:pPr>
+      <w:rPr>
+        <w:rFonts w:hint="default" w:ascii="Courier New" w:hAnsi="Courier New" w:eastAsia="Courier New" w:cs="Courier New"/>
+      </w:rPr>
+      <w:start w:val="1"/>
+      <w:suff w:val="tab"/>
+    </w:lvl>
+    <w:lvl w:ilvl="2">
+      <w:isLgl w:val="false"/>
+      <w:lvlJc w:val="left"/>
+      <w:lvlText w:val="§"/>
+      <w:numFmt w:val="bullet"/>
+      <w:pPr>
+        <w:pBdr/>
+        <w:spacing/>
+        <w:ind w:hanging="360" w:left="2160"/>
+      </w:pPr>
+      <w:rPr>
+        <w:rFonts w:hint="default" w:ascii="Wingdings" w:hAnsi="Wingdings" w:eastAsia="Wingdings" w:cs="Wingdings"/>
+      </w:rPr>
+      <w:start w:val="1"/>
+      <w:suff w:val="tab"/>
+    </w:lvl>
+    <w:lvl w:ilvl="3">
+      <w:isLgl w:val="false"/>
+      <w:lvlJc w:val="left"/>
+      <w:lvlText w:val="·"/>
+      <w:numFmt w:val="bullet"/>
+      <w:pPr>
+        <w:pBdr/>
+        <w:spacing/>
+        <w:ind w:hanging="360" w:left="2880"/>
+      </w:pPr>
+      <w:rPr>
+        <w:rFonts w:hint="default" w:ascii="Symbol" w:hAnsi="Symbol" w:eastAsia="Symbol" w:cs="Symbol"/>
+      </w:rPr>
+      <w:start w:val="1"/>
+      <w:suff w:val="tab"/>
+    </w:lvl>
+    <w:lvl w:ilvl="4">
+      <w:isLgl w:val="false"/>
+      <w:lvlJc w:val="left"/>
+      <w:lvlText w:val="o"/>
+      <w:numFmt w:val="bullet"/>
+      <w:pPr>
+        <w:pBdr/>
+        <w:spacing/>
+        <w:ind w:hanging="360" w:left="3600"/>
+      </w:pPr>
+      <w:rPr>
+        <w:rFonts w:hint="default" w:ascii="Courier New" w:hAnsi="Courier New" w:eastAsia="Courier New" w:cs="Courier New"/>
+      </w:rPr>
+      <w:start w:val="1"/>
+      <w:suff w:val="tab"/>
+    </w:lvl>
+    <w:lvl w:ilvl="5">
+      <w:isLgl w:val="false"/>
+      <w:lvlJc w:val="left"/>
+      <w:lvlText w:val="§"/>
+      <w:numFmt w:val="bullet"/>
+      <w:pPr>
+        <w:pBdr/>
+        <w:spacing/>
+        <w:ind w:hanging="360" w:left="4320"/>
+      </w:pPr>
+      <w:rPr>
+        <w:rFonts w:hint="default" w:ascii="Wingdings" w:hAnsi="Wingdings" w:eastAsia="Wingdings" w:cs="Wingdings"/>
+      </w:rPr>
+      <w:start w:val="1"/>
+      <w:suff w:val="tab"/>
+    </w:lvl>
+    <w:lvl w:ilvl="6">
+      <w:isLgl w:val="false"/>
+      <w:lvlJc w:val="left"/>
+      <w:lvlText w:val="·"/>
+      <w:numFmt w:val="bullet"/>
+      <w:pPr>
+        <w:pBdr/>
+        <w:spacing/>
+        <w:ind w:hanging="360" w:left="5040"/>
+      </w:pPr>
+      <w:rPr>
+        <w:rFonts w:hint="default" w:ascii="Symbol" w:hAnsi="Symbol" w:eastAsia="Symbol" w:cs="Symbol"/>
+      </w:rPr>
+      <w:start w:val="1"/>
+      <w:suff w:val="tab"/>
+    </w:lvl>
+    <w:lvl w:ilvl="7">
+      <w:isLgl w:val="false"/>
+      <w:lvlJc w:val="left"/>
+      <w:lvlText w:val="o"/>
+      <w:numFmt w:val="bullet"/>
+      <w:pPr>
+        <w:pBdr/>
+        <w:spacing/>
+        <w:ind w:hanging="360" w:left="5760"/>
+      </w:pPr>
+      <w:rPr>
+        <w:rFonts w:hint="default" w:ascii="Courier New" w:hAnsi="Courier New" w:eastAsia="Courier New" w:cs="Courier New"/>
+      </w:rPr>
+      <w:start w:val="1"/>
+      <w:suff w:val="tab"/>
+    </w:lvl>
+    <w:lvl w:ilvl="8">
+      <w:isLgl w:val="false"/>
+      <w:lvlJc w:val="left"/>
+      <w:lvlText w:val="§"/>
+      <w:numFmt w:val="bullet"/>
+      <w:pPr>
+        <w:pBdr/>
+        <w:spacing/>
+        <w:ind w:hanging="360" w:left="6480"/>
+      </w:pPr>
+      <w:rPr>
+        <w:rFonts w:hint="default" w:ascii="Wingdings" w:hAnsi="Wingdings" w:eastAsia="Wingdings" w:cs="Wingdings"/>
+      </w:rPr>
       <w:start w:val="1"/>
       <w:suff w:val="tab"/>
     </w:lvl>
@@ -8432,6 +9638,9 @@
   </w:num>
   <w:num w:numId="26">
     <w:abstractNumId w:val="13"/>
+  </w:num>
+  <w:num w:numId="27">
+    <w:abstractNumId w:val="14"/>
   </w:num>
 </w:numbering>
 </file>
